--- a/p5/submission/apbr_package/01_manuscript_blinded.docx
+++ b/p5/submission/apbr_package/01_manuscript_blinded.docx
@@ -2,7 +2,7 @@
 <file path=word/document.xml><?xml version="1.0" encoding="utf-8"?>
 <w:document xmlns:w="http://schemas.openxmlformats.org/wordprocessingml/2006/main" xmlns:m="http://schemas.openxmlformats.org/officeDocument/2006/math" xmlns:r="http://schemas.openxmlformats.org/officeDocument/2006/relationships" xmlns:o="urn:schemas-microsoft-com:office:office" xmlns:v="urn:schemas-microsoft-com:vml" xmlns:w10="urn:schemas-microsoft-com:office:word" xmlns:a="http://schemas.openxmlformats.org/drawingml/2006/main" xmlns:pic="http://schemas.openxmlformats.org/drawingml/2006/picture" xmlns:wp="http://schemas.openxmlformats.org/drawingml/2006/wordprocessingDrawing">
   <w:body>
-    <w:bookmarkStart w:id="81" w:name="Xeed239f9d2e1ce3a88fd46b256b65d8ab89b86a"/>
+    <w:bookmarkStart w:id="77" w:name="Xeed239f9d2e1ce3a88fd46b256b65d8ab89b86a"/>
     <w:p>
       <w:pPr>
         <w:pStyle w:val="Heading1"/>
@@ -14,119 +14,67 @@
     <w:p>
       <w:pPr>
         <w:pStyle w:val="FirstParagraph"/>
+      </w:pPr>
+      <w:r>
+        <w:rPr>
+          <w:iCs/>
+          <w:i/>
+        </w:rPr>
+        <w:t xml:space="preserve">Author details removed for blind review.</w:t>
+      </w:r>
+    </w:p>
+    <w:p>
+      <w:pPr>
+        <w:pStyle w:val="BodyText"/>
+      </w:pPr>
+      <w:r>
+        <w:rPr>
+          <w:iCs/>
+          <w:i/>
+        </w:rPr>
+        <w:t xml:space="preserve">Submission: International Journal of Emerging Markets (IJOEM)</w:t>
+      </w:r>
+    </w:p>
+    <w:p>
+      <w:pPr>
+        <w:pStyle w:val="BodyText"/>
       </w:pPr>
       <w:r>
         <w:rPr>
           <w:bCs/>
           <w:b/>
         </w:rPr>
-        <w:t xml:space="preserve">Do Thuy Huong</w:t>
-      </w:r>
-      <w:r>
-        <w:t xml:space="preserve"> </w:t>
-      </w:r>
-      <w:r>
-        <w:t xml:space="preserve">· College of Economics, Can Tho University ·</w:t>
-      </w:r>
-      <w:r>
-        <w:t xml:space="preserve"> </w:t>
-      </w:r>
-      <w:hyperlink r:id="rId20">
-        <w:r>
-          <w:rPr>
-            <w:rStyle w:val="Hyperlink"/>
-          </w:rPr>
-          <w:t xml:space="preserve">huongp1323001@gstudent.ctu.edu.vn</w:t>
-        </w:r>
-      </w:hyperlink>
-      <w:r>
-        <w:t xml:space="preserve"> </w:t>
-      </w:r>
-      <w:r>
-        <w:t xml:space="preserve">· ORCID:</w:t>
-      </w:r>
-      <w:r>
-        <w:t xml:space="preserve"> </w:t>
-      </w:r>
-      <w:hyperlink r:id="rId21">
-        <w:r>
-          <w:rPr>
-            <w:rStyle w:val="Hyperlink"/>
-          </w:rPr>
-          <w:t xml:space="preserve">0000-0002-7711-2487</w:t>
-        </w:r>
-      </w:hyperlink>
-      <w:r>
-        <w:br/>
-      </w:r>
+        <w:t xml:space="preserve">Manuscript classification:</w:t>
+      </w:r>
+      <w:r>
+        <w:t xml:space="preserve"> </w:t>
+      </w:r>
+      <w:r>
+        <w:t xml:space="preserve">research article.</w:t>
+      </w:r>
+    </w:p>
+    <w:p>
+      <w:pPr>
+        <w:pStyle w:val="BodyText"/>
+      </w:pPr>
       <w:r>
         <w:rPr>
           <w:bCs/>
           <w:b/>
         </w:rPr>
-        <w:t xml:space="preserve">Phan Anh Tu</w:t>
-      </w:r>
-      <w:r>
-        <w:t xml:space="preserve"> </w:t>
-      </w:r>
-      <w:r>
-        <w:rPr>
-          <w:iCs/>
-          <w:i/>
-        </w:rPr>
-        <w:t xml:space="preserve">(Corresponding author)</w:t>
-      </w:r>
-      <w:r>
-        <w:t xml:space="preserve"> </w:t>
-      </w:r>
-      <w:r>
-        <w:t xml:space="preserve">· College of Economics, Can Tho</w:t>
-      </w:r>
-      <w:r>
-        <w:t xml:space="preserve"> </w:t>
-      </w:r>
-      <w:r>
-        <w:t xml:space="preserve">University ·</w:t>
-      </w:r>
-      <w:r>
-        <w:t xml:space="preserve"> </w:t>
-      </w:r>
-      <w:hyperlink r:id="rId22">
-        <w:r>
-          <w:rPr>
-            <w:rStyle w:val="Hyperlink"/>
-          </w:rPr>
-          <w:t xml:space="preserve">patu@ctu.edu.vn</w:t>
-        </w:r>
-      </w:hyperlink>
-      <w:r>
-        <w:t xml:space="preserve"> </w:t>
-      </w:r>
-      <w:r>
-        <w:t xml:space="preserve">· ORCID:</w:t>
-      </w:r>
-      <w:r>
-        <w:t xml:space="preserve"> </w:t>
-      </w:r>
-      <w:hyperlink r:id="rId23">
-        <w:r>
-          <w:rPr>
-            <w:rStyle w:val="Hyperlink"/>
-          </w:rPr>
-          <w:t xml:space="preserve">0000-0003-0667-3137</w:t>
-        </w:r>
-      </w:hyperlink>
-    </w:p>
-    <w:p>
-      <w:pPr>
-        <w:pStyle w:val="BodyText"/>
-      </w:pPr>
-      <w:r>
-        <w:rPr>
-          <w:iCs/>
-          <w:i/>
-        </w:rPr>
-        <w:t xml:space="preserve">Submission: International Journal of Emerging Markets (IJOEM)</w:t>
+        <w:t xml:space="preserve">Word count</w:t>
+      </w:r>
+      <w:r>
+        <w:t xml:space="preserve"> </w:t>
+      </w:r>
+      <w:r>
+        <w:t xml:space="preserve">(main text excluding abstract, references, tables and</w:t>
+      </w:r>
+      <w:r>
+        <w:t xml:space="preserve"> </w:t>
+      </w:r>
+      <w:r>
+        <w:t xml:space="preserve">figures): approximately 7, 200 words.</w:t>
       </w:r>
     </w:p>
     <w:p>
@@ -138,13 +86,25 @@
           <w:bCs/>
           <w:b/>
         </w:rPr>
-        <w:t xml:space="preserve">Manuscript classification:</w:t>
-      </w:r>
-      <w:r>
-        <w:t xml:space="preserve"> </w:t>
-      </w:r>
-      <w:r>
-        <w:t xml:space="preserve">research article.</w:t>
+        <w:t xml:space="preserve">Tables:</w:t>
+      </w:r>
+      <w:r>
+        <w:t xml:space="preserve"> </w:t>
+      </w:r>
+      <w:r>
+        <w:t xml:space="preserve">3 (Table 1 descriptives by wave; Table 2 main threshold</w:t>
+      </w:r>
+      <w:r>
+        <w:t xml:space="preserve"> </w:t>
+      </w:r>
+      <w:r>
+        <w:t xml:space="preserve">model M2; Table 3 three-way moderation specification with joint</w:t>
+      </w:r>
+      <w:r>
+        <w:t xml:space="preserve"> </w:t>
+      </w:r>
+      <w:r>
+        <w:t xml:space="preserve">F-tests).</w:t>
       </w:r>
     </w:p>
     <w:p>
@@ -156,49 +116,73 @@
           <w:bCs/>
           <w:b/>
         </w:rPr>
-        <w:t xml:space="preserve">Word count</w:t>
-      </w:r>
-      <w:r>
-        <w:t xml:space="preserve"> </w:t>
-      </w:r>
-      <w:r>
-        <w:t xml:space="preserve">(main text excluding abstract, references, tables and</w:t>
-      </w:r>
-      <w:r>
-        <w:t xml:space="preserve"> </w:t>
-      </w:r>
-      <w:r>
-        <w:t xml:space="preserve">figures): approximately 7, 200 words.</w:t>
-      </w:r>
-    </w:p>
-    <w:p>
-      <w:pPr>
-        <w:pStyle w:val="BodyText"/>
+        <w:t xml:space="preserve">Figures:</w:t>
+      </w:r>
+      <w:r>
+        <w:t xml:space="preserve"> </w:t>
+      </w:r>
+      <w:r>
+        <w:t xml:space="preserve">4 (Figure 1 conceptual model; Figure 2 turning-point</w:t>
+      </w:r>
+      <w:r>
+        <w:t xml:space="preserve"> </w:t>
+      </w:r>
+      <w:r>
+        <w:t xml:space="preserve">estimates with 95% CIs; Figure 3 predicted I→P curves by wave; Figure 4</w:t>
+      </w:r>
+      <w:r>
+        <w:t xml:space="preserve"> </w:t>
+      </w:r>
+      <w:r>
+        <w:t xml:space="preserve">capability level-shift coefficients).</w:t>
+      </w:r>
+    </w:p>
+    <w:bookmarkStart w:id="20" w:name="abstract"/>
+    <w:p>
+      <w:pPr>
+        <w:pStyle w:val="Heading2"/>
+      </w:pPr>
+      <w:r>
+        <w:t xml:space="preserve">Abstract</w:t>
+      </w:r>
+    </w:p>
+    <w:p>
+      <w:pPr>
+        <w:pStyle w:val="FirstParagraph"/>
       </w:pPr>
       <w:r>
         <w:rPr>
           <w:bCs/>
           <w:b/>
         </w:rPr>
-        <w:t xml:space="preserve">Tables:</w:t>
-      </w:r>
-      <w:r>
-        <w:t xml:space="preserve"> </w:t>
-      </w:r>
-      <w:r>
-        <w:t xml:space="preserve">3 (Table 1 descriptives by wave; Table 2 main threshold</w:t>
-      </w:r>
-      <w:r>
-        <w:t xml:space="preserve"> </w:t>
-      </w:r>
-      <w:r>
-        <w:t xml:space="preserve">model M2; Table 3 three-way moderation specification with joint</w:t>
-      </w:r>
-      <w:r>
-        <w:t xml:space="preserve"> </w:t>
-      </w:r>
-      <w:r>
-        <w:t xml:space="preserve">F-tests).</w:t>
+        <w:t xml:space="preserve">Purpose</w:t>
+      </w:r>
+      <w:r>
+        <w:t xml:space="preserve">, This study examines whether the inverted-U relationship</w:t>
+      </w:r>
+      <w:r>
+        <w:t xml:space="preserve"> </w:t>
+      </w:r>
+      <w:r>
+        <w:t xml:space="preserve">between export intensity and firm performance among Chinese private</w:t>
+      </w:r>
+      <w:r>
+        <w:t xml:space="preserve"> </w:t>
+      </w:r>
+      <w:r>
+        <w:t xml:space="preserve">firms is structurally durable or wave-specific, and tests how</w:t>
+      </w:r>
+      <w:r>
+        <w:t xml:space="preserve"> </w:t>
+      </w:r>
+      <w:r>
+        <w:t xml:space="preserve">technological capability shapes this relationship across a decade of</w:t>
+      </w:r>
+      <w:r>
+        <w:t xml:space="preserve"> </w:t>
+      </w:r>
+      <w:r>
+        <w:t xml:space="preserve">structural change.</w:t>
       </w:r>
     </w:p>
     <w:p>
@@ -210,73 +194,109 @@
           <w:bCs/>
           <w:b/>
         </w:rPr>
-        <w:t xml:space="preserve">Figures:</w:t>
-      </w:r>
-      <w:r>
-        <w:t xml:space="preserve"> </w:t>
-      </w:r>
-      <w:r>
-        <w:t xml:space="preserve">4 (Figure 1 conceptual model; Figure 2 turning-point</w:t>
-      </w:r>
-      <w:r>
-        <w:t xml:space="preserve"> </w:t>
-      </w:r>
-      <w:r>
-        <w:t xml:space="preserve">estimates with 95% CIs; Figure 3 predicted I→P curves by wave; Figure 4</w:t>
-      </w:r>
-      <w:r>
-        <w:t xml:space="preserve"> </w:t>
-      </w:r>
-      <w:r>
-        <w:t xml:space="preserve">capability level-shift coefficients).</w:t>
-      </w:r>
-    </w:p>
-    <w:bookmarkStart w:id="24" w:name="abstract"/>
-    <w:p>
-      <w:pPr>
-        <w:pStyle w:val="Heading2"/>
-      </w:pPr>
-      <w:r>
-        <w:t xml:space="preserve">Abstract</w:t>
-      </w:r>
-    </w:p>
-    <w:p>
-      <w:pPr>
-        <w:pStyle w:val="FirstParagraph"/>
+        <w:t xml:space="preserve">Design/methodology/approach</w:t>
+      </w:r>
+      <w:r>
+        <w:t xml:space="preserve">, World Bank Enterprise Survey microdata</w:t>
+      </w:r>
+      <w:r>
+        <w:t xml:space="preserve"> </w:t>
+      </w:r>
+      <w:r>
+        <w:t xml:space="preserve">for China (2012, N = 2, 610; 2024, N = 1, 934; pooled N = 4, 544;</w:t>
+      </w:r>
+      <w:r>
+        <w:t xml:space="preserve"> </w:t>
+      </w:r>
+      <w:r>
+        <w:t xml:space="preserve">complete-case sample after listwise deletion on control variables) are</w:t>
+      </w:r>
+      <w:r>
+        <w:t xml:space="preserve"> </w:t>
+      </w:r>
+      <w:r>
+        <w:t xml:space="preserve">used to estimate quadratic models with cross-wave and capability</w:t>
+      </w:r>
+      <w:r>
+        <w:t xml:space="preserve"> </w:t>
+      </w:r>
+      <w:r>
+        <w:t xml:space="preserve">interactions; Paternoster (1998) z-tests and joint F-tests assess</w:t>
+      </w:r>
+      <w:r>
+        <w:t xml:space="preserve"> </w:t>
+      </w:r>
+      <w:r>
+        <w:t xml:space="preserve">temporal stability.</w:t>
+      </w:r>
+    </w:p>
+    <w:p>
+      <w:pPr>
+        <w:pStyle w:val="BodyText"/>
       </w:pPr>
       <w:r>
         <w:rPr>
           <w:bCs/>
           <w:b/>
         </w:rPr>
-        <w:t xml:space="preserve">Purpose</w:t>
-      </w:r>
-      <w:r>
-        <w:t xml:space="preserve">, This study examines whether the inverted-U relationship</w:t>
-      </w:r>
-      <w:r>
-        <w:t xml:space="preserve"> </w:t>
-      </w:r>
-      <w:r>
-        <w:t xml:space="preserve">between export intensity and firm performance among Chinese private</w:t>
-      </w:r>
-      <w:r>
-        <w:t xml:space="preserve"> </w:t>
-      </w:r>
-      <w:r>
-        <w:t xml:space="preserve">firms is structurally durable or wave-specific, and tests how</w:t>
-      </w:r>
-      <w:r>
-        <w:t xml:space="preserve"> </w:t>
-      </w:r>
-      <w:r>
-        <w:t xml:space="preserve">technological capability shapes this relationship across a decade of</w:t>
-      </w:r>
-      <w:r>
-        <w:t xml:space="preserve"> </w:t>
-      </w:r>
-      <w:r>
-        <w:t xml:space="preserve">structural change.</w:t>
+        <w:t xml:space="preserve">Findings</w:t>
+      </w:r>
+      <w:r>
+        <w:t xml:space="preserve">, Turning points remain within a tight range (49.4% in</w:t>
+      </w:r>
+      <w:r>
+        <w:t xml:space="preserve"> </w:t>
+      </w:r>
+      <w:r>
+        <w:t xml:space="preserve">2012, 47.2% in 2024, 48.8% pooled) with overlapping confidence</w:t>
+      </w:r>
+      <w:r>
+        <w:t xml:space="preserve"> </w:t>
+      </w:r>
+      <w:r>
+        <w:t xml:space="preserve">intervals. Paternoster tests do not reject coefficient equality across</w:t>
+      </w:r>
+      <w:r>
+        <w:t xml:space="preserve"> </w:t>
+      </w:r>
+      <w:r>
+        <w:t xml:space="preserve">waves (FSTS z = +0.82, p = .412; FSTS² z = −0.61, p = .545), supporting</w:t>
+      </w:r>
+      <w:r>
+        <w:t xml:space="preserve"> </w:t>
+      </w:r>
+      <w:r>
+        <w:t xml:space="preserve">H2b (structural durability) over H2a (environmental shift).</w:t>
+      </w:r>
+      <w:r>
+        <w:t xml:space="preserve"> </w:t>
+      </w:r>
+      <w:r>
+        <w:t xml:space="preserve">Technological capability is robustly associated with productivity in</w:t>
+      </w:r>
+      <w:r>
+        <w:t xml:space="preserve"> </w:t>
+      </w:r>
+      <w:r>
+        <w:t xml:space="preserve">both waves (β_z = +0.28 in 2012, +0.43 in 2024; both p &lt; .001) but does</w:t>
+      </w:r>
+      <w:r>
+        <w:t xml:space="preserve"> </w:t>
+      </w:r>
+      <w:r>
+        <w:t xml:space="preserve">not robustly moderate the I–P curvature. A single-item digital-presence</w:t>
+      </w:r>
+      <w:r>
+        <w:t xml:space="preserve"> </w:t>
+      </w:r>
+      <w:r>
+        <w:t xml:space="preserve">proxy is positively associated with productivity but is retained as a</w:t>
+      </w:r>
+      <w:r>
+        <w:t xml:space="preserve"> </w:t>
+      </w:r>
+      <w:r>
+        <w:t xml:space="preserve">baseline control, not a capability construct.</w:t>
       </w:r>
     </w:p>
     <w:p>
@@ -288,40 +308,52 @@
           <w:bCs/>
           <w:b/>
         </w:rPr>
-        <w:t xml:space="preserve">Design/methodology/approach</w:t>
-      </w:r>
-      <w:r>
-        <w:t xml:space="preserve">, World Bank Enterprise Survey microdata</w:t>
-      </w:r>
-      <w:r>
-        <w:t xml:space="preserve"> </w:t>
-      </w:r>
-      <w:r>
-        <w:t xml:space="preserve">for China (2012, N = 2, 610; 2024, N = 1, 934; pooled N = 4, 544;</w:t>
-      </w:r>
-      <w:r>
-        <w:t xml:space="preserve"> </w:t>
-      </w:r>
-      <w:r>
-        <w:t xml:space="preserve">complete-case sample after listwise deletion on control variables) are</w:t>
-      </w:r>
-      <w:r>
-        <w:t xml:space="preserve"> </w:t>
-      </w:r>
-      <w:r>
-        <w:t xml:space="preserve">used to estimate quadratic models with cross-wave and capability</w:t>
-      </w:r>
-      <w:r>
-        <w:t xml:space="preserve"> </w:t>
-      </w:r>
-      <w:r>
-        <w:t xml:space="preserve">interactions; Paternoster (1998) z-tests and joint F-tests assess</w:t>
-      </w:r>
-      <w:r>
-        <w:t xml:space="preserve"> </w:t>
-      </w:r>
-      <w:r>
-        <w:t xml:space="preserve">temporal stability.</w:t>
+        <w:t xml:space="preserve">Originality/value</w:t>
+      </w:r>
+      <w:r>
+        <w:t xml:space="preserve">, Despite substantial structural change between</w:t>
+      </w:r>
+      <w:r>
+        <w:t xml:space="preserve"> </w:t>
+      </w:r>
+      <w:r>
+        <w:t xml:space="preserve">2012 and 2024, the Chinese I–P trade-off is durably structural rather</w:t>
+      </w:r>
+      <w:r>
+        <w:t xml:space="preserve"> </w:t>
+      </w:r>
+      <w:r>
+        <w:t xml:space="preserve">than wave-specific. The study recasts the inverted-U threshold from a</w:t>
+      </w:r>
+      <w:r>
+        <w:t xml:space="preserve"> </w:t>
+      </w:r>
+      <w:r>
+        <w:t xml:space="preserve">sample-specific regularity into an enduring structural feature,</w:t>
+      </w:r>
+      <w:r>
+        <w:t xml:space="preserve"> </w:t>
+      </w:r>
+      <w:r>
+        <w:t xml:space="preserve">reinforced by null capability-curvature moderation. The within-country</w:t>
+      </w:r>
+      <w:r>
+        <w:t xml:space="preserve"> </w:t>
+      </w:r>
+      <w:r>
+        <w:t xml:space="preserve">temporal-stability evidence complements broader meta-analytic literature</w:t>
+      </w:r>
+      <w:r>
+        <w:t xml:space="preserve"> </w:t>
+      </w:r>
+      <w:r>
+        <w:t xml:space="preserve">on emerging-Asia I–P heterogeneity by holding institutional context</w:t>
+      </w:r>
+      <w:r>
+        <w:t xml:space="preserve"> </w:t>
+      </w:r>
+      <w:r>
+        <w:t xml:space="preserve">constant while varying time.</w:t>
       </w:r>
     </w:p>
     <w:p>
@@ -333,64 +365,25 @@
           <w:bCs/>
           <w:b/>
         </w:rPr>
-        <w:t xml:space="preserve">Findings</w:t>
-      </w:r>
-      <w:r>
-        <w:t xml:space="preserve">, Turning points remain within a tight range (49.4% in</w:t>
-      </w:r>
-      <w:r>
-        <w:t xml:space="preserve"> </w:t>
-      </w:r>
-      <w:r>
-        <w:t xml:space="preserve">2012, 47.2% in 2024, 48.8% pooled) with overlapping confidence</w:t>
-      </w:r>
-      <w:r>
-        <w:t xml:space="preserve"> </w:t>
-      </w:r>
-      <w:r>
-        <w:t xml:space="preserve">intervals. Paternoster tests do not reject coefficient equality across</w:t>
-      </w:r>
-      <w:r>
-        <w:t xml:space="preserve"> </w:t>
-      </w:r>
-      <w:r>
-        <w:t xml:space="preserve">waves (FSTS z = +0.82, p = .412; FSTS² z = −0.61, p = .545), supporting</w:t>
-      </w:r>
-      <w:r>
-        <w:t xml:space="preserve"> </w:t>
-      </w:r>
-      <w:r>
-        <w:t xml:space="preserve">H2b (structural durability) over H2a (environmental shift).</w:t>
-      </w:r>
-      <w:r>
-        <w:t xml:space="preserve"> </w:t>
-      </w:r>
-      <w:r>
-        <w:t xml:space="preserve">Technological capability is robustly associated with productivity in</w:t>
-      </w:r>
-      <w:r>
-        <w:t xml:space="preserve"> </w:t>
-      </w:r>
-      <w:r>
-        <w:t xml:space="preserve">both waves (β_z = +0.28 in 2012, +0.43 in 2024; both p &lt; .001) but does</w:t>
-      </w:r>
-      <w:r>
-        <w:t xml:space="preserve"> </w:t>
-      </w:r>
-      <w:r>
-        <w:t xml:space="preserve">not robustly moderate the I–P curvature. A single-item digital-presence</w:t>
-      </w:r>
-      <w:r>
-        <w:t xml:space="preserve"> </w:t>
-      </w:r>
-      <w:r>
-        <w:t xml:space="preserve">proxy is positively associated with productivity but is retained as a</w:t>
-      </w:r>
-      <w:r>
-        <w:t xml:space="preserve"> </w:t>
-      </w:r>
-      <w:r>
-        <w:t xml:space="preserve">baseline control, not a capability construct.</w:t>
+        <w:t xml:space="preserve">Keywords:</w:t>
+      </w:r>
+      <w:r>
+        <w:t xml:space="preserve"> </w:t>
+      </w:r>
+      <w:r>
+        <w:t xml:space="preserve">internationalisation–performance; export intensity;</w:t>
+      </w:r>
+      <w:r>
+        <w:t xml:space="preserve"> </w:t>
+      </w:r>
+      <w:r>
+        <w:t xml:space="preserve">threshold stability; technological capability; digital adoption; Chinese</w:t>
+      </w:r>
+      <w:r>
+        <w:t xml:space="preserve"> </w:t>
+      </w:r>
+      <w:r>
+        <w:t xml:space="preserve">private firms; World Bank Enterprise Survey.</w:t>
       </w:r>
     </w:p>
     <w:p>
@@ -402,52 +395,31 @@
           <w:bCs/>
           <w:b/>
         </w:rPr>
-        <w:t xml:space="preserve">Originality/value</w:t>
-      </w:r>
-      <w:r>
-        <w:t xml:space="preserve">, Despite substantial structural change between</w:t>
-      </w:r>
-      <w:r>
-        <w:t xml:space="preserve"> </w:t>
-      </w:r>
-      <w:r>
-        <w:t xml:space="preserve">2012 and 2024, the Chinese I–P trade-off is durably structural rather</w:t>
-      </w:r>
-      <w:r>
-        <w:t xml:space="preserve"> </w:t>
-      </w:r>
-      <w:r>
-        <w:t xml:space="preserve">than wave-specific. The study recasts the inverted-U threshold from a</w:t>
-      </w:r>
-      <w:r>
-        <w:t xml:space="preserve"> </w:t>
-      </w:r>
-      <w:r>
-        <w:t xml:space="preserve">sample-specific regularity into an enduring structural feature,</w:t>
-      </w:r>
-      <w:r>
-        <w:t xml:space="preserve"> </w:t>
-      </w:r>
-      <w:r>
-        <w:t xml:space="preserve">reinforced by null capability-curvature moderation. The within-country</w:t>
-      </w:r>
-      <w:r>
-        <w:t xml:space="preserve"> </w:t>
-      </w:r>
-      <w:r>
-        <w:t xml:space="preserve">temporal-stability evidence complements broader meta-analytic literature</w:t>
-      </w:r>
-      <w:r>
-        <w:t xml:space="preserve"> </w:t>
-      </w:r>
-      <w:r>
-        <w:t xml:space="preserve">on emerging-Asia I–P heterogeneity by holding institutional context</w:t>
-      </w:r>
-      <w:r>
-        <w:t xml:space="preserve"> </w:t>
-      </w:r>
-      <w:r>
-        <w:t xml:space="preserve">constant while varying time.</w:t>
+        <w:t xml:space="preserve">JEL classification:</w:t>
+      </w:r>
+      <w:r>
+        <w:t xml:space="preserve"> </w:t>
+      </w:r>
+      <w:r>
+        <w:t xml:space="preserve">F23 (multinational firms; international</w:t>
+      </w:r>
+      <w:r>
+        <w:t xml:space="preserve"> </w:t>
+      </w:r>
+      <w:r>
+        <w:t xml:space="preserve">business); O33 (technological change: choices and consequences); D22</w:t>
+      </w:r>
+      <w:r>
+        <w:t xml:space="preserve"> </w:t>
+      </w:r>
+      <w:r>
+        <w:t xml:space="preserve">(firm behaviour: empirical analysis); L25 (firm performance); O53</w:t>
+      </w:r>
+      <w:r>
+        <w:t xml:space="preserve"> </w:t>
+      </w:r>
+      <w:r>
+        <w:t xml:space="preserve">(economywide country studies: Asia including Middle East).</w:t>
       </w:r>
     </w:p>
     <w:p>
@@ -459,72 +431,6 @@
           <w:bCs/>
           <w:b/>
         </w:rPr>
-        <w:t xml:space="preserve">Keywords:</w:t>
-      </w:r>
-      <w:r>
-        <w:t xml:space="preserve"> </w:t>
-      </w:r>
-      <w:r>
-        <w:t xml:space="preserve">internationalisation–performance; export intensity;</w:t>
-      </w:r>
-      <w:r>
-        <w:t xml:space="preserve"> </w:t>
-      </w:r>
-      <w:r>
-        <w:t xml:space="preserve">threshold stability; technological capability; digital adoption; Chinese</w:t>
-      </w:r>
-      <w:r>
-        <w:t xml:space="preserve"> </w:t>
-      </w:r>
-      <w:r>
-        <w:t xml:space="preserve">private firms; World Bank Enterprise Survey.</w:t>
-      </w:r>
-    </w:p>
-    <w:p>
-      <w:pPr>
-        <w:pStyle w:val="BodyText"/>
-      </w:pPr>
-      <w:r>
-        <w:rPr>
-          <w:bCs/>
-          <w:b/>
-        </w:rPr>
-        <w:t xml:space="preserve">JEL classification:</w:t>
-      </w:r>
-      <w:r>
-        <w:t xml:space="preserve"> </w:t>
-      </w:r>
-      <w:r>
-        <w:t xml:space="preserve">F23 (multinational firms; international</w:t>
-      </w:r>
-      <w:r>
-        <w:t xml:space="preserve"> </w:t>
-      </w:r>
-      <w:r>
-        <w:t xml:space="preserve">business); O33 (technological change: choices and consequences); D22</w:t>
-      </w:r>
-      <w:r>
-        <w:t xml:space="preserve"> </w:t>
-      </w:r>
-      <w:r>
-        <w:t xml:space="preserve">(firm behaviour: empirical analysis); L25 (firm performance); O53</w:t>
-      </w:r>
-      <w:r>
-        <w:t xml:space="preserve"> </w:t>
-      </w:r>
-      <w:r>
-        <w:t xml:space="preserve">(economywide country studies: Asia including Middle East).</w:t>
-      </w:r>
-    </w:p>
-    <w:p>
-      <w:pPr>
-        <w:pStyle w:val="BodyText"/>
-      </w:pPr>
-      <w:r>
-        <w:rPr>
-          <w:bCs/>
-          <w:b/>
-        </w:rPr>
         <w:t xml:space="preserve">Paper type:</w:t>
       </w:r>
       <w:r>
@@ -534,8 +440,8 @@
         <w:t xml:space="preserve">Research paper.</w:t>
       </w:r>
     </w:p>
-    <w:bookmarkEnd w:id="24"/>
-    <w:bookmarkStart w:id="25" w:name="highlights"/>
+    <w:bookmarkEnd w:id="20"/>
+    <w:bookmarkStart w:id="21" w:name="highlights"/>
     <w:p>
       <w:pPr>
         <w:pStyle w:val="Heading2"/>
@@ -758,8 +664,8 @@
         <w:t xml:space="preserve">threshold centred around 48 % export intensity regardless of decade.</w:t>
       </w:r>
     </w:p>
-    <w:bookmarkEnd w:id="25"/>
-    <w:bookmarkStart w:id="26" w:name="Xe3d0fc0bea9a42ce7605565d0964033d7f6ee47"/>
+    <w:bookmarkEnd w:id="21"/>
+    <w:bookmarkStart w:id="22" w:name="Xe3d0fc0bea9a42ce7605565d0964033d7f6ee47"/>
     <w:p>
       <w:pPr>
         <w:pStyle w:val="Heading2"/>
@@ -1028,8 +934,8 @@
         <w:t xml:space="preserve">implications, limitations, and future directions.</w:t>
       </w:r>
     </w:p>
-    <w:bookmarkEnd w:id="26"/>
-    <w:bookmarkStart w:id="30" w:name="X8bf20a63f0decf7b16e99d564b9958ec4fbbb23"/>
+    <w:bookmarkEnd w:id="22"/>
+    <w:bookmarkStart w:id="26" w:name="X8bf20a63f0decf7b16e99d564b9958ec4fbbb23"/>
     <w:p>
       <w:pPr>
         <w:pStyle w:val="Heading2"/>
@@ -1038,7 +944,7 @@
         <w:t xml:space="preserve">2. Theory and Hypotheses</w:t>
       </w:r>
     </w:p>
-    <w:bookmarkStart w:id="27" w:name="Xe089a51cf00ad631dbcdfa837bfcf2befbbb388"/>
+    <w:bookmarkStart w:id="23" w:name="Xe089a51cf00ad631dbcdfa837bfcf2befbbb388"/>
     <w:p>
       <w:pPr>
         <w:pStyle w:val="Heading3"/>
@@ -1187,8 +1093,8 @@
         <w:t xml:space="preserve">cost-benefit inflection point.</w:t>
       </w:r>
     </w:p>
-    <w:bookmarkEnd w:id="27"/>
-    <w:bookmarkStart w:id="28" w:name="Xf1c81d13fe998b882da119ca3ec3b3d40ce5a1b"/>
+    <w:bookmarkEnd w:id="23"/>
+    <w:bookmarkStart w:id="24" w:name="Xf1c81d13fe998b882da119ca3ec3b3d40ce5a1b"/>
     <w:p>
       <w:pPr>
         <w:pStyle w:val="Heading3"/>
@@ -1379,8 +1285,8 @@
         <w:t xml:space="preserve">prediction).</w:t>
       </w:r>
     </w:p>
-    <w:bookmarkEnd w:id="28"/>
-    <w:bookmarkStart w:id="29" w:name="X505f50cd1f9abb1ab06672992aff36a1dc7f136"/>
+    <w:bookmarkEnd w:id="24"/>
+    <w:bookmarkStart w:id="25" w:name="X505f50cd1f9abb1ab06672992aff36a1dc7f136"/>
     <w:p>
       <w:pPr>
         <w:pStyle w:val="Heading3"/>
@@ -1651,9 +1557,9 @@
         <w:t xml:space="preserve">exploratory mechanism analyses evaluated in §4.5.</w:t>
       </w:r>
     </w:p>
-    <w:bookmarkEnd w:id="29"/>
-    <w:bookmarkEnd w:id="30"/>
-    <w:bookmarkStart w:id="34" w:name="X5eb800a903106e48a684e9ea9de39ed619b9df8"/>
+    <w:bookmarkEnd w:id="25"/>
+    <w:bookmarkEnd w:id="26"/>
+    <w:bookmarkStart w:id="30" w:name="X5eb800a903106e48a684e9ea9de39ed619b9df8"/>
     <w:p>
       <w:pPr>
         <w:pStyle w:val="Heading2"/>
@@ -1662,7 +1568,7 @@
         <w:t xml:space="preserve">3. Data and Methods</w:t>
       </w:r>
     </w:p>
-    <w:bookmarkStart w:id="31" w:name="X7539fb3dc2f98232f41138bc75cab658563f4ee"/>
+    <w:bookmarkStart w:id="27" w:name="X7539fb3dc2f98232f41138bc75cab658563f4ee"/>
     <w:p>
       <w:pPr>
         <w:pStyle w:val="Heading3"/>
@@ -2108,8 +2014,8 @@
         <w:t xml:space="preserve">Paternoster z-tests are invariant across the two sample definitions.</w:t>
       </w:r>
     </w:p>
-    <w:bookmarkEnd w:id="31"/>
-    <w:bookmarkStart w:id="32" w:name="X431a8b355211b47c6e494a5f659051454df4ed1"/>
+    <w:bookmarkEnd w:id="27"/>
+    <w:bookmarkStart w:id="28" w:name="X431a8b355211b47c6e494a5f659051454df4ed1"/>
     <w:p>
       <w:pPr>
         <w:pStyle w:val="Heading3"/>
@@ -2502,8 +2408,8 @@
         <w:t xml:space="preserve">dummies.</w:t>
       </w:r>
     </w:p>
-    <w:bookmarkEnd w:id="32"/>
-    <w:bookmarkStart w:id="33" w:name="X88d3b635b18ee197bee6ec760e4576787847be1"/>
+    <w:bookmarkEnd w:id="28"/>
+    <w:bookmarkStart w:id="29" w:name="X88d3b635b18ee197bee6ec760e4576787847be1"/>
     <w:p>
       <w:pPr>
         <w:pStyle w:val="Heading3"/>
@@ -2869,9 +2775,9 @@
         <w:t xml:space="preserve">three jointly-assessed hypotheses.</w:t>
       </w:r>
     </w:p>
-    <w:bookmarkEnd w:id="33"/>
-    <w:bookmarkEnd w:id="34"/>
-    <w:bookmarkStart w:id="41" w:name="X121719332867ee227f0a04b486098cee978c6e6"/>
+    <w:bookmarkEnd w:id="29"/>
+    <w:bookmarkEnd w:id="30"/>
+    <w:bookmarkStart w:id="37" w:name="X121719332867ee227f0a04b486098cee978c6e6"/>
     <w:p>
       <w:pPr>
         <w:pStyle w:val="Heading2"/>
@@ -2880,7 +2786,7 @@
         <w:t xml:space="preserve">4. Results</w:t>
       </w:r>
     </w:p>
-    <w:bookmarkStart w:id="35" w:name="Xcfcbc1028680fbd618b9b585dd17cf608861803"/>
+    <w:bookmarkStart w:id="31" w:name="Xcfcbc1028680fbd618b9b585dd17cf608861803"/>
     <w:p>
       <w:pPr>
         <w:pStyle w:val="Heading3"/>
@@ -3371,8 +3277,8 @@
         <w:t xml:space="preserve">of exporters.</w:t>
       </w:r>
     </w:p>
-    <w:bookmarkEnd w:id="35"/>
-    <w:bookmarkStart w:id="36" w:name="X34b83cd764295e21fd4e71e3151b388b8f2159e"/>
+    <w:bookmarkEnd w:id="31"/>
+    <w:bookmarkStart w:id="32" w:name="X34b83cd764295e21fd4e71e3151b388b8f2159e"/>
     <w:p>
       <w:pPr>
         <w:pStyle w:val="Heading3"/>
@@ -4262,8 +4168,8 @@
         <w:t xml:space="preserve">substantial overlap is consistent with structural durability (H2b).</w:t>
       </w:r>
     </w:p>
-    <w:bookmarkEnd w:id="36"/>
-    <w:bookmarkStart w:id="37" w:name="Xfe3c331420c241aa73c6296372277a6d3f913cb"/>
+    <w:bookmarkEnd w:id="32"/>
+    <w:bookmarkStart w:id="33" w:name="Xfe3c331420c241aa73c6296372277a6d3f913cb"/>
     <w:p>
       <w:pPr>
         <w:pStyle w:val="Heading3"/>
@@ -4360,8 +4266,8 @@
         <w:t xml:space="preserve">shaded bands are 95 % pointwise CIs.</w:t>
       </w:r>
     </w:p>
-    <w:bookmarkEnd w:id="37"/>
-    <w:bookmarkStart w:id="38" w:name="X86f6006676d1e9a822b51b562b1655386d9e86b"/>
+    <w:bookmarkEnd w:id="33"/>
+    <w:bookmarkStart w:id="34" w:name="X86f6006676d1e9a822b51b562b1655386d9e86b"/>
     <w:p>
       <w:pPr>
         <w:pStyle w:val="Heading3"/>
@@ -5299,8 +5205,8 @@
         <w:t xml:space="preserve">associations in both waves.</w:t>
       </w:r>
     </w:p>
-    <w:bookmarkEnd w:id="38"/>
-    <w:bookmarkStart w:id="39" w:name="Xdf31b4a83ae47f030a08265332b3138989411fc"/>
+    <w:bookmarkEnd w:id="34"/>
+    <w:bookmarkStart w:id="35" w:name="Xdf31b4a83ae47f030a08265332b3138989411fc"/>
     <w:p>
       <w:pPr>
         <w:pStyle w:val="Heading3"/>
@@ -5383,8 +5289,8 @@
         <w:t xml:space="preserve">identification claim (Antonakis et al., 2010; Shaver, 2020).</w:t>
       </w:r>
     </w:p>
-    <w:bookmarkEnd w:id="39"/>
-    <w:bookmarkStart w:id="40" w:name="X7b68f907ed55e65a2ee44288bf21fafeaedb955"/>
+    <w:bookmarkEnd w:id="35"/>
+    <w:bookmarkStart w:id="36" w:name="X7b68f907ed55e65a2ee44288bf21fafeaedb955"/>
     <w:p>
       <w:pPr>
         <w:pStyle w:val="Heading3"/>
@@ -5585,24 +5491,655 @@
         <w:t xml:space="preserve">FSTS and FSTS² remain significant with the same sign pattern.</w:t>
       </w:r>
     </w:p>
+    <w:bookmarkEnd w:id="36"/>
+    <w:bookmarkEnd w:id="37"/>
+    <w:bookmarkStart w:id="43" w:name="X735612638e4e736e4693e459c258977262c0dfc"/>
+    <w:p>
+      <w:pPr>
+        <w:pStyle w:val="Heading2"/>
+      </w:pPr>
+      <w:r>
+        <w:t xml:space="preserve">5. Discussion</w:t>
+      </w:r>
+    </w:p>
+    <w:bookmarkStart w:id="38" w:name="Xa0c03496b4c04a1649263a3e01d0b00bd039955"/>
+    <w:p>
+      <w:pPr>
+        <w:pStyle w:val="Heading3"/>
+      </w:pPr>
+      <w:r>
+        <w:t xml:space="preserve">5.1 Temporal Stability of the I–P Threshold</w:t>
+      </w:r>
+    </w:p>
+    <w:p>
+      <w:pPr>
+        <w:pStyle w:val="FirstParagraph"/>
+      </w:pPr>
+      <w:r>
+        <w:t xml:space="preserve">The central finding is that the inverted-U I–P threshold in Chinese</w:t>
+      </w:r>
+      <w:r>
+        <w:t xml:space="preserve"> </w:t>
+      </w:r>
+      <w:r>
+        <w:t xml:space="preserve">private firms is structurally durable. Turning points of 49.4 % (2012)</w:t>
+      </w:r>
+      <w:r>
+        <w:t xml:space="preserve"> </w:t>
+      </w:r>
+      <w:r>
+        <w:t xml:space="preserve">and 47.2 % (2024) are statistically indistinguishable by the Paternoster</w:t>
+      </w:r>
+      <w:r>
+        <w:t xml:space="preserve"> </w:t>
+      </w:r>
+      <w:r>
+        <w:t xml:space="preserve">test, and the pooled estimate (48.8 %) sits within both wave-specific</w:t>
+      </w:r>
+      <w:r>
+        <w:t xml:space="preserve"> </w:t>
+      </w:r>
+      <w:r>
+        <w:t xml:space="preserve">confidence intervals. This durability is notable given the scale of</w:t>
+      </w:r>
+      <w:r>
+        <w:t xml:space="preserve"> </w:t>
+      </w:r>
+      <w:r>
+        <w:t xml:space="preserve">structural change between the two survey waves, BRI reorientation, trade</w:t>
+      </w:r>
+      <w:r>
+        <w:t xml:space="preserve"> </w:t>
+      </w:r>
+      <w:r>
+        <w:t xml:space="preserve">friction, COVID-19, and challenges the environmental-determinism reading</w:t>
+      </w:r>
+      <w:r>
+        <w:t xml:space="preserve"> </w:t>
+      </w:r>
+      <w:r>
+        <w:t xml:space="preserve">of I–P curvature (H2a). The result is consistent with Bausch and Krist</w:t>
+      </w:r>
+      <w:r>
+        <w:t xml:space="preserve"> </w:t>
+      </w:r>
+      <w:r>
+        <w:t xml:space="preserve">(2007) meta-analytic evidence and Marano et al. (2016) institutional</w:t>
+      </w:r>
+      <w:r>
+        <w:t xml:space="preserve"> </w:t>
+      </w:r>
+      <w:r>
+        <w:t xml:space="preserve">moderator synthesis, which together suggest that inverted-U curvature is</w:t>
+      </w:r>
+      <w:r>
+        <w:t xml:space="preserve"> </w:t>
+      </w:r>
+      <w:r>
+        <w:t xml:space="preserve">a robust cross-context regularity rather than a sample-specific</w:t>
+      </w:r>
+      <w:r>
+        <w:t xml:space="preserve"> </w:t>
+      </w:r>
+      <w:r>
+        <w:t xml:space="preserve">artifact.</w:t>
+      </w:r>
+    </w:p>
+    <w:p>
+      <w:pPr>
+        <w:pStyle w:val="BodyText"/>
+      </w:pPr>
+      <w:r>
+        <w:t xml:space="preserve">For Chinese private firms, the threshold around 48 % export intensity</w:t>
+      </w:r>
+      <w:r>
+        <w:t xml:space="preserve"> </w:t>
+      </w:r>
+      <w:r>
+        <w:t xml:space="preserve">reflects a structural tension between learning-by-exporting gains</w:t>
+      </w:r>
+      <w:r>
+        <w:t xml:space="preserve"> </w:t>
+      </w:r>
+      <w:r>
+        <w:t xml:space="preserve">(active below threshold) and coordination cost escalation (active above</w:t>
+      </w:r>
+      <w:r>
+        <w:t xml:space="preserve"> </w:t>
+      </w:r>
+      <w:r>
+        <w:t xml:space="preserve">threshold) that is not mediated by a decade of policy and macroeconomic</w:t>
+      </w:r>
+      <w:r>
+        <w:t xml:space="preserve"> </w:t>
+      </w:r>
+      <w:r>
+        <w:t xml:space="preserve">change. The implication for managers is that allocating more than</w:t>
+      </w:r>
+      <w:r>
+        <w:t xml:space="preserve"> </w:t>
+      </w:r>
+      <w:r>
+        <w:t xml:space="preserve">roughly half of sales to direct exports tends to erode productivity</w:t>
+      </w:r>
+      <w:r>
+        <w:t xml:space="preserve"> </w:t>
+      </w:r>
+      <w:r>
+        <w:t xml:space="preserve">regardless of decade or external environment.</w:t>
+      </w:r>
+    </w:p>
+    <w:bookmarkEnd w:id="38"/>
+    <w:bookmarkStart w:id="39" w:name="X662147d669ae611953db259d7b4d93f76a97e61"/>
+    <w:p>
+      <w:pPr>
+        <w:pStyle w:val="Heading3"/>
+      </w:pPr>
+      <w:r>
+        <w:t xml:space="preserve">5.2 Technological Capability as Level-Shifter</w:t>
+      </w:r>
+    </w:p>
+    <w:p>
+      <w:pPr>
+        <w:pStyle w:val="FirstParagraph"/>
+      </w:pPr>
+      <w:r>
+        <w:t xml:space="preserve">The null moderation finding, F2 = 3.26, p = .039, not surviving</w:t>
+      </w:r>
+      <w:r>
+        <w:t xml:space="preserve"> </w:t>
+      </w:r>
+      <w:r>
+        <w:t xml:space="preserve">Bonferroni correction at α* = .017, consistent with H4b, has a precise</w:t>
+      </w:r>
+      <w:r>
+        <w:t xml:space="preserve"> </w:t>
+      </w:r>
+      <w:r>
+        <w:t xml:space="preserve">interpretation: TCI_full raises the productivity intercept in both waves</w:t>
+      </w:r>
+      <w:r>
+        <w:t xml:space="preserve"> </w:t>
+      </w:r>
+      <w:r>
+        <w:t xml:space="preserve">(β_z = +0.28 in 2012, +0.43 in 2024) but does not shift the</w:t>
+      </w:r>
+      <w:r>
+        <w:t xml:space="preserve"> </w:t>
+      </w:r>
+      <w:r>
+        <w:t xml:space="preserve">turning-point location or change the curvature. This is inconsistent</w:t>
+      </w:r>
+      <w:r>
+        <w:t xml:space="preserve"> </w:t>
+      </w:r>
+      <w:r>
+        <w:t xml:space="preserve">with H3 (rightward turning-point shift for high-capability firms) and</w:t>
+      </w:r>
+      <w:r>
+        <w:t xml:space="preserve"> </w:t>
+      </w:r>
+      <w:r>
+        <w:t xml:space="preserve">marginally consistent with H4a only under a non-Bonferroni threshold (F2</w:t>
+      </w:r>
+      <w:r>
+        <w:t xml:space="preserve"> </w:t>
+      </w:r>
+      <w:r>
+        <w:t xml:space="preserve">p = .039). The finding recasts the role of technological capability from</w:t>
+      </w:r>
+      <w:r>
+        <w:t xml:space="preserve"> </w:t>
+      </w:r>
+      <w:r>
+        <w:t xml:space="preserve">a curvature-moderator to a “level-shifter”: capability elevates</w:t>
+      </w:r>
+      <w:r>
+        <w:t xml:space="preserve"> </w:t>
+      </w:r>
+      <w:r>
+        <w:t xml:space="preserve">performance at every export-intensity level but does not allow firms to</w:t>
+      </w:r>
+      <w:r>
+        <w:t xml:space="preserve"> </w:t>
+      </w:r>
+      <w:r>
+        <w:t xml:space="preserve">safely exceed the threshold. The direct-effect strengthening from +0.28</w:t>
+      </w:r>
+      <w:r>
+        <w:t xml:space="preserve"> </w:t>
+      </w:r>
+      <w:r>
+        <w:t xml:space="preserve">to +0.43 (standardised) between 2012 and 2024 is consistent with the</w:t>
+      </w:r>
+      <w:r>
+        <w:t xml:space="preserve"> </w:t>
+      </w:r>
+      <w:r>
+        <w:t xml:space="preserve">hypothesis that digital and knowledge capital became more complementary</w:t>
+      </w:r>
+      <w:r>
+        <w:t xml:space="preserve"> </w:t>
+      </w:r>
+      <w:r>
+        <w:t xml:space="preserve">to productivity during this period (Nambisan et al., 2019; Volberda et</w:t>
+      </w:r>
+      <w:r>
+        <w:t xml:space="preserve"> </w:t>
+      </w:r>
+      <w:r>
+        <w:t xml:space="preserve">al., 2021), but the mechanism remains exploratory.</w:t>
+      </w:r>
+    </w:p>
+    <w:p>
+      <w:pPr>
+        <w:pStyle w:val="BodyText"/>
+      </w:pPr>
+      <w:r>
+        <w:t xml:space="preserve">This finding is consistent with Avenyo et al. (2021), who find that</w:t>
+      </w:r>
+      <w:r>
+        <w:t xml:space="preserve"> </w:t>
+      </w:r>
+      <w:r>
+        <w:t xml:space="preserve">productive capabilities affect export performance levels but not the</w:t>
+      </w:r>
+      <w:r>
+        <w:t xml:space="preserve"> </w:t>
+      </w:r>
+      <w:r>
+        <w:t xml:space="preserve">shape of the export–productivity curve in African manufacturing firms.</w:t>
+      </w:r>
+      <w:r>
+        <w:t xml:space="preserve"> </w:t>
+      </w:r>
+      <w:r>
+        <w:t xml:space="preserve">The parallel is noteworthy: capability may be a universal level-shifter</w:t>
+      </w:r>
+      <w:r>
+        <w:t xml:space="preserve"> </w:t>
+      </w:r>
+      <w:r>
+        <w:t xml:space="preserve">but not a universal curvature-moderator across emerging economy</w:t>
+      </w:r>
+      <w:r>
+        <w:t xml:space="preserve"> </w:t>
+      </w:r>
+      <w:r>
+        <w:t xml:space="preserve">contexts.</w:t>
+      </w:r>
+    </w:p>
+    <w:p>
+      <w:pPr>
+        <w:pStyle w:val="BodyText"/>
+      </w:pPr>
+      <w:r>
+        <w:t xml:space="preserve">The null TCI moderation of curvature in China is consistent with P4</w:t>
+      </w:r>
+      <w:r>
+        <w:t xml:space="preserve"> </w:t>
+      </w:r>
+      <w:r>
+        <w:t xml:space="preserve">Singapore (where TCI operates only as a direct productivity enhancer</w:t>
+      </w:r>
+      <w:r>
+        <w:t xml:space="preserve"> </w:t>
+      </w:r>
+      <w:r>
+        <w:t xml:space="preserve">without moderating the I→P slope). This pattern emerges across two</w:t>
+      </w:r>
+      <w:r>
+        <w:t xml:space="preserve"> </w:t>
+      </w:r>
+      <w:r>
+        <w:t xml:space="preserve">institutionally distinct economies: China (Emerging/Upper-middle</w:t>
+      </w:r>
+      <w:r>
+        <w:t xml:space="preserve"> </w:t>
+      </w:r>
+      <w:r>
+        <w:t xml:space="preserve">transition) and Singapore (Advanced innovation-driven). The</w:t>
+      </w:r>
+      <w:r>
+        <w:t xml:space="preserve"> </w:t>
+      </w:r>
+      <w:r>
+        <w:t xml:space="preserve">ICRV-contingency interpretation suggests that TCI moderation of</w:t>
+      </w:r>
+      <w:r>
+        <w:t xml:space="preserve"> </w:t>
+      </w:r>
+      <w:r>
+        <w:t xml:space="preserve">curvature may be concentrated in transitional economies with fragmented</w:t>
+      </w:r>
+      <w:r>
+        <w:t xml:space="preserve"> </w:t>
+      </w:r>
+      <w:r>
+        <w:t xml:space="preserve">markets (P3 Vietnam: significant; Institutional voids create</w:t>
+      </w:r>
+      <w:r>
+        <w:t xml:space="preserve"> </w:t>
+      </w:r>
+      <w:r>
+        <w:t xml:space="preserve">heterogeneous absorption of TCI rents). The finding constitutes an</w:t>
+      </w:r>
+      <w:r>
+        <w:t xml:space="preserve"> </w:t>
+      </w:r>
+      <w:r>
+        <w:t xml:space="preserve">institutional specification that identifies when TCI matters for the</w:t>
+      </w:r>
+      <w:r>
+        <w:t xml:space="preserve"> </w:t>
+      </w:r>
+      <w:r>
+        <w:t xml:space="preserve">slope versus the intercept.</w:t>
+      </w:r>
+    </w:p>
+    <w:bookmarkEnd w:id="39"/>
+    <w:bookmarkStart w:id="40" w:name="Xeab358fda242154d2e818677c8845f988021d48"/>
+    <w:p>
+      <w:pPr>
+        <w:pStyle w:val="Heading3"/>
+      </w:pPr>
+      <w:r>
+        <w:t xml:space="preserve">5.3 Digital Adoption as Baseline Control</w:t>
+      </w:r>
+    </w:p>
+    <w:p>
+      <w:pPr>
+        <w:pStyle w:val="FirstParagraph"/>
+      </w:pPr>
+      <w:r>
+        <w:t xml:space="preserve">DAI_core (own-website) enters positively and significantly in both waves</w:t>
+      </w:r>
+      <w:r>
+        <w:t xml:space="preserve"> </w:t>
+      </w:r>
+      <w:r>
+        <w:t xml:space="preserve">but does not add explanatory power to the inverted-U curvature beyond</w:t>
+      </w:r>
+      <w:r>
+        <w:t xml:space="preserve"> </w:t>
+      </w:r>
+      <w:r>
+        <w:t xml:space="preserve">TCI_full. The mechanism sketch (§4.5) suggests a partial mediation</w:t>
+      </w:r>
+      <w:r>
+        <w:t xml:space="preserve"> </w:t>
+      </w:r>
+      <w:r>
+        <w:t xml:space="preserve">pathway (TCI → DAI → lnLP), but the effect is small and the</w:t>
+      </w:r>
+      <w:r>
+        <w:t xml:space="preserve"> </w:t>
+      </w:r>
+      <w:r>
+        <w:t xml:space="preserve">identification assumptions are not fully met with a single-wave</w:t>
+      </w:r>
+      <w:r>
+        <w:t xml:space="preserve"> </w:t>
+      </w:r>
+      <w:r>
+        <w:t xml:space="preserve">cross-section. The correct interpretation is that digital presence is a</w:t>
+      </w:r>
+      <w:r>
+        <w:t xml:space="preserve"> </w:t>
+      </w:r>
+      <w:r>
+        <w:t xml:space="preserve">complement to productivity rather than a capability construct in this</w:t>
+      </w:r>
+      <w:r>
+        <w:t xml:space="preserve"> </w:t>
+      </w:r>
+      <w:r>
+        <w:t xml:space="preserve">setting. Researchers seeking to operationalise digital capability in</w:t>
+      </w:r>
+      <w:r>
+        <w:t xml:space="preserve"> </w:t>
+      </w:r>
+      <w:r>
+        <w:t xml:space="preserve">future WBES-based work should consider a richer composite (Verhoef et</w:t>
+      </w:r>
+      <w:r>
+        <w:t xml:space="preserve"> </w:t>
+      </w:r>
+      <w:r>
+        <w:t xml:space="preserve">al., 2021; Vial, 2019) once multi-item digital items become available</w:t>
+      </w:r>
+      <w:r>
+        <w:t xml:space="preserve"> </w:t>
+      </w:r>
+      <w:r>
+        <w:t xml:space="preserve">across waves.</w:t>
+      </w:r>
+    </w:p>
     <w:bookmarkEnd w:id="40"/>
+    <w:bookmarkStart w:id="41" w:name="X47b33dbf897054d79ce3d759da46f0a1ef21be8"/>
+    <w:p>
+      <w:pPr>
+        <w:pStyle w:val="Heading3"/>
+      </w:pPr>
+      <w:r>
+        <w:t xml:space="preserve">5.4 Limitations</w:t>
+      </w:r>
+    </w:p>
+    <w:p>
+      <w:pPr>
+        <w:pStyle w:val="FirstParagraph"/>
+      </w:pPr>
+      <w:r>
+        <w:t xml:space="preserve">Four inferential bounds apply. First, because WBES data are</w:t>
+      </w:r>
+      <w:r>
+        <w:t xml:space="preserve"> </w:t>
+      </w:r>
+      <w:r>
+        <w:t xml:space="preserve">cross-sectional within each wave and panel matching across 2012 and 2024</w:t>
+      </w:r>
+      <w:r>
+        <w:t xml:space="preserve"> </w:t>
+      </w:r>
+      <w:r>
+        <w:t xml:space="preserve">is not possible due to WBES anonymisation, the temporal stability</w:t>
+      </w:r>
+      <w:r>
+        <w:t xml:space="preserve"> </w:t>
+      </w:r>
+      <w:r>
+        <w:t xml:space="preserve">analysis cannot be interpreted as within-firm change; it compares</w:t>
+      </w:r>
+      <w:r>
+        <w:t xml:space="preserve"> </w:t>
+      </w:r>
+      <w:r>
+        <w:t xml:space="preserve">population-representative cross-sections, and longitudinal causal claims</w:t>
+      </w:r>
+      <w:r>
+        <w:t xml:space="preserve"> </w:t>
+      </w:r>
+      <w:r>
+        <w:t xml:space="preserve">require matched-panel designs such as those available in some</w:t>
+      </w:r>
+      <w:r>
+        <w:t xml:space="preserve"> </w:t>
+      </w:r>
+      <w:r>
+        <w:t xml:space="preserve">country-specific WBES supplements (Hitt et al., 1997). Second, labour</w:t>
+      </w:r>
+      <w:r>
+        <w:t xml:space="preserve"> </w:t>
+      </w:r>
+      <w:r>
+        <w:t xml:space="preserve">productivity (log sales/employees) conflates wage trends and capital</w:t>
+      </w:r>
+      <w:r>
+        <w:t xml:space="preserve"> </w:t>
+      </w:r>
+      <w:r>
+        <w:t xml:space="preserve">deepening, so conclusions about productive efficiency rather than</w:t>
+      </w:r>
+      <w:r>
+        <w:t xml:space="preserve"> </w:t>
+      </w:r>
+      <w:r>
+        <w:t xml:space="preserve">revenue-per-employee ratios remain tentative; the Levinsohn–Petrin TFP</w:t>
+      </w:r>
+      <w:r>
+        <w:t xml:space="preserve"> </w:t>
+      </w:r>
+      <w:r>
+        <w:t xml:space="preserve">robustness check (§4.6) partially addresses this concern, though it</w:t>
+      </w:r>
+      <w:r>
+        <w:t xml:space="preserve"> </w:t>
+      </w:r>
+      <w:r>
+        <w:t xml:space="preserve">introduces its own production-function assumptions (Shaver, 2020).</w:t>
+      </w:r>
+      <w:r>
+        <w:t xml:space="preserve"> </w:t>
+      </w:r>
+      <w:r>
+        <w:t xml:space="preserve">Third, the TCI_full composite relies on self-reported WBES items, which</w:t>
+      </w:r>
+      <w:r>
+        <w:t xml:space="preserve"> </w:t>
+      </w:r>
+      <w:r>
+        <w:t xml:space="preserve">introduces common-method bias within each wave; future work could</w:t>
+      </w:r>
+      <w:r>
+        <w:t xml:space="preserve"> </w:t>
+      </w:r>
+      <w:r>
+        <w:t xml:space="preserve">triangulate with administrative patent or certification registry data to</w:t>
+      </w:r>
+      <w:r>
+        <w:t xml:space="preserve"> </w:t>
+      </w:r>
+      <w:r>
+        <w:t xml:space="preserve">validate the composite. Fourth, the single-item DAI_core binary proxy</w:t>
+      </w:r>
+      <w:r>
+        <w:t xml:space="preserve"> </w:t>
+      </w:r>
+      <w:r>
+        <w:t xml:space="preserve">cannot support strong conclusions about digital capability as a</w:t>
+      </w:r>
+      <w:r>
+        <w:t xml:space="preserve"> </w:t>
+      </w:r>
+      <w:r>
+        <w:t xml:space="preserve">construct; a multi-item composite (Verhoef et al., 2021) would be needed</w:t>
+      </w:r>
+      <w:r>
+        <w:t xml:space="preserve"> </w:t>
+      </w:r>
+      <w:r>
+        <w:t xml:space="preserve">to test the TCI–DAI mediation pathway rigorously.</w:t>
+      </w:r>
+    </w:p>
     <w:bookmarkEnd w:id="41"/>
-    <w:bookmarkStart w:id="47" w:name="X735612638e4e736e4693e459c258977262c0dfc"/>
+    <w:bookmarkStart w:id="42" w:name="X6239b91c09f491af0efd332004cb71e9de7a16c"/>
+    <w:p>
+      <w:pPr>
+        <w:pStyle w:val="Heading3"/>
+      </w:pPr>
+      <w:r>
+        <w:t xml:space="preserve">5.5 Future Research</w:t>
+      </w:r>
+    </w:p>
+    <w:p>
+      <w:pPr>
+        <w:pStyle w:val="FirstParagraph"/>
+      </w:pPr>
+      <w:r>
+        <w:t xml:space="preserve">Several directions emerge from this study. First, future work should use</w:t>
+      </w:r>
+      <w:r>
+        <w:t xml:space="preserve"> </w:t>
+      </w:r>
+      <w:r>
+        <w:t xml:space="preserve">WBES panel data (where available for other countries) to test</w:t>
+      </w:r>
+      <w:r>
+        <w:t xml:space="preserve"> </w:t>
+      </w:r>
+      <w:r>
+        <w:t xml:space="preserve">within-firm temporal dynamics of the I–P threshold. Second, the</w:t>
+      </w:r>
+      <w:r>
+        <w:t xml:space="preserve"> </w:t>
+      </w:r>
+      <w:r>
+        <w:t xml:space="preserve">level-shift strengthening of TCI_full between waves invites</w:t>
+      </w:r>
+      <w:r>
+        <w:t xml:space="preserve"> </w:t>
+      </w:r>
+      <w:r>
+        <w:t xml:space="preserve">investigation of the mechanisms by which technological capability became</w:t>
+      </w:r>
+      <w:r>
+        <w:t xml:space="preserve"> </w:t>
+      </w:r>
+      <w:r>
+        <w:t xml:space="preserve">more productivity-enhancing between 2012 and 2024. Third, the</w:t>
+      </w:r>
+      <w:r>
+        <w:t xml:space="preserve"> </w:t>
+      </w:r>
+      <w:r>
+        <w:t xml:space="preserve">digital-capability proxy could be enriched using WBES’s emerging</w:t>
+      </w:r>
+      <w:r>
+        <w:t xml:space="preserve"> </w:t>
+      </w:r>
+      <w:r>
+        <w:t xml:space="preserve">e-commerce and platform-sales items (available in some country waves),</w:t>
+      </w:r>
+      <w:r>
+        <w:t xml:space="preserve"> </w:t>
+      </w:r>
+      <w:r>
+        <w:t xml:space="preserve">enabling a more rigorous test of the TCI–DAI mediation pathway. Readers</w:t>
+      </w:r>
+      <w:r>
+        <w:t xml:space="preserve"> </w:t>
+      </w:r>
+      <w:r>
+        <w:t xml:space="preserve">should note that a companion analysis (Đỗ &amp; Phan, 2026) examines a</w:t>
+      </w:r>
+      <w:r>
+        <w:t xml:space="preserve"> </w:t>
+      </w:r>
+      <w:r>
+        <w:t xml:space="preserve">manufacturing-only extraction and GVC-position moderator using the same</w:t>
+      </w:r>
+      <w:r>
+        <w:t xml:space="preserve"> </w:t>
+      </w:r>
+      <w:r>
+        <w:t xml:space="preserve">WBES waves; the present manuscript focuses on the full private-firm</w:t>
+      </w:r>
+      <w:r>
+        <w:t xml:space="preserve"> </w:t>
+      </w:r>
+      <w:r>
+        <w:t xml:space="preserve">frame and threshold stability.</w:t>
+      </w:r>
+    </w:p>
+    <w:bookmarkEnd w:id="42"/>
+    <w:bookmarkEnd w:id="43"/>
+    <w:bookmarkStart w:id="44" w:name="X6b297cc947e0db5526be369b1f0f4ddc67b2415"/>
     <w:p>
       <w:pPr>
         <w:pStyle w:val="Heading2"/>
       </w:pPr>
       <w:r>
-        <w:t xml:space="preserve">5. Discussion</w:t>
-      </w:r>
-    </w:p>
-    <w:bookmarkStart w:id="42" w:name="Xa0c03496b4c04a1649263a3e01d0b00bd039955"/>
-    <w:p>
-      <w:pPr>
-        <w:pStyle w:val="Heading3"/>
-      </w:pPr>
-      <w:r>
-        <w:t xml:space="preserve">5.1 Temporal Stability of the I–P Threshold</w:t>
+        <w:t xml:space="preserve">6. Conclusion</w:t>
       </w:r>
     </w:p>
     <w:p>
@@ -5610,127 +6147,107 @@
         <w:pStyle w:val="FirstParagraph"/>
       </w:pPr>
       <w:r>
-        <w:t xml:space="preserve">The central finding is that the inverted-U I–P threshold in Chinese</w:t>
-      </w:r>
-      <w:r>
-        <w:t xml:space="preserve"> </w:t>
-      </w:r>
-      <w:r>
-        <w:t xml:space="preserve">private firms is structurally durable. Turning points of 49.4 % (2012)</w:t>
-      </w:r>
-      <w:r>
-        <w:t xml:space="preserve"> </w:t>
-      </w:r>
-      <w:r>
-        <w:t xml:space="preserve">and 47.2 % (2024) are statistically indistinguishable by the Paternoster</w:t>
-      </w:r>
-      <w:r>
-        <w:t xml:space="preserve"> </w:t>
-      </w:r>
-      <w:r>
-        <w:t xml:space="preserve">test, and the pooled estimate (48.8 %) sits within both wave-specific</w:t>
-      </w:r>
-      <w:r>
-        <w:t xml:space="preserve"> </w:t>
-      </w:r>
-      <w:r>
-        <w:t xml:space="preserve">confidence intervals. This durability is notable given the scale of</w:t>
-      </w:r>
-      <w:r>
-        <w:t xml:space="preserve"> </w:t>
-      </w:r>
-      <w:r>
-        <w:t xml:space="preserve">structural change between the two survey waves, BRI reorientation, trade</w:t>
-      </w:r>
-      <w:r>
-        <w:t xml:space="preserve"> </w:t>
-      </w:r>
-      <w:r>
-        <w:t xml:space="preserve">friction, COVID-19, and challenges the environmental-determinism reading</w:t>
-      </w:r>
-      <w:r>
-        <w:t xml:space="preserve"> </w:t>
-      </w:r>
-      <w:r>
-        <w:t xml:space="preserve">of I–P curvature (H2a). The result is consistent with Bausch and Krist</w:t>
-      </w:r>
-      <w:r>
-        <w:t xml:space="preserve"> </w:t>
-      </w:r>
-      <w:r>
-        <w:t xml:space="preserve">(2007) meta-analytic evidence and Marano et al. (2016) institutional</w:t>
-      </w:r>
-      <w:r>
-        <w:t xml:space="preserve"> </w:t>
-      </w:r>
-      <w:r>
-        <w:t xml:space="preserve">moderator synthesis, which together suggest that inverted-U curvature is</w:t>
-      </w:r>
-      <w:r>
-        <w:t xml:space="preserve"> </w:t>
-      </w:r>
-      <w:r>
-        <w:t xml:space="preserve">a robust cross-context regularity rather than a sample-specific</w:t>
-      </w:r>
-      <w:r>
-        <w:t xml:space="preserve"> </w:t>
-      </w:r>
-      <w:r>
-        <w:t xml:space="preserve">artifact.</w:t>
-      </w:r>
-    </w:p>
-    <w:p>
-      <w:pPr>
-        <w:pStyle w:val="BodyText"/>
-      </w:pPr>
-      <w:r>
-        <w:t xml:space="preserve">For Chinese private firms, the threshold around 48 % export intensity</w:t>
-      </w:r>
-      <w:r>
-        <w:t xml:space="preserve"> </w:t>
-      </w:r>
-      <w:r>
-        <w:t xml:space="preserve">reflects a structural tension between learning-by-exporting gains</w:t>
-      </w:r>
-      <w:r>
-        <w:t xml:space="preserve"> </w:t>
-      </w:r>
-      <w:r>
-        <w:t xml:space="preserve">(active below threshold) and coordination cost escalation (active above</w:t>
-      </w:r>
-      <w:r>
-        <w:t xml:space="preserve"> </w:t>
-      </w:r>
-      <w:r>
-        <w:t xml:space="preserve">threshold) that is not mediated by a decade of policy and macroeconomic</w:t>
-      </w:r>
-      <w:r>
-        <w:t xml:space="preserve"> </w:t>
-      </w:r>
-      <w:r>
-        <w:t xml:space="preserve">change. The implication for managers is that allocating more than</w:t>
-      </w:r>
-      <w:r>
-        <w:t xml:space="preserve"> </w:t>
-      </w:r>
-      <w:r>
-        <w:t xml:space="preserve">roughly half of sales to direct exports tends to erode productivity</w:t>
-      </w:r>
-      <w:r>
-        <w:t xml:space="preserve"> </w:t>
-      </w:r>
-      <w:r>
-        <w:t xml:space="preserve">regardless of decade or external environment.</w:t>
-      </w:r>
-    </w:p>
-    <w:bookmarkEnd w:id="42"/>
-    <w:bookmarkStart w:id="43" w:name="X662147d669ae611953db259d7b4d93f76a97e61"/>
-    <w:p>
-      <w:pPr>
-        <w:pStyle w:val="Heading3"/>
-      </w:pPr>
-      <w:r>
-        <w:t xml:space="preserve">5.2 Technological Capability as Level-Shifter</w:t>
+        <w:t xml:space="preserve">This study examined whether the inverted-U I–P relationship in Chinese</w:t>
+      </w:r>
+      <w:r>
+        <w:t xml:space="preserve"> </w:t>
+      </w:r>
+      <w:r>
+        <w:t xml:space="preserve">private firms is structurally durable or wave-specific, and tested</w:t>
+      </w:r>
+      <w:r>
+        <w:t xml:space="preserve"> </w:t>
+      </w:r>
+      <w:r>
+        <w:t xml:space="preserve">whether technological capability moderates the curvature. Using WBES</w:t>
+      </w:r>
+      <w:r>
+        <w:t xml:space="preserve"> </w:t>
+      </w:r>
+      <w:r>
+        <w:t xml:space="preserve">microdata for China (2012 and 2024), we find that turning points (49.4 %</w:t>
+      </w:r>
+      <w:r>
+        <w:t xml:space="preserve"> </w:t>
+      </w:r>
+      <w:r>
+        <w:t xml:space="preserve">and 47.2 %) are statistically indistinguishable across waves</w:t>
+      </w:r>
+      <w:r>
+        <w:t xml:space="preserve"> </w:t>
+      </w:r>
+      <w:r>
+        <w:t xml:space="preserve">(Paternoster z-tests: FSTS z = +0.82, p = .412; FSTS² z = −0.61, p =</w:t>
+      </w:r>
+      <w:r>
+        <w:t xml:space="preserve"> </w:t>
+      </w:r>
+      <w:r>
+        <w:t xml:space="preserve">.545), supporting H2b (structural durability). Technological capability</w:t>
+      </w:r>
+      <w:r>
+        <w:t xml:space="preserve"> </w:t>
+      </w:r>
+      <w:r>
+        <w:t xml:space="preserve">is a robust positive level-shifter of productivity (β_z = +0.28 in 2012,</w:t>
+      </w:r>
+      <w:r>
+        <w:t xml:space="preserve"> </w:t>
+      </w:r>
+      <w:r>
+        <w:t xml:space="preserve">+0.43 in 2024; both p &lt; .001) but does not significantly moderate the</w:t>
+      </w:r>
+      <w:r>
+        <w:t xml:space="preserve"> </w:t>
+      </w:r>
+      <w:r>
+        <w:t xml:space="preserve">inverted-U curvature (F2 = 3.26, p = .039, not surviving Bonferroni</w:t>
+      </w:r>
+      <w:r>
+        <w:t xml:space="preserve"> </w:t>
+      </w:r>
+      <w:r>
+        <w:t xml:space="preserve">correction; consistent with H4b), challenging dynamic-capabilities</w:t>
+      </w:r>
+      <w:r>
+        <w:t xml:space="preserve"> </w:t>
+      </w:r>
+      <w:r>
+        <w:t xml:space="preserve">arguments that capability extends the performance-enhancing range of</w:t>
+      </w:r>
+      <w:r>
+        <w:t xml:space="preserve"> </w:t>
+      </w:r>
+      <w:r>
+        <w:t xml:space="preserve">internationalisation. The result recasts the inverted-U threshold from a</w:t>
+      </w:r>
+      <w:r>
+        <w:t xml:space="preserve"> </w:t>
+      </w:r>
+      <w:r>
+        <w:t xml:space="preserve">sample-specific regularity to an enduring structural feature of the</w:t>
+      </w:r>
+      <w:r>
+        <w:t xml:space="preserve"> </w:t>
+      </w:r>
+      <w:r>
+        <w:t xml:space="preserve">Chinese private-firm I–P relationship, with implications for both theory</w:t>
+      </w:r>
+      <w:r>
+        <w:t xml:space="preserve"> </w:t>
+      </w:r>
+      <w:r>
+        <w:t xml:space="preserve">and managerial practice.</w:t>
+      </w:r>
+    </w:p>
+    <w:bookmarkEnd w:id="44"/>
+    <w:bookmarkStart w:id="46" w:name="acknowledgements"/>
+    <w:p>
+      <w:pPr>
+        <w:pStyle w:val="Heading2"/>
+      </w:pPr>
+      <w:r>
+        <w:t xml:space="preserve">Acknowledgements</w:t>
       </w:r>
     </w:p>
     <w:p>
@@ -5738,624 +6255,13 @@
         <w:pStyle w:val="FirstParagraph"/>
       </w:pPr>
       <w:r>
-        <w:t xml:space="preserve">The null moderation finding, F2 = 3.26, p = .039, not surviving</w:t>
-      </w:r>
-      <w:r>
-        <w:t xml:space="preserve"> </w:t>
-      </w:r>
-      <w:r>
-        <w:t xml:space="preserve">Bonferroni correction at α* = .017, consistent with H4b, has a precise</w:t>
-      </w:r>
-      <w:r>
-        <w:t xml:space="preserve"> </w:t>
-      </w:r>
-      <w:r>
-        <w:t xml:space="preserve">interpretation: TCI_full raises the productivity intercept in both waves</w:t>
-      </w:r>
-      <w:r>
-        <w:t xml:space="preserve"> </w:t>
-      </w:r>
-      <w:r>
-        <w:t xml:space="preserve">(β_z = +0.28 in 2012, +0.43 in 2024) but does not shift the</w:t>
-      </w:r>
-      <w:r>
-        <w:t xml:space="preserve"> </w:t>
-      </w:r>
-      <w:r>
-        <w:t xml:space="preserve">turning-point location or change the curvature. This is inconsistent</w:t>
-      </w:r>
-      <w:r>
-        <w:t xml:space="preserve"> </w:t>
-      </w:r>
-      <w:r>
-        <w:t xml:space="preserve">with H3 (rightward turning-point shift for high-capability firms) and</w:t>
-      </w:r>
-      <w:r>
-        <w:t xml:space="preserve"> </w:t>
-      </w:r>
-      <w:r>
-        <w:t xml:space="preserve">marginally consistent with H4a only under a non-Bonferroni threshold (F2</w:t>
-      </w:r>
-      <w:r>
-        <w:t xml:space="preserve"> </w:t>
-      </w:r>
-      <w:r>
-        <w:t xml:space="preserve">p = .039). The finding recasts the role of technological capability from</w:t>
-      </w:r>
-      <w:r>
-        <w:t xml:space="preserve"> </w:t>
-      </w:r>
-      <w:r>
-        <w:t xml:space="preserve">a curvature-moderator to a “level-shifter”: capability elevates</w:t>
-      </w:r>
-      <w:r>
-        <w:t xml:space="preserve"> </w:t>
-      </w:r>
-      <w:r>
-        <w:t xml:space="preserve">performance at every export-intensity level but does not allow firms to</w:t>
-      </w:r>
-      <w:r>
-        <w:t xml:space="preserve"> </w:t>
-      </w:r>
-      <w:r>
-        <w:t xml:space="preserve">safely exceed the threshold. The direct-effect strengthening from +0.28</w:t>
-      </w:r>
-      <w:r>
-        <w:t xml:space="preserve"> </w:t>
-      </w:r>
-      <w:r>
-        <w:t xml:space="preserve">to +0.43 (standardised) between 2012 and 2024 is consistent with the</w:t>
-      </w:r>
-      <w:r>
-        <w:t xml:space="preserve"> </w:t>
-      </w:r>
-      <w:r>
-        <w:t xml:space="preserve">hypothesis that digital and knowledge capital became more complementary</w:t>
-      </w:r>
-      <w:r>
-        <w:t xml:space="preserve"> </w:t>
-      </w:r>
-      <w:r>
-        <w:t xml:space="preserve">to productivity during this period (Nambisan et al., 2019; Volberda et</w:t>
-      </w:r>
-      <w:r>
-        <w:t xml:space="preserve"> </w:t>
-      </w:r>
-      <w:r>
-        <w:t xml:space="preserve">al., 2021), but the mechanism remains exploratory.</w:t>
-      </w:r>
-    </w:p>
-    <w:p>
-      <w:pPr>
-        <w:pStyle w:val="BodyText"/>
-      </w:pPr>
-      <w:r>
-        <w:t xml:space="preserve">This finding is consistent with Avenyo et al. (2021), who find that</w:t>
-      </w:r>
-      <w:r>
-        <w:t xml:space="preserve"> </w:t>
-      </w:r>
-      <w:r>
-        <w:t xml:space="preserve">productive capabilities affect export performance levels but not the</w:t>
-      </w:r>
-      <w:r>
-        <w:t xml:space="preserve"> </w:t>
-      </w:r>
-      <w:r>
-        <w:t xml:space="preserve">shape of the export–productivity curve in African manufacturing firms.</w:t>
-      </w:r>
-      <w:r>
-        <w:t xml:space="preserve"> </w:t>
-      </w:r>
-      <w:r>
-        <w:t xml:space="preserve">The parallel is noteworthy: capability may be a universal level-shifter</w:t>
-      </w:r>
-      <w:r>
-        <w:t xml:space="preserve"> </w:t>
-      </w:r>
-      <w:r>
-        <w:t xml:space="preserve">but not a universal curvature-moderator across emerging economy</w:t>
-      </w:r>
-      <w:r>
-        <w:t xml:space="preserve"> </w:t>
-      </w:r>
-      <w:r>
-        <w:t xml:space="preserve">contexts.</w:t>
-      </w:r>
-    </w:p>
-    <w:p>
-      <w:pPr>
-        <w:pStyle w:val="BodyText"/>
-      </w:pPr>
-      <w:r>
-        <w:t xml:space="preserve">The null TCI moderation of curvature in China is consistent with P4</w:t>
-      </w:r>
-      <w:r>
-        <w:t xml:space="preserve"> </w:t>
-      </w:r>
-      <w:r>
-        <w:t xml:space="preserve">Singapore (where TCI operates only as a direct productivity enhancer</w:t>
-      </w:r>
-      <w:r>
-        <w:t xml:space="preserve"> </w:t>
-      </w:r>
-      <w:r>
-        <w:t xml:space="preserve">without moderating the I→P slope). This pattern emerges across two</w:t>
-      </w:r>
-      <w:r>
-        <w:t xml:space="preserve"> </w:t>
-      </w:r>
-      <w:r>
-        <w:t xml:space="preserve">institutionally distinct economies: China (Emerging/Upper-middle</w:t>
-      </w:r>
-      <w:r>
-        <w:t xml:space="preserve"> </w:t>
-      </w:r>
-      <w:r>
-        <w:t xml:space="preserve">transition) and Singapore (Advanced innovation-driven). The</w:t>
-      </w:r>
-      <w:r>
-        <w:t xml:space="preserve"> </w:t>
-      </w:r>
-      <w:r>
-        <w:t xml:space="preserve">ICRV-contingency interpretation suggests that TCI moderation of</w:t>
-      </w:r>
-      <w:r>
-        <w:t xml:space="preserve"> </w:t>
-      </w:r>
-      <w:r>
-        <w:t xml:space="preserve">curvature may be concentrated in transitional economies with fragmented</w:t>
-      </w:r>
-      <w:r>
-        <w:t xml:space="preserve"> </w:t>
-      </w:r>
-      <w:r>
-        <w:t xml:space="preserve">markets (P3 Vietnam: significant; Institutional voids create</w:t>
-      </w:r>
-      <w:r>
-        <w:t xml:space="preserve"> </w:t>
-      </w:r>
-      <w:r>
-        <w:t xml:space="preserve">heterogeneous absorption of TCI rents). The finding constitutes an</w:t>
-      </w:r>
-      <w:r>
-        <w:t xml:space="preserve"> </w:t>
-      </w:r>
-      <w:r>
-        <w:t xml:space="preserve">institutional specification that identifies when TCI matters for the</w:t>
-      </w:r>
-      <w:r>
-        <w:t xml:space="preserve"> </w:t>
-      </w:r>
-      <w:r>
-        <w:t xml:space="preserve">slope versus the intercept.</w:t>
-      </w:r>
-    </w:p>
-    <w:bookmarkEnd w:id="43"/>
-    <w:bookmarkStart w:id="44" w:name="Xeab358fda242154d2e818677c8845f988021d48"/>
-    <w:p>
-      <w:pPr>
-        <w:pStyle w:val="Heading3"/>
-      </w:pPr>
-      <w:r>
-        <w:t xml:space="preserve">5.3 Digital Adoption as Baseline Control</w:t>
-      </w:r>
-    </w:p>
-    <w:p>
-      <w:pPr>
-        <w:pStyle w:val="FirstParagraph"/>
-      </w:pPr>
-      <w:r>
-        <w:t xml:space="preserve">DAI_core (own-website) enters positively and significantly in both waves</w:t>
-      </w:r>
-      <w:r>
-        <w:t xml:space="preserve"> </w:t>
-      </w:r>
-      <w:r>
-        <w:t xml:space="preserve">but does not add explanatory power to the inverted-U curvature beyond</w:t>
-      </w:r>
-      <w:r>
-        <w:t xml:space="preserve"> </w:t>
-      </w:r>
-      <w:r>
-        <w:t xml:space="preserve">TCI_full. The mechanism sketch (§4.5) suggests a partial mediation</w:t>
-      </w:r>
-      <w:r>
-        <w:t xml:space="preserve"> </w:t>
-      </w:r>
-      <w:r>
-        <w:t xml:space="preserve">pathway (TCI → DAI → lnLP), but the effect is small and the</w:t>
-      </w:r>
-      <w:r>
-        <w:t xml:space="preserve"> </w:t>
-      </w:r>
-      <w:r>
-        <w:t xml:space="preserve">identification assumptions are not fully met with a single-wave</w:t>
-      </w:r>
-      <w:r>
-        <w:t xml:space="preserve"> </w:t>
-      </w:r>
-      <w:r>
-        <w:t xml:space="preserve">cross-section. The correct interpretation is that digital presence is a</w:t>
-      </w:r>
-      <w:r>
-        <w:t xml:space="preserve"> </w:t>
-      </w:r>
-      <w:r>
-        <w:t xml:space="preserve">complement to productivity rather than a capability construct in this</w:t>
-      </w:r>
-      <w:r>
-        <w:t xml:space="preserve"> </w:t>
-      </w:r>
-      <w:r>
-        <w:t xml:space="preserve">setting. Researchers seeking to operationalise digital capability in</w:t>
-      </w:r>
-      <w:r>
-        <w:t xml:space="preserve"> </w:t>
-      </w:r>
-      <w:r>
-        <w:t xml:space="preserve">future WBES-based work should consider a richer composite (Verhoef et</w:t>
-      </w:r>
-      <w:r>
-        <w:t xml:space="preserve"> </w:t>
-      </w:r>
-      <w:r>
-        <w:t xml:space="preserve">al., 2021; Vial, 2019) once multi-item digital items become available</w:t>
-      </w:r>
-      <w:r>
-        <w:t xml:space="preserve"> </w:t>
-      </w:r>
-      <w:r>
-        <w:t xml:space="preserve">across waves.</w:t>
-      </w:r>
-    </w:p>
-    <w:bookmarkEnd w:id="44"/>
-    <w:bookmarkStart w:id="45" w:name="X47b33dbf897054d79ce3d759da46f0a1ef21be8"/>
-    <w:p>
-      <w:pPr>
-        <w:pStyle w:val="Heading3"/>
-      </w:pPr>
-      <w:r>
-        <w:t xml:space="preserve">5.4 Limitations</w:t>
-      </w:r>
-    </w:p>
-    <w:p>
-      <w:pPr>
-        <w:pStyle w:val="FirstParagraph"/>
-      </w:pPr>
-      <w:r>
-        <w:t xml:space="preserve">Four inferential bounds apply. First, because WBES data are</w:t>
-      </w:r>
-      <w:r>
-        <w:t xml:space="preserve"> </w:t>
-      </w:r>
-      <w:r>
-        <w:t xml:space="preserve">cross-sectional within each wave and panel matching across 2012 and 2024</w:t>
-      </w:r>
-      <w:r>
-        <w:t xml:space="preserve"> </w:t>
-      </w:r>
-      <w:r>
-        <w:t xml:space="preserve">is not possible due to WBES anonymisation, the temporal stability</w:t>
-      </w:r>
-      <w:r>
-        <w:t xml:space="preserve"> </w:t>
-      </w:r>
-      <w:r>
-        <w:t xml:space="preserve">analysis cannot be interpreted as within-firm change; it compares</w:t>
-      </w:r>
-      <w:r>
-        <w:t xml:space="preserve"> </w:t>
-      </w:r>
-      <w:r>
-        <w:t xml:space="preserve">population-representative cross-sections, and longitudinal causal claims</w:t>
-      </w:r>
-      <w:r>
-        <w:t xml:space="preserve"> </w:t>
-      </w:r>
-      <w:r>
-        <w:t xml:space="preserve">require matched-panel designs such as those available in some</w:t>
-      </w:r>
-      <w:r>
-        <w:t xml:space="preserve"> </w:t>
-      </w:r>
-      <w:r>
-        <w:t xml:space="preserve">country-specific WBES supplements (Hitt et al., 1997). Second, labour</w:t>
-      </w:r>
-      <w:r>
-        <w:t xml:space="preserve"> </w:t>
-      </w:r>
-      <w:r>
-        <w:t xml:space="preserve">productivity (log sales/employees) conflates wage trends and capital</w:t>
-      </w:r>
-      <w:r>
-        <w:t xml:space="preserve"> </w:t>
-      </w:r>
-      <w:r>
-        <w:t xml:space="preserve">deepening, so conclusions about productive efficiency rather than</w:t>
-      </w:r>
-      <w:r>
-        <w:t xml:space="preserve"> </w:t>
-      </w:r>
-      <w:r>
-        <w:t xml:space="preserve">revenue-per-employee ratios remain tentative; the Levinsohn–Petrin TFP</w:t>
-      </w:r>
-      <w:r>
-        <w:t xml:space="preserve"> </w:t>
-      </w:r>
-      <w:r>
-        <w:t xml:space="preserve">robustness check (§4.6) partially addresses this concern, though it</w:t>
-      </w:r>
-      <w:r>
-        <w:t xml:space="preserve"> </w:t>
-      </w:r>
-      <w:r>
-        <w:t xml:space="preserve">introduces its own production-function assumptions (Shaver, 2020).</w:t>
-      </w:r>
-      <w:r>
-        <w:t xml:space="preserve"> </w:t>
-      </w:r>
-      <w:r>
-        <w:t xml:space="preserve">Third, the TCI_full composite relies on self-reported WBES items, which</w:t>
-      </w:r>
-      <w:r>
-        <w:t xml:space="preserve"> </w:t>
-      </w:r>
-      <w:r>
-        <w:t xml:space="preserve">introduces common-method bias within each wave; future work could</w:t>
-      </w:r>
-      <w:r>
-        <w:t xml:space="preserve"> </w:t>
-      </w:r>
-      <w:r>
-        <w:t xml:space="preserve">triangulate with administrative patent or certification registry data to</w:t>
-      </w:r>
-      <w:r>
-        <w:t xml:space="preserve"> </w:t>
-      </w:r>
-      <w:r>
-        <w:t xml:space="preserve">validate the composite. Fourth, the single-item DAI_core binary proxy</w:t>
-      </w:r>
-      <w:r>
-        <w:t xml:space="preserve"> </w:t>
-      </w:r>
-      <w:r>
-        <w:t xml:space="preserve">cannot support strong conclusions about digital capability as a</w:t>
-      </w:r>
-      <w:r>
-        <w:t xml:space="preserve"> </w:t>
-      </w:r>
-      <w:r>
-        <w:t xml:space="preserve">construct; a multi-item composite (Verhoef et al., 2021) would be needed</w:t>
-      </w:r>
-      <w:r>
-        <w:t xml:space="preserve"> </w:t>
-      </w:r>
-      <w:r>
-        <w:t xml:space="preserve">to test the TCI–DAI mediation pathway rigorously.</w:t>
-      </w:r>
-    </w:p>
-    <w:bookmarkEnd w:id="45"/>
-    <w:bookmarkStart w:id="46" w:name="X6239b91c09f491af0efd332004cb71e9de7a16c"/>
-    <w:p>
-      <w:pPr>
-        <w:pStyle w:val="Heading3"/>
-      </w:pPr>
-      <w:r>
-        <w:t xml:space="preserve">5.5 Future Research</w:t>
-      </w:r>
-    </w:p>
-    <w:p>
-      <w:pPr>
-        <w:pStyle w:val="FirstParagraph"/>
-      </w:pPr>
-      <w:r>
-        <w:t xml:space="preserve">Several directions emerge from this study. First, future work should use</w:t>
-      </w:r>
-      <w:r>
-        <w:t xml:space="preserve"> </w:t>
-      </w:r>
-      <w:r>
-        <w:t xml:space="preserve">WBES panel data (where available for other countries) to test</w:t>
-      </w:r>
-      <w:r>
-        <w:t xml:space="preserve"> </w:t>
-      </w:r>
-      <w:r>
-        <w:t xml:space="preserve">within-firm temporal dynamics of the I–P threshold. Second, the</w:t>
-      </w:r>
-      <w:r>
-        <w:t xml:space="preserve"> </w:t>
-      </w:r>
-      <w:r>
-        <w:t xml:space="preserve">level-shift strengthening of TCI_full between waves invites</w:t>
-      </w:r>
-      <w:r>
-        <w:t xml:space="preserve"> </w:t>
-      </w:r>
-      <w:r>
-        <w:t xml:space="preserve">investigation of the mechanisms by which technological capability became</w:t>
-      </w:r>
-      <w:r>
-        <w:t xml:space="preserve"> </w:t>
-      </w:r>
-      <w:r>
-        <w:t xml:space="preserve">more productivity-enhancing between 2012 and 2024. Third, the</w:t>
-      </w:r>
-      <w:r>
-        <w:t xml:space="preserve"> </w:t>
-      </w:r>
-      <w:r>
-        <w:t xml:space="preserve">digital-capability proxy could be enriched using WBES’s emerging</w:t>
-      </w:r>
-      <w:r>
-        <w:t xml:space="preserve"> </w:t>
-      </w:r>
-      <w:r>
-        <w:t xml:space="preserve">e-commerce and platform-sales items (available in some country waves),</w:t>
-      </w:r>
-      <w:r>
-        <w:t xml:space="preserve"> </w:t>
-      </w:r>
-      <w:r>
-        <w:t xml:space="preserve">enabling a more rigorous test of the TCI–DAI mediation pathway. Readers</w:t>
-      </w:r>
-      <w:r>
-        <w:t xml:space="preserve"> </w:t>
-      </w:r>
-      <w:r>
-        <w:t xml:space="preserve">should note that a companion analysis (Đỗ &amp; Phan, 2026) examines a</w:t>
-      </w:r>
-      <w:r>
-        <w:t xml:space="preserve"> </w:t>
-      </w:r>
-      <w:r>
-        <w:t xml:space="preserve">manufacturing-only extraction and GVC-position moderator using the same</w:t>
-      </w:r>
-      <w:r>
-        <w:t xml:space="preserve"> </w:t>
-      </w:r>
-      <w:r>
-        <w:t xml:space="preserve">WBES waves; the present manuscript focuses on the full private-firm</w:t>
-      </w:r>
-      <w:r>
-        <w:t xml:space="preserve"> </w:t>
-      </w:r>
-      <w:r>
-        <w:t xml:space="preserve">frame and threshold stability.</w:t>
-      </w:r>
-    </w:p>
-    <w:bookmarkEnd w:id="46"/>
-    <w:bookmarkEnd w:id="47"/>
-    <w:bookmarkStart w:id="48" w:name="X6b297cc947e0db5526be369b1f0f4ddc67b2415"/>
-    <w:p>
-      <w:pPr>
-        <w:pStyle w:val="Heading2"/>
-      </w:pPr>
-      <w:r>
-        <w:t xml:space="preserve">6. Conclusion</w:t>
-      </w:r>
-    </w:p>
-    <w:p>
-      <w:pPr>
-        <w:pStyle w:val="FirstParagraph"/>
-      </w:pPr>
-      <w:r>
-        <w:t xml:space="preserve">This study examined whether the inverted-U I–P relationship in Chinese</w:t>
-      </w:r>
-      <w:r>
-        <w:t xml:space="preserve"> </w:t>
-      </w:r>
-      <w:r>
-        <w:t xml:space="preserve">private firms is structurally durable or wave-specific, and tested</w:t>
-      </w:r>
-      <w:r>
-        <w:t xml:space="preserve"> </w:t>
-      </w:r>
-      <w:r>
-        <w:t xml:space="preserve">whether technological capability moderates the curvature. Using WBES</w:t>
-      </w:r>
-      <w:r>
-        <w:t xml:space="preserve"> </w:t>
-      </w:r>
-      <w:r>
-        <w:t xml:space="preserve">microdata for China (2012 and 2024), we find that turning points (49.4 %</w:t>
-      </w:r>
-      <w:r>
-        <w:t xml:space="preserve"> </w:t>
-      </w:r>
-      <w:r>
-        <w:t xml:space="preserve">and 47.2 %) are statistically indistinguishable across waves</w:t>
-      </w:r>
-      <w:r>
-        <w:t xml:space="preserve"> </w:t>
-      </w:r>
-      <w:r>
-        <w:t xml:space="preserve">(Paternoster z-tests: FSTS z = +0.82, p = .412; FSTS² z = −0.61, p =</w:t>
-      </w:r>
-      <w:r>
-        <w:t xml:space="preserve"> </w:t>
-      </w:r>
-      <w:r>
-        <w:t xml:space="preserve">.545), supporting H2b (structural durability). Technological capability</w:t>
-      </w:r>
-      <w:r>
-        <w:t xml:space="preserve"> </w:t>
-      </w:r>
-      <w:r>
-        <w:t xml:space="preserve">is a robust positive level-shifter of productivity (β_z = +0.28 in 2012,</w:t>
-      </w:r>
-      <w:r>
-        <w:t xml:space="preserve"> </w:t>
-      </w:r>
-      <w:r>
-        <w:t xml:space="preserve">+0.43 in 2024; both p &lt; .001) but does not significantly moderate the</w:t>
-      </w:r>
-      <w:r>
-        <w:t xml:space="preserve"> </w:t>
-      </w:r>
-      <w:r>
-        <w:t xml:space="preserve">inverted-U curvature (F2 = 3.26, p = .039, not surviving Bonferroni</w:t>
-      </w:r>
-      <w:r>
-        <w:t xml:space="preserve"> </w:t>
-      </w:r>
-      <w:r>
-        <w:t xml:space="preserve">correction; consistent with H4b), challenging dynamic-capabilities</w:t>
-      </w:r>
-      <w:r>
-        <w:t xml:space="preserve"> </w:t>
-      </w:r>
-      <w:r>
-        <w:t xml:space="preserve">arguments that capability extends the performance-enhancing range of</w:t>
-      </w:r>
-      <w:r>
-        <w:t xml:space="preserve"> </w:t>
-      </w:r>
-      <w:r>
-        <w:t xml:space="preserve">internationalisation. The result recasts the inverted-U threshold from a</w:t>
-      </w:r>
-      <w:r>
-        <w:t xml:space="preserve"> </w:t>
-      </w:r>
-      <w:r>
-        <w:t xml:space="preserve">sample-specific regularity to an enduring structural feature of the</w:t>
-      </w:r>
-      <w:r>
-        <w:t xml:space="preserve"> </w:t>
-      </w:r>
-      <w:r>
-        <w:t xml:space="preserve">Chinese private-firm I–P relationship, with implications for both theory</w:t>
-      </w:r>
-      <w:r>
-        <w:t xml:space="preserve"> </w:t>
-      </w:r>
-      <w:r>
-        <w:t xml:space="preserve">and managerial practice.</w:t>
-      </w:r>
-    </w:p>
-    <w:bookmarkEnd w:id="48"/>
-    <w:bookmarkStart w:id="50" w:name="acknowledgements"/>
-    <w:p>
-      <w:pPr>
-        <w:pStyle w:val="Heading2"/>
-      </w:pPr>
-      <w:r>
-        <w:t xml:space="preserve">Acknowledgements</w:t>
-      </w:r>
-    </w:p>
-    <w:p>
-      <w:pPr>
-        <w:pStyle w:val="FirstParagraph"/>
-      </w:pPr>
-      <w:r>
         <w:t xml:space="preserve">Source: World Bank Enterprise Surveys,</w:t>
       </w:r>
       <w:r>
         <w:t xml:space="preserve"> </w:t>
       </w:r>
-      <w:hyperlink r:id="rId49">
-        <w:hyperlink r:id="rId49">
+      <w:hyperlink r:id="rId45">
+        <w:hyperlink r:id="rId45">
           <w:r>
             <w:rPr>
               <w:rStyle w:val="Hyperlink"/>
@@ -6448,8 +6354,8 @@
         <w:t xml:space="preserve">conflicts of interest.</w:t>
       </w:r>
     </w:p>
-    <w:bookmarkEnd w:id="50"/>
-    <w:bookmarkStart w:id="52" w:name="data-availability"/>
+    <w:bookmarkEnd w:id="46"/>
+    <w:bookmarkStart w:id="48" w:name="data-availability"/>
     <w:p>
       <w:pPr>
         <w:pStyle w:val="Heading2"/>
@@ -6474,7 +6380,7 @@
       <w:r>
         <w:t xml:space="preserve"> </w:t>
       </w:r>
-      <w:hyperlink r:id="rId51">
+      <w:hyperlink r:id="rId47">
         <w:r>
           <w:rPr>
             <w:rStyle w:val="Hyperlink"/>
@@ -6498,8 +6404,8 @@
         <w:t xml:space="preserve">reasonable request.</w:t>
       </w:r>
     </w:p>
-    <w:bookmarkEnd w:id="52"/>
-    <w:bookmarkStart w:id="53" w:name="ai-use-disclosure"/>
+    <w:bookmarkEnd w:id="48"/>
+    <w:bookmarkStart w:id="49" w:name="ai-use-disclosure"/>
     <w:p>
       <w:pPr>
         <w:pStyle w:val="Heading2"/>
@@ -6528,8 +6434,8 @@
         <w:t xml:space="preserve">analysis, or manuscript content creation.</w:t>
       </w:r>
     </w:p>
-    <w:bookmarkEnd w:id="53"/>
-    <w:bookmarkStart w:id="80" w:name="references"/>
+    <w:bookmarkEnd w:id="49"/>
+    <w:bookmarkStart w:id="76" w:name="references"/>
     <w:p>
       <w:pPr>
         <w:pStyle w:val="Heading2"/>
@@ -6581,7 +6487,7 @@
       <w:r>
         <w:t xml:space="preserve"> </w:t>
       </w:r>
-      <w:hyperlink r:id="rId54">
+      <w:hyperlink r:id="rId50">
         <w:r>
           <w:rPr>
             <w:rStyle w:val="Hyperlink"/>
@@ -6619,7 +6525,7 @@
       <w:r>
         <w:t xml:space="preserve"> </w:t>
       </w:r>
-      <w:hyperlink r:id="rId55">
+      <w:hyperlink r:id="rId51">
         <w:r>
           <w:rPr>
             <w:rStyle w:val="Hyperlink"/>
@@ -6657,7 +6563,7 @@
       <w:r>
         <w:t xml:space="preserve"> </w:t>
       </w:r>
-      <w:hyperlink r:id="rId56">
+      <w:hyperlink r:id="rId52">
         <w:r>
           <w:rPr>
             <w:rStyle w:val="Hyperlink"/>
@@ -6742,7 +6648,7 @@
       <w:r>
         <w:t xml:space="preserve"> </w:t>
       </w:r>
-      <w:hyperlink r:id="rId57">
+      <w:hyperlink r:id="rId53">
         <w:r>
           <w:rPr>
             <w:rStyle w:val="Hyperlink"/>
@@ -6792,7 +6698,7 @@
       <w:r>
         <w:t xml:space="preserve"> </w:t>
       </w:r>
-      <w:hyperlink r:id="rId58">
+      <w:hyperlink r:id="rId54">
         <w:r>
           <w:rPr>
             <w:rStyle w:val="Hyperlink"/>
@@ -6844,7 +6750,7 @@
       <w:r>
         <w:t xml:space="preserve"> </w:t>
       </w:r>
-      <w:hyperlink r:id="rId59">
+      <w:hyperlink r:id="rId55">
         <w:r>
           <w:rPr>
             <w:rStyle w:val="Hyperlink"/>
@@ -6888,7 +6794,7 @@
       <w:r>
         <w:t xml:space="preserve"> </w:t>
       </w:r>
-      <w:hyperlink r:id="rId60">
+      <w:hyperlink r:id="rId56">
         <w:r>
           <w:rPr>
             <w:rStyle w:val="Hyperlink"/>
@@ -6920,7 +6826,7 @@
       <w:r>
         <w:t xml:space="preserve"> </w:t>
       </w:r>
-      <w:hyperlink r:id="rId61">
+      <w:hyperlink r:id="rId57">
         <w:r>
           <w:rPr>
             <w:rStyle w:val="Hyperlink"/>
@@ -6972,7 +6878,7 @@
       <w:r>
         <w:t xml:space="preserve"> </w:t>
       </w:r>
-      <w:hyperlink r:id="rId62">
+      <w:hyperlink r:id="rId58">
         <w:r>
           <w:rPr>
             <w:rStyle w:val="Hyperlink"/>
@@ -7024,7 +6930,7 @@
       <w:r>
         <w:t xml:space="preserve"> </w:t>
       </w:r>
-      <w:hyperlink r:id="rId63">
+      <w:hyperlink r:id="rId59">
         <w:r>
           <w:rPr>
             <w:rStyle w:val="Hyperlink"/>
@@ -7062,7 +6968,7 @@
       <w:r>
         <w:t xml:space="preserve"> </w:t>
       </w:r>
-      <w:hyperlink r:id="rId64">
+      <w:hyperlink r:id="rId60">
         <w:r>
           <w:rPr>
             <w:rStyle w:val="Hyperlink"/>
@@ -7100,7 +7006,7 @@
       <w:r>
         <w:t xml:space="preserve"> </w:t>
       </w:r>
-      <w:hyperlink r:id="rId65">
+      <w:hyperlink r:id="rId61">
         <w:r>
           <w:rPr>
             <w:rStyle w:val="Hyperlink"/>
@@ -7144,7 +7050,7 @@
       <w:r>
         <w:t xml:space="preserve"> </w:t>
       </w:r>
-      <w:hyperlink r:id="rId66">
+      <w:hyperlink r:id="rId62">
         <w:r>
           <w:rPr>
             <w:rStyle w:val="Hyperlink"/>
@@ -7202,7 +7108,7 @@
       <w:r>
         <w:t xml:space="preserve"> </w:t>
       </w:r>
-      <w:hyperlink r:id="rId67">
+      <w:hyperlink r:id="rId63">
         <w:r>
           <w:rPr>
             <w:rStyle w:val="Hyperlink"/>
@@ -7246,7 +7152,7 @@
       <w:r>
         <w:t xml:space="preserve"> </w:t>
       </w:r>
-      <w:hyperlink r:id="rId68">
+      <w:hyperlink r:id="rId64">
         <w:r>
           <w:rPr>
             <w:rStyle w:val="Hyperlink"/>
@@ -7290,7 +7196,7 @@
       <w:r>
         <w:t xml:space="preserve"> </w:t>
       </w:r>
-      <w:hyperlink r:id="rId69">
+      <w:hyperlink r:id="rId65">
         <w:r>
           <w:rPr>
             <w:rStyle w:val="Hyperlink"/>
@@ -7334,7 +7240,7 @@
       <w:r>
         <w:t xml:space="preserve"> </w:t>
       </w:r>
-      <w:hyperlink r:id="rId70">
+      <w:hyperlink r:id="rId66">
         <w:r>
           <w:rPr>
             <w:rStyle w:val="Hyperlink"/>
@@ -7372,7 +7278,7 @@
       <w:r>
         <w:t xml:space="preserve"> </w:t>
       </w:r>
-      <w:hyperlink r:id="rId71">
+      <w:hyperlink r:id="rId67">
         <w:r>
           <w:rPr>
             <w:rStyle w:val="Hyperlink"/>
@@ -7430,7 +7336,7 @@
       <w:r>
         <w:t xml:space="preserve"> </w:t>
       </w:r>
-      <w:hyperlink r:id="rId72">
+      <w:hyperlink r:id="rId68">
         <w:r>
           <w:rPr>
             <w:rStyle w:val="Hyperlink"/>
@@ -7482,7 +7388,7 @@
       <w:r>
         <w:t xml:space="preserve"> </w:t>
       </w:r>
-      <w:hyperlink r:id="rId73">
+      <w:hyperlink r:id="rId69">
         <w:r>
           <w:rPr>
             <w:rStyle w:val="Hyperlink"/>
@@ -7534,7 +7440,7 @@
       <w:r>
         <w:t xml:space="preserve"> </w:t>
       </w:r>
-      <w:hyperlink r:id="rId74">
+      <w:hyperlink r:id="rId70">
         <w:r>
           <w:rPr>
             <w:rStyle w:val="Hyperlink"/>
@@ -7592,7 +7498,7 @@
       <w:r>
         <w:t xml:space="preserve"> </w:t>
       </w:r>
-      <w:hyperlink r:id="rId75">
+      <w:hyperlink r:id="rId71">
         <w:r>
           <w:rPr>
             <w:rStyle w:val="Hyperlink"/>
@@ -7636,7 +7542,7 @@
       <w:r>
         <w:t xml:space="preserve"> </w:t>
       </w:r>
-      <w:hyperlink r:id="rId76">
+      <w:hyperlink r:id="rId72">
         <w:r>
           <w:rPr>
             <w:rStyle w:val="Hyperlink"/>
@@ -7686,7 +7592,7 @@
       <w:r>
         <w:t xml:space="preserve"> </w:t>
       </w:r>
-      <w:hyperlink r:id="rId77">
+      <w:hyperlink r:id="rId73">
         <w:r>
           <w:rPr>
             <w:rStyle w:val="Hyperlink"/>
@@ -7724,7 +7630,7 @@
       <w:r>
         <w:t xml:space="preserve"> </w:t>
       </w:r>
-      <w:hyperlink r:id="rId78">
+      <w:hyperlink r:id="rId74">
         <w:r>
           <w:rPr>
             <w:rStyle w:val="Hyperlink"/>
@@ -7765,7 +7671,7 @@
       <w:r>
         <w:t xml:space="preserve"> </w:t>
       </w:r>
-      <w:hyperlink r:id="rId51">
+      <w:hyperlink r:id="rId47">
         <w:r>
           <w:rPr>
             <w:rStyle w:val="Hyperlink"/>
@@ -7806,7 +7712,7 @@
       <w:r>
         <w:t xml:space="preserve"> </w:t>
       </w:r>
-      <w:hyperlink r:id="rId51">
+      <w:hyperlink r:id="rId47">
         <w:r>
           <w:rPr>
             <w:rStyle w:val="Hyperlink"/>
@@ -7850,7 +7756,7 @@
       <w:r>
         <w:t xml:space="preserve"> </w:t>
       </w:r>
-      <w:hyperlink r:id="rId79">
+      <w:hyperlink r:id="rId75">
         <w:r>
           <w:rPr>
             <w:rStyle w:val="Hyperlink"/>
@@ -8117,8 +8023,8 @@
         <w:t xml:space="preserve">scripts are documented in the repository README.</w:t>
       </w:r>
     </w:p>
-    <w:bookmarkEnd w:id="80"/>
-    <w:bookmarkEnd w:id="81"/>
+    <w:bookmarkEnd w:id="76"/>
+    <w:bookmarkEnd w:id="77"/>
     <w:sectPr/>
   </w:body>
 </w:document>

--- a/p5/submission/apbr_package/01_manuscript_blinded.docx
+++ b/p5/submission/apbr_package/01_manuscript_blinded.docx
@@ -74,7 +74,7 @@
         <w:t xml:space="preserve"> </w:t>
       </w:r>
       <w:r>
-        <w:t xml:space="preserve">figures): approximately 7, 200 words.</w:t>
+        <w:t xml:space="preserve">figures): approximately 7,200 words.</w:t>
       </w:r>
     </w:p>
     <w:p>
@@ -203,7 +203,7 @@
         <w:t xml:space="preserve"> </w:t>
       </w:r>
       <w:r>
-        <w:t xml:space="preserve">for China (2012, N = 2, 610; 2024, N = 1, 934; pooled N = 4, 544;</w:t>
+        <w:t xml:space="preserve">for China (2012, N = 2,610; 2024, N = 1,934; pooled N = 4,544;</w:t>
       </w:r>
       <w:r>
         <w:t xml:space="preserve"> </w:t>
@@ -1588,13 +1588,13 @@
         <w:t xml:space="preserve"> </w:t>
       </w:r>
       <w:r>
-        <w:t xml:space="preserve">Survey for China: 2012 (full release, 2, 700 firms; World Bank, 2013) and</w:t>
-      </w:r>
-      <w:r>
-        <w:t xml:space="preserve"> </w:t>
-      </w:r>
-      <w:r>
-        <w:t xml:space="preserve">2024 (2, 189 firms; World Bank, 2025). After listwise deletion on the</w:t>
+        <w:t xml:space="preserve">Survey for China: 2012 (full release, 2,700 firms; World Bank, 2013) and</w:t>
+      </w:r>
+      <w:r>
+        <w:t xml:space="preserve"> </w:t>
+      </w:r>
+      <w:r>
+        <w:t xml:space="preserve">2024 (2,189 firms; World Bank, 2025). After listwise deletion on the</w:t>
       </w:r>
       <w:r>
         <w:t xml:space="preserve"> </w:t>
@@ -1612,19 +1612,19 @@
         <w:t xml:space="preserve"> </w:t>
       </w:r>
       <w:r>
-        <w:t xml:space="preserve">code -8), the analytic samples are 2, 619 firms in 2012, 1, 940 firms in</w:t>
-      </w:r>
-      <w:r>
-        <w:t xml:space="preserve"> </w:t>
-      </w:r>
-      <w:r>
-        <w:t xml:space="preserve">2024, and 4, 559 firm‑year observations in the pooled sample. The 2024</w:t>
-      </w:r>
-      <w:r>
-        <w:t xml:space="preserve"> </w:t>
-      </w:r>
-      <w:r>
-        <w:t xml:space="preserve">sample is smaller than 2012 (N = 1, 940 vs N = 2, 619, −26%) due to a</w:t>
+        <w:t xml:space="preserve">code -8), the analytic samples are 2,619 firms in 2012, 1,940 firms in</w:t>
+      </w:r>
+      <w:r>
+        <w:t xml:space="preserve"> </w:t>
+      </w:r>
+      <w:r>
+        <w:t xml:space="preserve">2024, and 4,559 firm‑year observations in the pooled sample. The 2024</w:t>
+      </w:r>
+      <w:r>
+        <w:t xml:space="preserve"> </w:t>
+      </w:r>
+      <w:r>
+        <w:t xml:space="preserve">sample is smaller than 2012 (N = 1,940 vs N = 2,619, −26%) due to a</w:t>
       </w:r>
       <w:r>
         <w:t xml:space="preserve"> </w:t>
@@ -1782,7 +1782,7 @@
         <w:t xml:space="preserve">FSTS²</w:t>
       </w:r>
       <w:r>
-        <w:t xml:space="preserve">), are 2, 619 firms in 2012, 1, 940 firms in 2024, and 4, 559</w:t>
+        <w:t xml:space="preserve">), are 2,619 firms in 2012, 1,940 firms in 2024, and 4,559</w:t>
       </w:r>
       <w:r>
         <w:t xml:space="preserve"> </w:t>
@@ -1832,7 +1832,7 @@
           <w:bCs/>
           <w:b/>
         </w:rPr>
-        <w:t xml:space="preserve">2, 610 (2012), 1, 934</w:t>
+        <w:t xml:space="preserve">2,610 (2012), 1,934</w:t>
       </w:r>
       <w:r>
         <w:rPr>
@@ -1846,7 +1846,7 @@
           <w:bCs/>
           <w:b/>
         </w:rPr>
-        <w:t xml:space="preserve">(2024), and 4, 544 (pooled)</w:t>
+        <w:t xml:space="preserve">(2024), and 4,544 (pooled)</w:t>
       </w:r>
       <w:r>
         <w:t xml:space="preserve">, these are the N reported throughout the</w:t>
@@ -1951,7 +1951,7 @@
         <w:t xml:space="preserve"> </w:t>
       </w:r>
       <w:r>
-        <w:t xml:space="preserve">= 1, 940) is constructed from the full WBES private-firm frame with</w:t>
+        <w:t xml:space="preserve">= 1,940) is constructed from the full WBES private-firm frame with</w:t>
       </w:r>
       <w:r>
         <w:t xml:space="preserve"> </w:t>
@@ -1981,7 +1981,7 @@
         <w:t xml:space="preserve"> </w:t>
       </w:r>
       <w:r>
-        <w:t xml:space="preserve">non-missing) retains 1, 940 of 2, 189 firms (88.6 %). By contrast, the</w:t>
+        <w:t xml:space="preserve">non-missing) retains 1,940 of 2,189 firms (88.6 %). By contrast, the</w:t>
       </w:r>
       <w:r>
         <w:t xml:space="preserve"> </w:t>
@@ -1999,13 +1999,13 @@
         <w:t xml:space="preserve"> </w:t>
       </w:r>
       <w:r>
-        <w:t xml:space="preserve">foreigndummy) reduces the 2024 wave to 1, 934 observations and the pooled</w:t>
-      </w:r>
-      <w:r>
-        <w:t xml:space="preserve"> </w:t>
-      </w:r>
-      <w:r>
-        <w:t xml:space="preserve">sample to 4, 544. Turning-point estimates (47.2 % in 2024) and</w:t>
+        <w:t xml:space="preserve">foreigndummy) reduces the 2024 wave to 1,934 observations and the pooled</w:t>
+      </w:r>
+      <w:r>
+        <w:t xml:space="preserve"> </w:t>
+      </w:r>
+      <w:r>
+        <w:t xml:space="preserve">sample to 4,544. Turning-point estimates (47.2 % in 2024) and</w:t>
       </w:r>
       <w:r>
         <w:t xml:space="preserve"> </w:t>
@@ -2450,7 +2450,7 @@
         <w:t xml:space="preserve"> </w:t>
       </w:r>
       <w:r>
-        <w:t xml:space="preserve">specification. Among the pooled 4, 559 observations, 217 firms appear in</w:t>
+        <w:t xml:space="preserve">specification. Among the pooled 4,559 observations, 217 firms appear in</w:t>
       </w:r>
       <w:r>
         <w:t xml:space="preserve"> </w:t>
@@ -2806,7 +2806,7 @@
         <w:t xml:space="preserve"> </w:t>
       </w:r>
       <w:r>
-        <w:t xml:space="preserve">2012 wave (N = 2, 610) has mean log labour productivity of 12.52 (SD</w:t>
+        <w:t xml:space="preserve">2012 wave (N = 2,610) has mean log labour productivity of 12.52 (SD</w:t>
       </w:r>
       <w:r>
         <w:t xml:space="preserve"> </w:t>
@@ -2818,7 +2818,7 @@
         <w:t xml:space="preserve"> </w:t>
       </w:r>
       <w:r>
-        <w:t xml:space="preserve">any positive direct-export intensity. The 2024 wave (N = 1, 934) shows</w:t>
+        <w:t xml:space="preserve">any positive direct-export intensity. The 2024 wave (N = 1,934) shows</w:t>
       </w:r>
       <w:r>
         <w:t xml:space="preserve"> </w:t>
@@ -2854,7 +2854,7 @@
         <w:t xml:space="preserve"> </w:t>
       </w:r>
       <w:r>
-        <w:t xml:space="preserve">TCI_full is available for 1, 639 firms in 2012 (63 %) and 1, 920 firms in</w:t>
+        <w:t xml:space="preserve">TCI_full is available for 1,639 firms in 2012 (63 %) and 1,920 firms in</w:t>
       </w:r>
       <w:r>
         <w:t xml:space="preserve"> </w:t>
@@ -2929,19 +2929,19 @@
               <w:jc w:val="left"/>
             </w:pPr>
             <w:r>
-              <w:t xml:space="preserve">2012 (N = 2, 610)</w:t>
-            </w:r>
-          </w:p>
-        </w:tc>
-        <w:tc>
-          <w:tcPr/>
-          <w:p>
-            <w:pPr>
-              <w:pStyle w:val="Compact"/>
-              <w:jc w:val="left"/>
-            </w:pPr>
-            <w:r>
-              <w:t xml:space="preserve">2024 (N = 1, 934)</w:t>
+              <w:t xml:space="preserve">2012 (N = 2,610)</w:t>
+            </w:r>
+          </w:p>
+        </w:tc>
+        <w:tc>
+          <w:tcPr/>
+          <w:p>
+            <w:pPr>
+              <w:pStyle w:val="Compact"/>
+              <w:jc w:val="left"/>
+            </w:pPr>
+            <w:r>
+              <w:t xml:space="preserve">2024 (N = 1,934)</w:t>
             </w:r>
           </w:p>
         </w:tc>
@@ -3195,19 +3195,19 @@
               <w:jc w:val="left"/>
             </w:pPr>
             <w:r>
-              <w:t xml:space="preserve">N = 1, 639</w:t>
-            </w:r>
-          </w:p>
-        </w:tc>
-        <w:tc>
-          <w:tcPr/>
-          <w:p>
-            <w:pPr>
-              <w:pStyle w:val="Compact"/>
-              <w:jc w:val="left"/>
-            </w:pPr>
-            <w:r>
-              <w:t xml:space="preserve">N = 1, 920</w:t>
+              <w:t xml:space="preserve">N = 1,639</w:t>
+            </w:r>
+          </w:p>
+        </w:tc>
+        <w:tc>
+          <w:tcPr/>
+          <w:p>
+            <w:pPr>
+              <w:pStyle w:val="Compact"/>
+              <w:jc w:val="left"/>
+            </w:pPr>
+            <w:r>
+              <w:t xml:space="preserve">N = 1,920</w:t>
             </w:r>
           </w:p>
         </w:tc>
@@ -3233,19 +3233,19 @@
               <w:jc w:val="left"/>
             </w:pPr>
             <w:r>
-              <w:t xml:space="preserve">N = 2, 610</w:t>
-            </w:r>
-          </w:p>
-        </w:tc>
-        <w:tc>
-          <w:tcPr/>
-          <w:p>
-            <w:pPr>
-              <w:pStyle w:val="Compact"/>
-              <w:jc w:val="left"/>
-            </w:pPr>
-            <w:r>
-              <w:t xml:space="preserve">N = 1, 934</w:t>
+              <w:t xml:space="preserve">N = 2,610</w:t>
+            </w:r>
+          </w:p>
+        </w:tc>
+        <w:tc>
+          <w:tcPr/>
+          <w:p>
+            <w:pPr>
+              <w:pStyle w:val="Compact"/>
+              <w:jc w:val="left"/>
+            </w:pPr>
+            <w:r>
+              <w:t xml:space="preserve">N = 1,934</w:t>
             </w:r>
           </w:p>
         </w:tc>
@@ -3488,7 +3488,7 @@
         <w:pStyle w:val="BodyText"/>
       </w:pPr>
       <w:r>
-        <w:t xml:space="preserve">The pooled model (N = 4, 544) yields FSTS β = +1.24 (p &lt; .001) and FSTS²</w:t>
+        <w:t xml:space="preserve">The pooled model (N = 4,544) yields FSTS β = +1.24 (p &lt; .001) and FSTS²</w:t>
       </w:r>
       <w:r>
         <w:t xml:space="preserve"> </w:t>
@@ -3564,31 +3564,31 @@
               <w:jc w:val="left"/>
             </w:pPr>
             <w:r>
-              <w:t xml:space="preserve">2012 (N = 2, 610)</w:t>
-            </w:r>
-          </w:p>
-        </w:tc>
-        <w:tc>
-          <w:tcPr/>
-          <w:p>
-            <w:pPr>
-              <w:pStyle w:val="Compact"/>
-              <w:jc w:val="left"/>
-            </w:pPr>
-            <w:r>
-              <w:t xml:space="preserve">2024 (N = 1, 934)</w:t>
-            </w:r>
-          </w:p>
-        </w:tc>
-        <w:tc>
-          <w:tcPr/>
-          <w:p>
-            <w:pPr>
-              <w:pStyle w:val="Compact"/>
-              <w:jc w:val="left"/>
-            </w:pPr>
-            <w:r>
-              <w:t xml:space="preserve">Pooled (N = 4, 544)</w:t>
+              <w:t xml:space="preserve">2012 (N = 2,610)</w:t>
+            </w:r>
+          </w:p>
+        </w:tc>
+        <w:tc>
+          <w:tcPr/>
+          <w:p>
+            <w:pPr>
+              <w:pStyle w:val="Compact"/>
+              <w:jc w:val="left"/>
+            </w:pPr>
+            <w:r>
+              <w:t xml:space="preserve">2024 (N = 1,934)</w:t>
+            </w:r>
+          </w:p>
+        </w:tc>
+        <w:tc>
+          <w:tcPr/>
+          <w:p>
+            <w:pPr>
+              <w:pStyle w:val="Compact"/>
+              <w:jc w:val="left"/>
+            </w:pPr>
+            <w:r>
+              <w:t xml:space="preserve">Pooled (N = 4,544)</w:t>
             </w:r>
           </w:p>
         </w:tc>
@@ -4981,7 +4981,7 @@
               <w:jc w:val="left"/>
             </w:pPr>
             <w:r>
-              <w:t xml:space="preserve">F(2, 3, 558) = 2.24</w:t>
+              <w:t xml:space="preserve">F(2, 3,558) = 2.24</w:t>
             </w:r>
           </w:p>
         </w:tc>
@@ -5035,7 +5035,7 @@
               <w:jc w:val="left"/>
             </w:pPr>
             <w:r>
-              <w:t xml:space="preserve">F(2, 3, 558) = 3.26</w:t>
+              <w:t xml:space="preserve">F(2, 3,558) = 3.26</w:t>
             </w:r>
           </w:p>
         </w:tc>
@@ -5089,7 +5089,7 @@
               <w:jc w:val="left"/>
             </w:pPr>
             <w:r>
-              <w:t xml:space="preserve">F(2, 3, 558) = 0.27</w:t>
+              <w:t xml:space="preserve">F(2, 3,558) = 0.27</w:t>
             </w:r>
           </w:p>
         </w:tc>
@@ -5128,7 +5128,7 @@
         <w:pStyle w:val="BodyText"/>
       </w:pPr>
       <w:r>
-        <w:t xml:space="preserve">N = 3, 559 (sample_full). Cluster-robust SE on idstd. Controls (lnEmp,</w:t>
+        <w:t xml:space="preserve">N = 3,559 (sample_full). Cluster-robust SE on idstd. Controls (lnEmp,</w:t>
       </w:r>
       <w:r>
         <w:t xml:space="preserve"> </w:t>
@@ -5250,7 +5250,7 @@
         <w:t xml:space="preserve"> </w:t>
       </w:r>
       <w:r>
-        <w:t xml:space="preserve">estimates (n = 1, 000 draws) yield small but positive indirect effects</w:t>
+        <w:t xml:space="preserve">estimates (n = 1,000 draws) yield small but positive indirect effects</w:t>
       </w:r>
       <w:r>
         <w:t xml:space="preserve"> </w:t>

--- a/p5/submission/apbr_package/01_manuscript_blinded.docx
+++ b/p5/submission/apbr_package/01_manuscript_blinded.docx
@@ -5930,7 +5930,7 @@
         <w:pStyle w:val="FirstParagraph"/>
       </w:pPr>
       <w:r>
-        <w:t xml:space="preserve">Four inferential bounds apply. First, because WBES data are</w:t>
+        <w:t xml:space="preserve">Five inferential bounds apply. First, because WBES data are</w:t>
       </w:r>
       <w:r>
         <w:t xml:space="preserve"> </w:t>
@@ -6038,7 +6038,7 @@
         <w:t xml:space="preserve"> </w:t>
       </w:r>
       <w:r>
-        <w:t xml:space="preserve">to test the TCI–DAI mediation pathway rigorously.</w:t>
+        <w:t xml:space="preserve">to test the TCI–DAI mediation pathway rigorously. Fifth, the durability inference rests on a failure to reject cross-wave coefficient equality (the Paternoster tests are non-significant) rather than on a formal equivalence test; non-rejection does not by itself establish stability. The inference is nonetheless supported by the near-identical point estimates (turning points of 49.4 and 47.2 per cent; linear coefficients of 0.94 and 1.03 across the two waves) and the very small test statistics, which indicate genuine consistency rather than a borderline, underpowered non-rejection. A two-one-sided-tests equivalence procedure on future multi-wave data would place the durability claim on firmer inferential ground.</w:t>
       </w:r>
     </w:p>
     <w:bookmarkEnd w:id="41"/>

--- a/p5/submission/apbr_package/01_manuscript_blinded.docx
+++ b/p5/submission/apbr_package/01_manuscript_blinded.docx
@@ -128,7 +128,7 @@
         <w:t xml:space="preserve"> </w:t>
       </w:r>
       <w:r>
-        <w:t xml:space="preserve">estimates with 95% CIs; Figure 3 predicted I→P curves by wave; Figure 4</w:t>
+        <w:t xml:space="preserve">estimates with 95% CIs; Figure 3 predicted I to P curves by wave; Figure 4</w:t>
       </w:r>
       <w:r>
         <w:t xml:space="preserve"> </w:t>
@@ -151,14 +151,7 @@
         <w:pStyle w:val="FirstParagraph"/>
       </w:pPr>
       <w:r>
-        <w:rPr>
-          <w:bCs/>
-          <w:b/>
-        </w:rPr>
-        <w:t xml:space="preserve">Purpose</w:t>
-      </w:r>
-      <w:r>
-        <w:t xml:space="preserve">, This study examines whether the inverted-U relationship</w:t>
+        <w:t xml:space="preserve">This study examines whether the inverted-U relationship</w:t>
       </w:r>
       <w:r>
         <w:t xml:space="preserve"> </w:t>
@@ -190,14 +183,7 @@
         <w:pStyle w:val="BodyText"/>
       </w:pPr>
       <w:r>
-        <w:rPr>
-          <w:bCs/>
-          <w:b/>
-        </w:rPr>
-        <w:t xml:space="preserve">Design/methodology/approach</w:t>
-      </w:r>
-      <w:r>
-        <w:t xml:space="preserve">, World Bank Enterprise Survey microdata</w:t>
+        <w:t xml:space="preserve">World Bank Enterprise Survey microdata</w:t>
       </w:r>
       <w:r>
         <w:t xml:space="preserve"> </w:t>
@@ -235,14 +221,7 @@
         <w:pStyle w:val="BodyText"/>
       </w:pPr>
       <w:r>
-        <w:rPr>
-          <w:bCs/>
-          <w:b/>
-        </w:rPr>
-        <w:t xml:space="preserve">Findings</w:t>
-      </w:r>
-      <w:r>
-        <w:t xml:space="preserve">, Turning points remain within a tight range (49.4% in</w:t>
+        <w:t xml:space="preserve">Turning points remain within a tight range (49.4% in</w:t>
       </w:r>
       <w:r>
         <w:t xml:space="preserve"> </w:t>
@@ -304,14 +283,7 @@
         <w:pStyle w:val="BodyText"/>
       </w:pPr>
       <w:r>
-        <w:rPr>
-          <w:bCs/>
-          <w:b/>
-        </w:rPr>
-        <w:t xml:space="preserve">Originality/value</w:t>
-      </w:r>
-      <w:r>
-        <w:t xml:space="preserve">, Despite substantial structural change between</w:t>
+        <w:t xml:space="preserve">Despite substantial structural change between</w:t>
       </w:r>
       <w:r>
         <w:t xml:space="preserve"> </w:t>
@@ -481,13 +453,13 @@
         <w:t xml:space="preserve"> </w:t>
       </w:r>
       <w:r>
-        <w:t xml:space="preserve">in both 2012 (turning point 49.4 %)</w:t>
-      </w:r>
-      <w:r>
-        <w:t xml:space="preserve"> </w:t>
-      </w:r>
-      <w:r>
-        <w:t xml:space="preserve">and 2024 (turning point 47.2 %) waves, with overlapping 95 %</w:t>
+        <w:t xml:space="preserve">in both 2012 (turning point 49.4 %)</w:t>
+      </w:r>
+      <w:r>
+        <w:t xml:space="preserve"> </w:t>
+      </w:r>
+      <w:r>
+        <w:t xml:space="preserve">and 2024 (turning point 47.2 %) waves, with overlapping 95 %</w:t>
       </w:r>
       <w:r>
         <w:t xml:space="preserve"> </w:t>
@@ -521,13 +493,13 @@
         <w:t xml:space="preserve"> </w:t>
       </w:r>
       <w:r>
-        <w:t xml:space="preserve">coefficient equality across waves (FSTS z = +0.82, p = .412; FSTS²</w:t>
-      </w:r>
-      <w:r>
-        <w:t xml:space="preserve"> </w:t>
-      </w:r>
-      <w:r>
-        <w:t xml:space="preserve">z = −0.61, p = .545), supporting structural durability over</w:t>
+        <w:t xml:space="preserve">coefficient equality across waves (FSTS z = +0.82, p = .412; FSTS²</w:t>
+      </w:r>
+      <w:r>
+        <w:t xml:space="preserve"> </w:t>
+      </w:r>
+      <w:r>
+        <w:t xml:space="preserve">z = −0.61, p = .545), supporting structural durability over</w:t>
       </w:r>
       <w:r>
         <w:t xml:space="preserve"> </w:t>
@@ -561,7 +533,7 @@
         <w:t xml:space="preserve"> </w:t>
       </w:r>
       <w:r>
-        <w:t xml:space="preserve">of productivity in both waves (β_z = +0.28 in 2012 and +0.43 in 2024)</w:t>
+        <w:t xml:space="preserve">of productivity in both waves (β_z = +0.28 in 2012 and +0.43 in 2024)</w:t>
       </w:r>
       <w:r>
         <w:t xml:space="preserve"> </w:t>
@@ -661,11 +633,11 @@
         <w:t xml:space="preserve"> </w:t>
       </w:r>
       <w:r>
-        <w:t xml:space="preserve">threshold centred around 48 % export intensity regardless of decade.</w:t>
+        <w:t xml:space="preserve">threshold centred around 48 % export intensity regardless of decade.</w:t>
       </w:r>
     </w:p>
     <w:bookmarkEnd w:id="21"/>
-    <w:bookmarkStart w:id="22" w:name="Xe3d0fc0bea9a42ce7605565d0964033d7f6ee47"/>
+    <w:bookmarkStart w:id="22" w:name="introduction"/>
     <w:p>
       <w:pPr>
         <w:pStyle w:val="Heading2"/>
@@ -913,19 +885,19 @@
         <w:pStyle w:val="BodyText"/>
       </w:pPr>
       <w:r>
-        <w:t xml:space="preserve">The remainder of the paper is organised as follows. Section 2 develops</w:t>
-      </w:r>
-      <w:r>
-        <w:t xml:space="preserve"> </w:t>
-      </w:r>
-      <w:r>
-        <w:t xml:space="preserve">the theoretical framework and hypotheses. Section 3 describes data,</w:t>
-      </w:r>
-      <w:r>
-        <w:t xml:space="preserve"> </w:t>
-      </w:r>
-      <w:r>
-        <w:t xml:space="preserve">variables, and methods. Section 4 presents results. Section 5 discusses</w:t>
+        <w:t xml:space="preserve">The remainder of the paper is organised as follows. Section 2 develops</w:t>
+      </w:r>
+      <w:r>
+        <w:t xml:space="preserve"> </w:t>
+      </w:r>
+      <w:r>
+        <w:t xml:space="preserve">the theoretical framework and hypotheses. Section 3 describes data,</w:t>
+      </w:r>
+      <w:r>
+        <w:t xml:space="preserve"> </w:t>
+      </w:r>
+      <w:r>
+        <w:t xml:space="preserve">variables, and methods. Section 4 presents results. Section 5 discusses</w:t>
       </w:r>
       <w:r>
         <w:t xml:space="preserve"> </w:t>
@@ -935,7 +907,7 @@
       </w:r>
     </w:p>
     <w:bookmarkEnd w:id="22"/>
-    <w:bookmarkStart w:id="26" w:name="X8bf20a63f0decf7b16e99d564b9958ec4fbbb23"/>
+    <w:bookmarkStart w:id="26" w:name="theory-and-hypotheses"/>
     <w:p>
       <w:pPr>
         <w:pStyle w:val="Heading2"/>
@@ -944,7 +916,7 @@
         <w:t xml:space="preserve">2. Theory and Hypotheses</w:t>
       </w:r>
     </w:p>
-    <w:bookmarkStart w:id="23" w:name="Xe089a51cf00ad631dbcdfa837bfcf2befbbb388"/>
+    <w:bookmarkStart w:id="23" w:name="X80f1b9a6838da6506200db77e2279c8969787f1"/>
     <w:p>
       <w:pPr>
         <w:pStyle w:val="Heading3"/>
@@ -1000,7 +972,7 @@
         <w:t xml:space="preserve"> </w:t>
       </w:r>
       <w:r>
-        <w:t xml:space="preserve">up to roughly 40–60 % is associated with learning-by-exporting effects</w:t>
+        <w:t xml:space="preserve">up to roughly 40–60 % is associated with learning-by-exporting effects</w:t>
       </w:r>
       <w:r>
         <w:t xml:space="preserve"> </w:t>
@@ -1094,7 +1066,7 @@
       </w:r>
     </w:p>
     <w:bookmarkEnd w:id="23"/>
-    <w:bookmarkStart w:id="24" w:name="Xf1c81d13fe998b882da119ca3ec3b3d40ce5a1b"/>
+    <w:bookmarkStart w:id="24" w:name="temporal-stability-of-the-ip-curvature"/>
     <w:p>
       <w:pPr>
         <w:pStyle w:val="Heading3"/>
@@ -1138,7 +1110,25 @@
         <w:t xml:space="preserve"> </w:t>
       </w:r>
       <w:r>
-        <w:t xml:space="preserve">sensitive to structural context, generating a “wave-specific” pattern</w:t>
+        <w:t xml:space="preserve">sensitive to structural context, generating a</w:t>
+      </w:r>
+      <w:r>
+        <w:t xml:space="preserve"> </w:t>
+      </w:r>
+      <w:r>
+        <w:t xml:space="preserve">“</w:t>
+      </w:r>
+      <w:r>
+        <w:t xml:space="preserve">wave-specific</w:t>
+      </w:r>
+      <w:r>
+        <w:t xml:space="preserve">”</w:t>
+      </w:r>
+      <w:r>
+        <w:t xml:space="preserve"> </w:t>
+      </w:r>
+      <w:r>
+        <w:t xml:space="preserve">pattern</w:t>
       </w:r>
       <w:r>
         <w:t xml:space="preserve"> </w:t>
@@ -1174,7 +1164,7 @@
         <w:t xml:space="preserve"> </w:t>
       </w:r>
       <w:r>
-        <w:t xml:space="preserve">When China's export environment shifts substantially between</w:t>
+        <w:t xml:space="preserve">When China’s export environment shifts substantially between</w:t>
       </w:r>
       <w:r>
         <w:t xml:space="preserve"> </w:t>
@@ -1234,7 +1224,7 @@
         <w:t xml:space="preserve"> </w:t>
       </w:r>
       <w:r>
-        <w:t xml:space="preserve">When China's institutional framework governing export costs</w:t>
+        <w:t xml:space="preserve">When China’s institutional framework governing export costs</w:t>
       </w:r>
       <w:r>
         <w:t xml:space="preserve"> </w:t>
@@ -1286,7 +1276,7 @@
       </w:r>
     </w:p>
     <w:bookmarkEnd w:id="24"/>
-    <w:bookmarkStart w:id="25" w:name="X505f50cd1f9abb1ab06672992aff36a1dc7f136"/>
+    <w:bookmarkStart w:id="25" w:name="technological-capability-as-a-moderator"/>
     <w:p>
       <w:pPr>
         <w:pStyle w:val="Heading3"/>
@@ -1530,7 +1520,7 @@
           <w:bCs/>
           <w:b/>
         </w:rPr>
-        <w:t xml:space="preserve">Figure 1.</w:t>
+        <w:t xml:space="preserve">Figure 1.</w:t>
       </w:r>
       <w:r>
         <w:t xml:space="preserve"> </w:t>
@@ -1554,12 +1544,12 @@
         <w:t xml:space="preserve"> </w:t>
       </w:r>
       <w:r>
-        <w:t xml:space="preserve">exploratory mechanism analyses evaluated in §4.5.</w:t>
+        <w:t xml:space="preserve">exploratory mechanism analyses evaluated in Section 4.5.</w:t>
       </w:r>
     </w:p>
     <w:bookmarkEnd w:id="25"/>
     <w:bookmarkEnd w:id="26"/>
-    <w:bookmarkStart w:id="30" w:name="X5eb800a903106e48a684e9ea9de39ed619b9df8"/>
+    <w:bookmarkStart w:id="30" w:name="data-and-methods"/>
     <w:p>
       <w:pPr>
         <w:pStyle w:val="Heading2"/>
@@ -1568,7 +1558,7 @@
         <w:t xml:space="preserve">3. Data and Methods</w:t>
       </w:r>
     </w:p>
-    <w:bookmarkStart w:id="27" w:name="X7539fb3dc2f98232f41138bc75cab658563f4ee"/>
+    <w:bookmarkStart w:id="27" w:name="data"/>
     <w:p>
       <w:pPr>
         <w:pStyle w:val="Heading3"/>
@@ -1725,7 +1715,7 @@
         <w:t xml:space="preserve"> </w:t>
       </w:r>
       <w:r>
-        <w:t xml:space="preserve">in §4.6.</w:t>
+        <w:t xml:space="preserve">in Section 4.6.</w:t>
       </w:r>
     </w:p>
     <w:p>
@@ -1855,7 +1845,7 @@
         <w:t xml:space="preserve"> </w:t>
       </w:r>
       <w:r>
-        <w:t xml:space="preserve">paper (abstract, Table 1, Table 2). World Bank nonresponse codes (−9 and</w:t>
+        <w:t xml:space="preserve">paper (abstract, Table 1, Table 2). World Bank nonresponse codes (−9 and</w:t>
       </w:r>
       <w:r>
         <w:t xml:space="preserve"> </w:t>
@@ -1909,7 +1899,7 @@
         <w:t xml:space="preserve"> </w:t>
       </w:r>
       <w:r>
-        <w:t xml:space="preserve">sizes, turning‑point estimates (49.4 % in 2012, 47.2 % in 2024, 48.8 %</w:t>
+        <w:t xml:space="preserve">sizes, turning‑point estimates (49.4 % in 2012, 47.2 % in 2024, 48.8 %</w:t>
       </w:r>
       <w:r>
         <w:t xml:space="preserve"> </w:t>
@@ -1981,7 +1971,7 @@
         <w:t xml:space="preserve"> </w:t>
       </w:r>
       <w:r>
-        <w:t xml:space="preserve">non-missing) retains 1,940 of 2,189 firms (88.6 %). By contrast, the</w:t>
+        <w:t xml:space="preserve">non-missing) retains 1,940 of 2,189 firms (88.6 %). By contrast, the</w:t>
       </w:r>
       <w:r>
         <w:t xml:space="preserve"> </w:t>
@@ -2005,7 +1995,7 @@
         <w:t xml:space="preserve"> </w:t>
       </w:r>
       <w:r>
-        <w:t xml:space="preserve">sample to 4,544. Turning-point estimates (47.2 % in 2024) and</w:t>
+        <w:t xml:space="preserve">sample to 4,544. Turning-point estimates (47.2 % in 2024) and</w:t>
       </w:r>
       <w:r>
         <w:t xml:space="preserve"> </w:t>
@@ -2015,7 +2005,7 @@
       </w:r>
     </w:p>
     <w:bookmarkEnd w:id="27"/>
-    <w:bookmarkStart w:id="28" w:name="X431a8b355211b47c6e494a5f659051454df4ed1"/>
+    <w:bookmarkStart w:id="28" w:name="measures"/>
     <w:p>
       <w:pPr>
         <w:pStyle w:val="Heading3"/>
@@ -2399,7 +2389,7 @@
         <w:t xml:space="preserve">b2b</w:t>
       </w:r>
       <w:r>
-        <w:t xml:space="preserve">, &gt; 10 % foreign equity); (d) ISIC 2-digit industry stratum</w:t>
+        <w:t xml:space="preserve">, &gt; 10 % foreign equity); (d) ISIC 2-digit industry stratum</w:t>
       </w:r>
       <w:r>
         <w:t xml:space="preserve"> </w:t>
@@ -2409,7 +2399,7 @@
       </w:r>
     </w:p>
     <w:bookmarkEnd w:id="28"/>
-    <w:bookmarkStart w:id="29" w:name="X88d3b635b18ee197bee6ec760e4576787847be1"/>
+    <w:bookmarkStart w:id="29" w:name="estimation-strategy"/>
     <w:p>
       <w:pPr>
         <w:pStyle w:val="Heading3"/>
@@ -2456,7 +2446,22 @@
         <w:t xml:space="preserve"> </w:t>
       </w:r>
       <w:r>
-        <w:t xml:space="preserve">both the 2012 and 2024 waves (the 'panel core'), enabling within-firm</w:t>
+        <w:t xml:space="preserve">both the 2012 and 2024 waves (the</w:t>
+      </w:r>
+      <w:r>
+        <w:t xml:space="preserve"> </w:t>
+      </w:r>
+      <w:r>
+        <w:t xml:space="preserve">‘</w:t>
+      </w:r>
+      <w:r>
+        <w:t xml:space="preserve">panel core</w:t>
+      </w:r>
+      <w:r>
+        <w:t xml:space="preserve">’</w:t>
+      </w:r>
+      <w:r>
+        <w:t xml:space="preserve">), enabling within-firm</w:t>
       </w:r>
       <w:r>
         <w:t xml:space="preserve"> </w:t>
@@ -2500,7 +2505,7 @@
         <w:t xml:space="preserve"> </w:t>
       </w:r>
       <w:r>
-        <w:t xml:space="preserve">(2β₂), with 95 % CIs computed via the delta-method gradient. Lind and</w:t>
+        <w:t xml:space="preserve">(2β₂), with 95 % CIs computed via the delta-method gradient. Lind and</w:t>
       </w:r>
       <w:r>
         <w:t xml:space="preserve"> </w:t>
@@ -2777,7 +2782,7 @@
     </w:p>
     <w:bookmarkEnd w:id="29"/>
     <w:bookmarkEnd w:id="30"/>
-    <w:bookmarkStart w:id="37" w:name="X121719332867ee227f0a04b486098cee978c6e6"/>
+    <w:bookmarkStart w:id="37" w:name="results"/>
     <w:p>
       <w:pPr>
         <w:pStyle w:val="Heading2"/>
@@ -2786,7 +2791,7 @@
         <w:t xml:space="preserve">4. Results</w:t>
       </w:r>
     </w:p>
-    <w:bookmarkStart w:id="31" w:name="Xcfcbc1028680fbd618b9b585dd17cf608861803"/>
+    <w:bookmarkStart w:id="31" w:name="descriptive-statistics"/>
     <w:p>
       <w:pPr>
         <w:pStyle w:val="Heading3"/>
@@ -2812,7 +2817,7 @@
         <w:t xml:space="preserve"> </w:t>
       </w:r>
       <w:r>
-        <w:t xml:space="preserve">1.19) and mean export intensity of 5.2 %, with 19.4 % of firms reporting</w:t>
+        <w:t xml:space="preserve">1.19) and mean export intensity of 5.2 %, with 19.4 % of firms reporting</w:t>
       </w:r>
       <w:r>
         <w:t xml:space="preserve"> </w:t>
@@ -2830,7 +2835,7 @@
         <w:t xml:space="preserve"> </w:t>
       </w:r>
       <w:r>
-        <w:t xml:space="preserve">of 0.49 log units, and mean export intensity of 3.6 %, with 12.4 % of</w:t>
+        <w:t xml:space="preserve">of 0.49 log units, and mean export intensity of 3.6 %, with 12.4 % of</w:t>
       </w:r>
       <w:r>
         <w:t xml:space="preserve"> </w:t>
@@ -2854,13 +2859,13 @@
         <w:t xml:space="preserve"> </w:t>
       </w:r>
       <w:r>
-        <w:t xml:space="preserve">TCI_full is available for 1,639 firms in 2012 (63 %) and 1,920 firms in</w:t>
-      </w:r>
-      <w:r>
-        <w:t xml:space="preserve"> </w:t>
-      </w:r>
-      <w:r>
-        <w:t xml:space="preserve">2024 (99 %), reflecting a significant improvement in WBES coverage of</w:t>
+        <w:t xml:space="preserve">TCI_full is available for 1,639 firms in 2012 (63 %) and 1,920 firms in</w:t>
+      </w:r>
+      <w:r>
+        <w:t xml:space="preserve"> </w:t>
+      </w:r>
+      <w:r>
+        <w:t xml:space="preserve">2024 (99 %), reflecting a significant improvement in WBES coverage of</w:t>
       </w:r>
       <w:r>
         <w:t xml:space="preserve"> </w:t>
@@ -2896,14 +2901,14 @@
     <w:tbl>
       <w:tblPr>
         <w:tblStyle w:val="Table"/>
-        <w:tblW w:type="auto" w:w="0"/>
+        <w:tblW w:type="pct" w:w="5000"/>
         <w:tblLook w:firstRow="1" w:lastRow="0" w:firstColumn="0" w:lastColumn="0" w:noHBand="0" w:noVBand="0" w:val="0020"/>
         <w:jc w:val="start"/>
       </w:tblPr>
       <w:tblGrid>
-        <w:gridCol w:w="2640"/>
-        <w:gridCol w:w="2640"/>
-        <w:gridCol w:w="2640"/>
+        <w:gridCol w:w="4168"/>
+        <w:gridCol w:w="1875"/>
+        <w:gridCol w:w="1875"/>
       </w:tblGrid>
       <w:tr>
         <w:trPr>
@@ -3043,19 +3048,19 @@
               <w:jc w:val="left"/>
             </w:pPr>
             <w:r>
-              <w:t xml:space="preserve">19.4 %</w:t>
-            </w:r>
-          </w:p>
-        </w:tc>
-        <w:tc>
-          <w:tcPr/>
-          <w:p>
-            <w:pPr>
-              <w:pStyle w:val="Compact"/>
-              <w:jc w:val="left"/>
-            </w:pPr>
-            <w:r>
-              <w:t xml:space="preserve">12.4 %</w:t>
+              <w:t xml:space="preserve">19.4 %</w:t>
+            </w:r>
+          </w:p>
+        </w:tc>
+        <w:tc>
+          <w:tcPr/>
+          <w:p>
+            <w:pPr>
+              <w:pStyle w:val="Compact"/>
+              <w:jc w:val="left"/>
+            </w:pPr>
+            <w:r>
+              <w:t xml:space="preserve">12.4 %</w:t>
             </w:r>
           </w:p>
         </w:tc>
@@ -3145,31 +3150,31 @@
               <w:jc w:val="left"/>
             </w:pPr>
             <w:r>
-              <w:t xml:space="preserve">Foreign ownership &gt; 10 %</w:t>
-            </w:r>
-          </w:p>
-        </w:tc>
-        <w:tc>
-          <w:tcPr/>
-          <w:p>
-            <w:pPr>
-              <w:pStyle w:val="Compact"/>
-              <w:jc w:val="left"/>
-            </w:pPr>
-            <w:r>
-              <w:t xml:space="preserve">5.8 %</w:t>
-            </w:r>
-          </w:p>
-        </w:tc>
-        <w:tc>
-          <w:tcPr/>
-          <w:p>
-            <w:pPr>
-              <w:pStyle w:val="Compact"/>
-              <w:jc w:val="left"/>
-            </w:pPr>
-            <w:r>
-              <w:t xml:space="preserve">3.7 %</w:t>
+              <w:t xml:space="preserve">Foreign ownership &gt; 10 %</w:t>
+            </w:r>
+          </w:p>
+        </w:tc>
+        <w:tc>
+          <w:tcPr/>
+          <w:p>
+            <w:pPr>
+              <w:pStyle w:val="Compact"/>
+              <w:jc w:val="left"/>
+            </w:pPr>
+            <w:r>
+              <w:t xml:space="preserve">5.8 %</w:t>
+            </w:r>
+          </w:p>
+        </w:tc>
+        <w:tc>
+          <w:tcPr/>
+          <w:p>
+            <w:pPr>
+              <w:pStyle w:val="Compact"/>
+              <w:jc w:val="left"/>
+            </w:pPr>
+            <w:r>
+              <w:t xml:space="preserve">3.7 %</w:t>
             </w:r>
           </w:p>
         </w:tc>
@@ -3278,7 +3283,7 @@
       </w:r>
     </w:p>
     <w:bookmarkEnd w:id="31"/>
-    <w:bookmarkStart w:id="32" w:name="X34b83cd764295e21fd4e71e3151b388b8f2159e"/>
+    <w:bookmarkStart w:id="32" w:name="main-threshold-results"/>
     <w:p>
       <w:pPr>
         <w:pStyle w:val="Heading3"/>
@@ -3396,13 +3401,13 @@
         <w:pStyle w:val="BodyText"/>
       </w:pPr>
       <w:r>
-        <w:t xml:space="preserve">Turning-point estimates are 49.4 % (95 % CI: 43.1–55.7 %) in 2012 and</w:t>
-      </w:r>
-      <w:r>
-        <w:t xml:space="preserve"> </w:t>
-      </w:r>
-      <w:r>
-        <w:t xml:space="preserve">47.2 % (95 % CI: 40.8–53.6 %) in 2024. The CIs overlap substantially,</w:t>
+        <w:t xml:space="preserve">Turning-point estimates are 49.4 % (95 % CI: 43.1–55.7 %) in 2012 and</w:t>
+      </w:r>
+      <w:r>
+        <w:t xml:space="preserve"> </w:t>
+      </w:r>
+      <w:r>
+        <w:t xml:space="preserve">47.2 % (95 % CI: 40.8–53.6 %) in 2024. The CIs overlap substantially,</w:t>
       </w:r>
       <w:r>
         <w:t xml:space="preserve"> </w:t>
@@ -3438,7 +3443,7 @@
         <w:t xml:space="preserve"> </w:t>
       </w:r>
       <w:r>
-        <w:t xml:space="preserve">structurally durable: the 12-year interval spanning China's WTO</w:t>
+        <w:t xml:space="preserve">structurally durable: the 12-year interval spanning China’s WTO</w:t>
       </w:r>
       <w:r>
         <w:t xml:space="preserve"> </w:t>
@@ -3494,13 +3499,13 @@
         <w:t xml:space="preserve"> </w:t>
       </w:r>
       <w:r>
-        <w:t xml:space="preserve">β = −1.55 (p &lt; .001), with turning point at 48.8 % (95 % CI:</w:t>
-      </w:r>
-      <w:r>
-        <w:t xml:space="preserve"> </w:t>
-      </w:r>
-      <w:r>
-        <w:t xml:space="preserve">44.2–53.4 %).</w:t>
+        <w:t xml:space="preserve">β = −1.55 (p &lt; .001), with turning point at 48.8 % (95 % CI:</w:t>
+      </w:r>
+      <w:r>
+        <w:t xml:space="preserve"> </w:t>
+      </w:r>
+      <w:r>
+        <w:t xml:space="preserve">44.2–53.4 %).</w:t>
       </w:r>
     </w:p>
     <w:p>
@@ -3530,15 +3535,15 @@
     <w:tbl>
       <w:tblPr>
         <w:tblStyle w:val="Table"/>
-        <w:tblW w:type="auto" w:w="0"/>
+        <w:tblW w:type="pct" w:w="5000"/>
         <w:tblLook w:firstRow="1" w:lastRow="0" w:firstColumn="0" w:lastColumn="0" w:noHBand="0" w:noVBand="0" w:val="0020"/>
         <w:jc w:val="start"/>
       </w:tblPr>
       <w:tblGrid>
-        <w:gridCol w:w="1980"/>
-        <w:gridCol w:w="1980"/>
-        <w:gridCol w:w="1980"/>
-        <w:gridCol w:w="1980"/>
+        <w:gridCol w:w="2043"/>
+        <w:gridCol w:w="1958"/>
+        <w:gridCol w:w="1958"/>
+        <w:gridCol w:w="1958"/>
       </w:tblGrid>
       <w:tr>
         <w:trPr>
@@ -3922,7 +3927,7 @@
                 <w:bCs/>
                 <w:b/>
               </w:rPr>
-              <w:t xml:space="preserve">49.4 %</w:t>
+              <w:t xml:space="preserve">49.4 %</w:t>
             </w:r>
           </w:p>
         </w:tc>
@@ -3938,7 +3943,7 @@
                 <w:bCs/>
                 <w:b/>
               </w:rPr>
-              <w:t xml:space="preserve">47.2 %</w:t>
+              <w:t xml:space="preserve">47.2 %</w:t>
             </w:r>
           </w:p>
         </w:tc>
@@ -3954,7 +3959,7 @@
                 <w:bCs/>
                 <w:b/>
               </w:rPr>
-              <w:t xml:space="preserve">48.8 %</w:t>
+              <w:t xml:space="preserve">48.8 %</w:t>
             </w:r>
           </w:p>
         </w:tc>
@@ -3968,7 +3973,7 @@
               <w:jc w:val="left"/>
             </w:pPr>
             <w:r>
-              <w:t xml:space="preserve">95 % CI (delta method)</w:t>
+              <w:t xml:space="preserve">95 % CI (delta method)</w:t>
             </w:r>
           </w:p>
         </w:tc>
@@ -4147,19 +4152,19 @@
           <w:bCs/>
           <w:b/>
         </w:rPr>
-        <w:t xml:space="preserve">Figure 2.</w:t>
-      </w:r>
-      <w:r>
-        <w:t xml:space="preserve"> </w:t>
-      </w:r>
-      <w:r>
-        <w:t xml:space="preserve">Delta-method 95 % confidence intervals for the</w:t>
-      </w:r>
-      <w:r>
-        <w:t xml:space="preserve"> </w:t>
-      </w:r>
-      <w:r>
-        <w:t xml:space="preserve">turning-point estimates in 2012 (49.4 %) and 2024 (47.2 %). The</w:t>
+        <w:t xml:space="preserve">Figure 2.</w:t>
+      </w:r>
+      <w:r>
+        <w:t xml:space="preserve"> </w:t>
+      </w:r>
+      <w:r>
+        <w:t xml:space="preserve">Delta-method 95 % confidence intervals for the</w:t>
+      </w:r>
+      <w:r>
+        <w:t xml:space="preserve"> </w:t>
+      </w:r>
+      <w:r>
+        <w:t xml:space="preserve">turning-point estimates in 2012 (49.4 %) and 2024 (47.2 %). The</w:t>
       </w:r>
       <w:r>
         <w:t xml:space="preserve"> </w:t>
@@ -4169,7 +4174,7 @@
       </w:r>
     </w:p>
     <w:bookmarkEnd w:id="32"/>
-    <w:bookmarkStart w:id="33" w:name="Xfe3c331420c241aa73c6296372277a6d3f913cb"/>
+    <w:bookmarkStart w:id="33" w:name="predicted-ip-curves"/>
     <w:p>
       <w:pPr>
         <w:pStyle w:val="Heading3"/>
@@ -4239,7 +4244,7 @@
           <w:bCs/>
           <w:b/>
         </w:rPr>
-        <w:t xml:space="preserve">Figure 3.</w:t>
+        <w:t xml:space="preserve">Figure 3.</w:t>
       </w:r>
       <w:r>
         <w:t xml:space="preserve"> </w:t>
@@ -4263,11 +4268,11 @@
         <w:t xml:space="preserve"> </w:t>
       </w:r>
       <w:r>
-        <w:t xml:space="preserve">shaded bands are 95 % pointwise CIs.</w:t>
+        <w:t xml:space="preserve">shaded bands are 95 % pointwise CIs.</w:t>
       </w:r>
     </w:p>
     <w:bookmarkEnd w:id="33"/>
-    <w:bookmarkStart w:id="34" w:name="X86f6006676d1e9a822b51b562b1655386d9e86b"/>
+    <w:bookmarkStart w:id="34" w:name="capability-moderation"/>
     <w:p>
       <w:pPr>
         <w:pStyle w:val="Heading3"/>
@@ -4379,15 +4384,15 @@
     <w:tbl>
       <w:tblPr>
         <w:tblStyle w:val="Table"/>
-        <w:tblW w:type="auto" w:w="0"/>
+        <w:tblW w:type="pct" w:w="5000"/>
         <w:tblLook w:firstRow="1" w:lastRow="0" w:firstColumn="0" w:lastColumn="0" w:noHBand="0" w:noVBand="0" w:val="0020"/>
         <w:jc w:val="start"/>
       </w:tblPr>
       <w:tblGrid>
-        <w:gridCol w:w="1980"/>
-        <w:gridCol w:w="1980"/>
-        <w:gridCol w:w="1980"/>
-        <w:gridCol w:w="1980"/>
+        <w:gridCol w:w="4601"/>
+        <w:gridCol w:w="1508"/>
+        <w:gridCol w:w="754"/>
+        <w:gridCol w:w="1056"/>
       </w:tblGrid>
       <w:tr>
         <w:trPr>
@@ -5172,7 +5177,7 @@
           <w:bCs/>
           <w:b/>
         </w:rPr>
-        <w:t xml:space="preserve">Figure 4.</w:t>
+        <w:t xml:space="preserve">Figure 4.</w:t>
       </w:r>
       <w:r>
         <w:t xml:space="preserve"> </w:t>
@@ -5190,7 +5195,7 @@
         <w:t xml:space="preserve"> </w:t>
       </w:r>
       <w:r>
-        <w:t xml:space="preserve">Chinese private firms. Error bars are 95 % HC1-robust confidence</w:t>
+        <w:t xml:space="preserve">Chinese private firms. Error bars are 95 % HC1-robust confidence</w:t>
       </w:r>
       <w:r>
         <w:t xml:space="preserve"> </w:t>
@@ -5206,7 +5211,7 @@
       </w:r>
     </w:p>
     <w:bookmarkEnd w:id="34"/>
-    <w:bookmarkStart w:id="35" w:name="Xdf31b4a83ae47f030a08265332b3138989411fc"/>
+    <w:bookmarkStart w:id="35" w:name="mechanism-analysis-digital-adoption"/>
     <w:p>
       <w:pPr>
         <w:pStyle w:val="Heading3"/>
@@ -5238,13 +5243,13 @@
         <w:t xml:space="preserve"> </w:t>
       </w:r>
       <w:r>
-        <w:t xml:space="preserve">DAI_core mediates the TCI_full → lnLP relationship via a sequential</w:t>
-      </w:r>
-      <w:r>
-        <w:t xml:space="preserve"> </w:t>
-      </w:r>
-      <w:r>
-        <w:t xml:space="preserve">mediation path (TCI_full → DAI_core → lnLP). Bootstrap indirect-effect</w:t>
+        <w:t xml:space="preserve">DAI_core mediates the TCI_full to lnLP relationship via a sequential</w:t>
+      </w:r>
+      <w:r>
+        <w:t xml:space="preserve"> </w:t>
+      </w:r>
+      <w:r>
+        <w:t xml:space="preserve">mediation path (TCI_full to DAI_core to lnLP). Bootstrap indirect-effect</w:t>
       </w:r>
       <w:r>
         <w:t xml:space="preserve"> </w:t>
@@ -5256,7 +5261,7 @@
         <w:t xml:space="preserve"> </w:t>
       </w:r>
       <w:r>
-        <w:t xml:space="preserve">(2012: +0.018, 95 % CI [0.004, 0.039]; 2024: +0.022, 95 % CI [0.007,</w:t>
+        <w:t xml:space="preserve">(2012: +0.018, 95 % CI [0.004, 0.039]; 2024: +0.022, 95 % CI [0.007,</w:t>
       </w:r>
       <w:r>
         <w:t xml:space="preserve"> </w:t>
@@ -5280,7 +5285,25 @@
         <w:t xml:space="preserve"> </w:t>
       </w:r>
       <w:r>
-        <w:t xml:space="preserve">reported as a “descriptive mechanism sketch” rather than a causal</w:t>
+        <w:t xml:space="preserve">reported as a</w:t>
+      </w:r>
+      <w:r>
+        <w:t xml:space="preserve"> </w:t>
+      </w:r>
+      <w:r>
+        <w:t xml:space="preserve">“</w:t>
+      </w:r>
+      <w:r>
+        <w:t xml:space="preserve">descriptive mechanism sketch</w:t>
+      </w:r>
+      <w:r>
+        <w:t xml:space="preserve">”</w:t>
+      </w:r>
+      <w:r>
+        <w:t xml:space="preserve"> </w:t>
+      </w:r>
+      <w:r>
+        <w:t xml:space="preserve">rather than a causal</w:t>
       </w:r>
       <w:r>
         <w:t xml:space="preserve"> </w:t>
@@ -5290,7 +5313,7 @@
       </w:r>
     </w:p>
     <w:bookmarkEnd w:id="35"/>
-    <w:bookmarkStart w:id="36" w:name="X7b68f907ed55e65a2ee44288bf21fafeaedb955"/>
+    <w:bookmarkStart w:id="36" w:name="robustness-checks"/>
     <w:p>
       <w:pPr>
         <w:pStyle w:val="Heading3"/>
@@ -5326,7 +5349,7 @@
         <w:t xml:space="preserve"> </w:t>
       </w:r>
       <w:r>
-        <w:t xml:space="preserve">turning points of 48.1 % (2012) and 46.4 % (2024), within the confidence</w:t>
+        <w:t xml:space="preserve">turning points of 48.1 % (2012) and 46.4 % (2024), within the confidence</w:t>
       </w:r>
       <w:r>
         <w:t xml:space="preserve"> </w:t>
@@ -5374,7 +5397,7 @@
         <w:t xml:space="preserve"> </w:t>
       </w:r>
       <w:r>
-        <w:t xml:space="preserve">with a turning point of 47.9 % in 2012 and 45.7 % in 2024. Paternoster</w:t>
+        <w:t xml:space="preserve">with a turning point of 47.9 % in 2012 and 45.7 % in 2024. Paternoster</w:t>
       </w:r>
       <w:r>
         <w:t xml:space="preserve"> </w:t>
@@ -5410,7 +5433,7 @@
         <w:t xml:space="preserve"> </w:t>
       </w:r>
       <w:r>
-        <w:t xml:space="preserve">the turning point ranging from 44.8 % to 51.3 % across quantiles and</w:t>
+        <w:t xml:space="preserve">the turning point ranging from 44.8 % to 51.3 % across quantiles and</w:t>
       </w:r>
       <w:r>
         <w:t xml:space="preserve"> </w:t>
@@ -5493,7 +5516,7 @@
     </w:p>
     <w:bookmarkEnd w:id="36"/>
     <w:bookmarkEnd w:id="37"/>
-    <w:bookmarkStart w:id="43" w:name="X735612638e4e736e4693e459c258977262c0dfc"/>
+    <w:bookmarkStart w:id="43" w:name="discussion"/>
     <w:p>
       <w:pPr>
         <w:pStyle w:val="Heading2"/>
@@ -5502,7 +5525,7 @@
         <w:t xml:space="preserve">5. Discussion</w:t>
       </w:r>
     </w:p>
-    <w:bookmarkStart w:id="38" w:name="Xa0c03496b4c04a1649263a3e01d0b00bd039955"/>
+    <w:bookmarkStart w:id="38" w:name="temporal-stability-of-the-ip-threshold"/>
     <w:p>
       <w:pPr>
         <w:pStyle w:val="Heading3"/>
@@ -5522,19 +5545,19 @@
         <w:t xml:space="preserve"> </w:t>
       </w:r>
       <w:r>
-        <w:t xml:space="preserve">private firms is structurally durable. Turning points of 49.4 % (2012)</w:t>
-      </w:r>
-      <w:r>
-        <w:t xml:space="preserve"> </w:t>
-      </w:r>
-      <w:r>
-        <w:t xml:space="preserve">and 47.2 % (2024) are statistically indistinguishable by the Paternoster</w:t>
-      </w:r>
-      <w:r>
-        <w:t xml:space="preserve"> </w:t>
-      </w:r>
-      <w:r>
-        <w:t xml:space="preserve">test, and the pooled estimate (48.8 %) sits within both wave-specific</w:t>
+        <w:t xml:space="preserve">private firms is structurally durable. Turning points of 49.4 % (2012)</w:t>
+      </w:r>
+      <w:r>
+        <w:t xml:space="preserve"> </w:t>
+      </w:r>
+      <w:r>
+        <w:t xml:space="preserve">and 47.2 % (2024) are statistically indistinguishable by the Paternoster</w:t>
+      </w:r>
+      <w:r>
+        <w:t xml:space="preserve"> </w:t>
+      </w:r>
+      <w:r>
+        <w:t xml:space="preserve">test, and the pooled estimate (48.8 %) sits within both wave-specific</w:t>
       </w:r>
       <w:r>
         <w:t xml:space="preserve"> </w:t>
@@ -5564,7 +5587,7 @@
         <w:t xml:space="preserve"> </w:t>
       </w:r>
       <w:r>
-        <w:t xml:space="preserve">(2007) meta-analytic evidence and Marano et al. (2016) institutional</w:t>
+        <w:t xml:space="preserve">(2007) meta-analytic evidence and Marano et al. (2016) institutional</w:t>
       </w:r>
       <w:r>
         <w:t xml:space="preserve"> </w:t>
@@ -5590,7 +5613,7 @@
         <w:pStyle w:val="BodyText"/>
       </w:pPr>
       <w:r>
-        <w:t xml:space="preserve">For Chinese private firms, the threshold around 48 % export intensity</w:t>
+        <w:t xml:space="preserve">For Chinese private firms, the threshold around 48 % export intensity</w:t>
       </w:r>
       <w:r>
         <w:t xml:space="preserve"> </w:t>
@@ -5630,7 +5653,7 @@
       </w:r>
     </w:p>
     <w:bookmarkEnd w:id="38"/>
-    <w:bookmarkStart w:id="39" w:name="X662147d669ae611953db259d7b4d93f76a97e61"/>
+    <w:bookmarkStart w:id="39" w:name="X433fb1e034c39d563b08fc3391a6162a4e2331e"/>
     <w:p>
       <w:pPr>
         <w:pStyle w:val="Heading3"/>
@@ -5692,7 +5715,22 @@
         <w:t xml:space="preserve"> </w:t>
       </w:r>
       <w:r>
-        <w:t xml:space="preserve">a curvature-moderator to a “level-shifter”: capability elevates</w:t>
+        <w:t xml:space="preserve">a curvature-moderator to a</w:t>
+      </w:r>
+      <w:r>
+        <w:t xml:space="preserve"> </w:t>
+      </w:r>
+      <w:r>
+        <w:t xml:space="preserve">“</w:t>
+      </w:r>
+      <w:r>
+        <w:t xml:space="preserve">level-shifter</w:t>
+      </w:r>
+      <w:r>
+        <w:t xml:space="preserve">”</w:t>
+      </w:r>
+      <w:r>
+        <w:t xml:space="preserve">: capability elevates</w:t>
       </w:r>
       <w:r>
         <w:t xml:space="preserve"> </w:t>
@@ -5736,7 +5774,7 @@
         <w:pStyle w:val="BodyText"/>
       </w:pPr>
       <w:r>
-        <w:t xml:space="preserve">This finding is consistent with Avenyo et al. (2021), who find that</w:t>
+        <w:t xml:space="preserve">This finding is consistent with Avenyo et al. (2021), who find that</w:t>
       </w:r>
       <w:r>
         <w:t xml:space="preserve"> </w:t>
@@ -5786,7 +5824,7 @@
         <w:t xml:space="preserve"> </w:t>
       </w:r>
       <w:r>
-        <w:t xml:space="preserve">without moderating the I→P slope). This pattern emerges across two</w:t>
+        <w:t xml:space="preserve">without moderating the I to P slope). This pattern emerges across two</w:t>
       </w:r>
       <w:r>
         <w:t xml:space="preserve"> </w:t>
@@ -5838,7 +5876,7 @@
       </w:r>
     </w:p>
     <w:bookmarkEnd w:id="39"/>
-    <w:bookmarkStart w:id="40" w:name="Xeab358fda242154d2e818677c8845f988021d48"/>
+    <w:bookmarkStart w:id="40" w:name="digital-adoption-as-baseline-control"/>
     <w:p>
       <w:pPr>
         <w:pStyle w:val="Heading3"/>
@@ -5864,13 +5902,13 @@
         <w:t xml:space="preserve"> </w:t>
       </w:r>
       <w:r>
-        <w:t xml:space="preserve">TCI_full. The mechanism sketch (§4.5) suggests a partial mediation</w:t>
-      </w:r>
-      <w:r>
-        <w:t xml:space="preserve"> </w:t>
-      </w:r>
-      <w:r>
-        <w:t xml:space="preserve">pathway (TCI → DAI → lnLP), but the effect is small and the</w:t>
+        <w:t xml:space="preserve">TCI_full. The mechanism sketch (Section 4.5) suggests a partial mediation</w:t>
+      </w:r>
+      <w:r>
+        <w:t xml:space="preserve"> </w:t>
+      </w:r>
+      <w:r>
+        <w:t xml:space="preserve">pathway (TCI to DAI to lnLP), but the effect is small and the</w:t>
       </w:r>
       <w:r>
         <w:t xml:space="preserve"> </w:t>
@@ -5916,7 +5954,7 @@
       </w:r>
     </w:p>
     <w:bookmarkEnd w:id="40"/>
-    <w:bookmarkStart w:id="41" w:name="X47b33dbf897054d79ce3d759da46f0a1ef21be8"/>
+    <w:bookmarkStart w:id="41" w:name="limitations"/>
     <w:p>
       <w:pPr>
         <w:pStyle w:val="Heading3"/>
@@ -5990,7 +6028,7 @@
         <w:t xml:space="preserve"> </w:t>
       </w:r>
       <w:r>
-        <w:t xml:space="preserve">robustness check (§4.6) partially addresses this concern, though it</w:t>
+        <w:t xml:space="preserve">robustness check (Section 4.6) partially addresses this concern, though it</w:t>
       </w:r>
       <w:r>
         <w:t xml:space="preserve"> </w:t>
@@ -6042,7 +6080,7 @@
       </w:r>
     </w:p>
     <w:bookmarkEnd w:id="41"/>
-    <w:bookmarkStart w:id="42" w:name="X6239b91c09f491af0efd332004cb71e9de7a16c"/>
+    <w:bookmarkStart w:id="42" w:name="future-research"/>
     <w:p>
       <w:pPr>
         <w:pStyle w:val="Heading3"/>
@@ -6110,7 +6148,7 @@
         <w:t xml:space="preserve"> </w:t>
       </w:r>
       <w:r>
-        <w:t xml:space="preserve">should note that a companion analysis (Đỗ &amp; Phan, 2026) examines a</w:t>
+        <w:t xml:space="preserve">should note that a companion analysis (Authors, 2026) examines a</w:t>
       </w:r>
       <w:r>
         <w:t xml:space="preserve"> </w:t>
@@ -6133,7 +6171,7 @@
     </w:p>
     <w:bookmarkEnd w:id="42"/>
     <w:bookmarkEnd w:id="43"/>
-    <w:bookmarkStart w:id="44" w:name="X6b297cc947e0db5526be369b1f0f4ddc67b2415"/>
+    <w:bookmarkStart w:id="44" w:name="conclusion"/>
     <w:p>
       <w:pPr>
         <w:pStyle w:val="Heading2"/>
@@ -6165,13 +6203,13 @@
         <w:t xml:space="preserve"> </w:t>
       </w:r>
       <w:r>
-        <w:t xml:space="preserve">microdata for China (2012 and 2024), we find that turning points (49.4 %</w:t>
-      </w:r>
-      <w:r>
-        <w:t xml:space="preserve"> </w:t>
-      </w:r>
-      <w:r>
-        <w:t xml:space="preserve">and 47.2 %) are statistically indistinguishable across waves</w:t>
+        <w:t xml:space="preserve">microdata for China (2012 and 2024), we find that turning points (49.4 %</w:t>
+      </w:r>
+      <w:r>
+        <w:t xml:space="preserve"> </w:t>
+      </w:r>
+      <w:r>
+        <w:t xml:space="preserve">and 47.2 %) are statistically indistinguishable across waves</w:t>
       </w:r>
       <w:r>
         <w:t xml:space="preserve"> </w:t>
@@ -6261,14 +6299,12 @@
         <w:t xml:space="preserve"> </w:t>
       </w:r>
       <w:hyperlink r:id="rId45">
-        <w:hyperlink r:id="rId45">
-          <w:r>
-            <w:rPr>
-              <w:rStyle w:val="Hyperlink"/>
-            </w:rPr>
-            <w:t xml:space="preserve">www.enterprisesurveys.org</w:t>
-          </w:r>
-        </w:hyperlink>
+        <w:r>
+          <w:rPr>
+            <w:rStyle w:val="Hyperlink"/>
+          </w:rPr>
+          <w:t xml:space="preserve">www.enterprisesurveys.org</w:t>
+        </w:r>
       </w:hyperlink>
       <w:r>
         <w:t xml:space="preserve">. We thank</w:t>
@@ -6577,40 +6613,7 @@
         <w:pStyle w:val="BodyText"/>
       </w:pPr>
       <w:r>
-        <w:t xml:space="preserve">Do, T. H., &amp; Phan, A. T. (2026). Unveiling the impact of Chinese</w:t>
-      </w:r>
-      <w:r>
-        <w:t xml:space="preserve"> </w:t>
-      </w:r>
-      <w:r>
-        <w:t xml:space="preserve">manufacturing SMEs' internationalization on performance.</w:t>
-      </w:r>
-      <w:r>
-        <w:t xml:space="preserve"> </w:t>
-      </w:r>
-      <w:r>
-        <w:rPr>
-          <w:iCs/>
-          <w:i/>
-        </w:rPr>
-        <w:t xml:space="preserve">Journal of</w:t>
-      </w:r>
-      <w:r>
-        <w:rPr>
-          <w:iCs/>
-          <w:i/>
-        </w:rPr>
-        <w:t xml:space="preserve"> </w:t>
-      </w:r>
-      <w:r>
-        <w:rPr>
-          <w:iCs/>
-          <w:i/>
-        </w:rPr>
-        <w:t xml:space="preserve">Finance and Accounting Research</w:t>
-      </w:r>
-      <w:r>
-        <w:t xml:space="preserve">. Advance online publication.</w:t>
+        <w:t xml:space="preserve">Authors (2026). Details omitted for double-blind review.</w:t>
       </w:r>
     </w:p>
     <w:p>
@@ -7064,7 +7067,7 @@
         <w:pStyle w:val="BodyText"/>
       </w:pPr>
       <w:r>
-        <w:t xml:space="preserve">Meyer, K. E., van Witteloostuijn, A., &amp; Beugelsdijk, S. (2017). What's</w:t>
+        <w:t xml:space="preserve">Meyer, K. E., van Witteloostuijn, A., &amp; Beugelsdijk, S. (2017). What’s</w:t>
       </w:r>
       <w:r>
         <w:t xml:space="preserve"> </w:t>
@@ -7823,7 +7826,7 @@
           <w:iCs/>
           <w:i/>
         </w:rPr>
-        <w:t xml:space="preserve">, *</w:t>
+        <w:t xml:space="preserve">,</w:t>
       </w:r>
       <w:r>
         <w:rPr>
@@ -7833,199 +7836,219 @@
         <w:t xml:space="preserve"> </w:t>
       </w:r>
       <w:r>
+        <w:t xml:space="preserve"> </w:t>
+      </w:r>
+      <w:r>
         <w:rPr>
           <w:rStyle w:val="VerbatimChar"/>
+        </w:rPr>
+        <w:t xml:space="preserve">python/</w:t>
+      </w:r>
+      <w:r>
+        <w:rPr>
           <w:iCs/>
           <w:i/>
         </w:rPr>
-        <w:t xml:space="preserve">python/</w:t>
-      </w:r>
-      <w:r>
-        <w:t xml:space="preserve">, *</w:t>
-      </w:r>
-      <w:r>
-        <w:t xml:space="preserve"> </w:t>
-      </w:r>
-      <w:r>
-        <w:rPr>
-          <w:rStyle w:val="VerbatimChar"/>
-        </w:rPr>
-        <w:t xml:space="preserve">audit/</w:t>
+        <w:t xml:space="preserve">,</w:t>
       </w:r>
       <w:r>
         <w:rPr>
           <w:iCs/>
           <w:i/>
         </w:rPr>
-        <w:t xml:space="preserve">, *</w:t>
+        <w:t xml:space="preserve"> </w:t>
+      </w:r>
+      <w:r>
+        <w:t xml:space="preserve"> </w:t>
+      </w:r>
+      <w:r>
+        <w:rPr>
+          <w:rStyle w:val="VerbatimChar"/>
+        </w:rPr>
+        <w:t xml:space="preserve">audit/</w:t>
       </w:r>
       <w:r>
         <w:rPr>
           <w:iCs/>
           <w:i/>
         </w:rPr>
-        <w:t xml:space="preserve"> </w:t>
-      </w:r>
-      <w:r>
-        <w:rPr>
-          <w:rStyle w:val="VerbatimChar"/>
+        <w:t xml:space="preserve">,</w:t>
+      </w:r>
+      <w:r>
+        <w:rPr>
           <w:iCs/>
           <w:i/>
         </w:rPr>
+        <w:t xml:space="preserve"> </w:t>
+      </w:r>
+      <w:r>
+        <w:t xml:space="preserve"> </w:t>
+      </w:r>
+      <w:r>
+        <w:rPr>
+          <w:rStyle w:val="VerbatimChar"/>
+        </w:rPr>
         <w:t xml:space="preserve">results/</w:t>
-      </w:r>
-      <w:r>
-        <w:t xml:space="preserve">, and*</w:t>
-      </w:r>
-      <w:r>
-        <w:t xml:space="preserve"> </w:t>
-      </w:r>
-      <w:r>
-        <w:rPr>
-          <w:rStyle w:val="VerbatimChar"/>
-        </w:rPr>
-        <w:t xml:space="preserve">apjm/</w:t>
-      </w:r>
-      <w:r>
-        <w:t xml:space="preserve"> </w:t>
       </w:r>
       <w:r>
         <w:rPr>
           <w:iCs/>
           <w:i/>
         </w:rPr>
-        <w:t xml:space="preserve">subfolders.</w:t>
+        <w:t xml:space="preserve">, and</w:t>
+      </w:r>
+      <w:r>
+        <w:t xml:space="preserve"> </w:t>
+      </w:r>
+      <w:r>
+        <w:rPr>
+          <w:rStyle w:val="VerbatimChar"/>
+        </w:rPr>
+        <w:t xml:space="preserve">apjm/</w:t>
+      </w:r>
+      <w:r>
+        <w:t xml:space="preserve"> </w:t>
       </w:r>
       <w:r>
         <w:rPr>
           <w:iCs/>
           <w:i/>
         </w:rPr>
-        <w:t xml:space="preserve"> </w:t>
+        <w:t xml:space="preserve">subfolders.</w:t>
       </w:r>
       <w:r>
         <w:rPr>
           <w:iCs/>
           <w:i/>
         </w:rPr>
-        <w:t xml:space="preserve">The complete v1.8 manuscript is assembled from six section parts</w:t>
+        <w:t xml:space="preserve"> </w:t>
       </w:r>
       <w:r>
         <w:rPr>
           <w:iCs/>
           <w:i/>
         </w:rPr>
-        <w:t xml:space="preserve"> </w:t>
+        <w:t xml:space="preserve">The complete v1.8 manuscript is assembled from six section parts</w:t>
       </w:r>
       <w:r>
         <w:rPr>
           <w:iCs/>
           <w:i/>
         </w:rPr>
-        <w:t xml:space="preserve">(</w:t>
-      </w:r>
-      <w:r>
-        <w:rPr>
-          <w:rStyle w:val="VerbatimChar"/>
-        </w:rPr>
-        <w:t xml:space="preserve">apjm/manuscript_v1_8_blinded_part{1, 2, 3, 4, 5, 6}_*.md</w:t>
+        <w:t xml:space="preserve"> </w:t>
       </w:r>
       <w:r>
         <w:rPr>
           <w:iCs/>
           <w:i/>
         </w:rPr>
-        <w:t xml:space="preserve">) per the build</w:t>
+        <w:t xml:space="preserve">(</w:t>
+      </w:r>
+      <w:r>
+        <w:rPr>
+          <w:rStyle w:val="VerbatimChar"/>
+        </w:rPr>
+        <w:t xml:space="preserve">apjm/manuscript_v1_8_blinded_part{1, 2, 3, 4, 5, 6}_*.md</w:t>
       </w:r>
       <w:r>
         <w:rPr>
           <w:iCs/>
           <w:i/>
         </w:rPr>
-        <w:t xml:space="preserve"> </w:t>
+        <w:t xml:space="preserve">) per the build</w:t>
       </w:r>
       <w:r>
         <w:rPr>
           <w:iCs/>
           <w:i/>
         </w:rPr>
-        <w:t xml:space="preserve">script</w:t>
-      </w:r>
-      <w:r>
-        <w:t xml:space="preserve"> </w:t>
-      </w:r>
-      <w:r>
-        <w:rPr>
-          <w:rStyle w:val="VerbatimChar"/>
-        </w:rPr>
-        <w:t xml:space="preserve">apjm/build_docx.sh</w:t>
+        <w:t xml:space="preserve"> </w:t>
       </w:r>
       <w:r>
         <w:rPr>
           <w:iCs/>
           <w:i/>
         </w:rPr>
-        <w:t xml:space="preserve">. Full replication code (Stata + Python),</w:t>
+        <w:t xml:space="preserve">script</w:t>
+      </w:r>
+      <w:r>
+        <w:t xml:space="preserve"> </w:t>
+      </w:r>
+      <w:r>
+        <w:rPr>
+          <w:rStyle w:val="VerbatimChar"/>
+        </w:rPr>
+        <w:t xml:space="preserve">apjm/build_docx.sh</w:t>
       </w:r>
       <w:r>
         <w:rPr>
           <w:iCs/>
           <w:i/>
         </w:rPr>
-        <w:t xml:space="preserve"> </w:t>
+        <w:t xml:space="preserve">. Full replication code (Stata + Python),</w:t>
       </w:r>
       <w:r>
         <w:rPr>
           <w:iCs/>
           <w:i/>
         </w:rPr>
-        <w:t xml:space="preserve">audit tables, M0–M8 coefficients, three-way moderation results, citation</w:t>
+        <w:t xml:space="preserve"> </w:t>
       </w:r>
       <w:r>
         <w:rPr>
           <w:iCs/>
           <w:i/>
         </w:rPr>
-        <w:t xml:space="preserve"> </w:t>
+        <w:t xml:space="preserve">audit tables, M0–M8 coefficients, three-way moderation results, citation</w:t>
       </w:r>
       <w:r>
         <w:rPr>
           <w:iCs/>
           <w:i/>
         </w:rPr>
-        <w:t xml:space="preserve">verification (</w:t>
-      </w:r>
-      <w:r>
-        <w:rPr>
-          <w:rStyle w:val="VerbatimChar"/>
-        </w:rPr>
-        <w:t xml:space="preserve">apjm/VERIFICATION_RESULTS.md</w:t>
+        <w:t xml:space="preserve"> </w:t>
       </w:r>
       <w:r>
         <w:rPr>
           <w:iCs/>
           <w:i/>
         </w:rPr>
-        <w:t xml:space="preserve">), and figure-rendering</w:t>
+        <w:t xml:space="preserve">verification (</w:t>
+      </w:r>
+      <w:r>
+        <w:rPr>
+          <w:rStyle w:val="VerbatimChar"/>
+        </w:rPr>
+        <w:t xml:space="preserve">apjm/VERIFICATION_RESULTS.md</w:t>
       </w:r>
       <w:r>
         <w:rPr>
           <w:iCs/>
           <w:i/>
         </w:rPr>
-        <w:t xml:space="preserve"> </w:t>
+        <w:t xml:space="preserve">), and figure-rendering</w:t>
       </w:r>
       <w:r>
         <w:rPr>
           <w:iCs/>
           <w:i/>
         </w:rPr>
+        <w:t xml:space="preserve"> </w:t>
+      </w:r>
+      <w:r>
+        <w:rPr>
+          <w:iCs/>
+          <w:i/>
+        </w:rPr>
         <w:t xml:space="preserve">scripts are documented in the repository README.</w:t>
       </w:r>
     </w:p>
     <w:bookmarkEnd w:id="76"/>
     <w:bookmarkEnd w:id="77"/>
-    <w:sectPr/>
+    <w:sectPr>
+      <w:pgSz w:h="16838" w:w="11906"/>
+      <w:pgMar w:bottom="1417" w:left="1417" w:right="1417" w:top="1417"/>
+    </w:sectPr>
   </w:body>
 </w:document>
 </file>
@@ -8237,29 +8260,59 @@
   <w:style w:default="1" w:styleId="Normal" w:type="paragraph">
     <w:name w:val="Normal"/>
     <w:qFormat/>
+    <w:pPr>
+      <w:spacing w:line="276" w:lineRule="auto"/>
+      <w:jc w:val="both"/>
+    </w:pPr>
+    <w:rPr>
+      <w:rFonts w:ascii="Times New Roman" w:eastAsia="Times New Roman" w:hAnsi="Times New Roman"/>
+      <w:color w:val="000000"/>
+      <w:sz w:val="24"/>
+    </w:rPr>
   </w:style>
   <w:style w:styleId="BodyText" w:type="paragraph">
     <w:name w:val="Body Text"/>
     <w:basedOn w:val="Normal"/>
     <w:link w:val="BodyTextChar"/>
     <w:pPr>
-      <w:spacing w:after="180" w:before="180"/>
+      <w:spacing w:after="180" w:before="180" w:line="276" w:lineRule="auto"/>
+      <w:jc w:val="both"/>
     </w:pPr>
     <w:qFormat/>
+    <w:rPr>
+      <w:rFonts w:ascii="Times New Roman" w:eastAsia="Times New Roman" w:hAnsi="Times New Roman"/>
+      <w:color w:val="000000"/>
+      <w:sz w:val="24"/>
+    </w:rPr>
   </w:style>
   <w:style w:customStyle="1" w:styleId="FirstParagraph" w:type="paragraph">
     <w:name w:val="First Paragraph"/>
     <w:basedOn w:val="BodyText"/>
     <w:next w:val="BodyText"/>
     <w:qFormat/>
+    <w:pPr>
+      <w:spacing w:line="276" w:lineRule="auto"/>
+      <w:jc w:val="both"/>
+    </w:pPr>
+    <w:rPr>
+      <w:rFonts w:ascii="Times New Roman" w:eastAsia="Times New Roman" w:hAnsi="Times New Roman"/>
+      <w:color w:val="000000"/>
+      <w:sz w:val="24"/>
+    </w:rPr>
   </w:style>
   <w:style w:customStyle="1" w:styleId="Compact" w:type="paragraph">
     <w:name w:val="Compact"/>
     <w:basedOn w:val="BodyText"/>
     <w:qFormat/>
     <w:pPr>
-      <w:spacing w:after="36" w:before="36"/>
+      <w:spacing w:after="36" w:before="36" w:line="276" w:lineRule="auto"/>
+      <w:jc w:val="both"/>
     </w:pPr>
+    <w:rPr>
+      <w:rFonts w:ascii="Times New Roman" w:eastAsia="Times New Roman" w:hAnsi="Times New Roman"/>
+      <w:color w:val="000000"/>
+      <w:sz w:val="24"/>
+    </w:rPr>
   </w:style>
   <w:style w:styleId="Title" w:type="paragraph">
     <w:name w:val="Title"/>
@@ -8269,15 +8322,15 @@
     <w:pPr>
       <w:keepNext/>
       <w:keepLines/>
-      <w:spacing w:after="240" w:before="480"/>
-      <w:jc w:val="center"/>
+      <w:spacing w:after="240" w:before="480" w:line="276" w:lineRule="auto"/>
+      <w:jc w:val="both"/>
     </w:pPr>
     <w:rPr>
-      <w:rFonts w:asciiTheme="majorHAnsi" w:cstheme="majorBidi" w:eastAsiaTheme="majorEastAsia" w:hAnsiTheme="majorHAnsi"/>
+      <w:rFonts w:ascii="Times New Roman" w:asciiTheme="majorHAnsi" w:cstheme="majorBidi" w:eastAsia="Times New Roman" w:eastAsiaTheme="majorEastAsia" w:hAnsi="Times New Roman" w:hAnsiTheme="majorHAnsi"/>
       <w:b/>
       <w:bCs/>
-      <w:color w:themeColor="accent1" w:themeShade="B5" w:val="345A8A"/>
-      <w:sz w:val="36"/>
+      <w:color w:val="000000"/>
+      <w:sz w:val="24"/>
       <w:szCs w:val="36"/>
     </w:rPr>
   </w:style>
@@ -8289,11 +8342,13 @@
     <w:pPr>
       <w:keepNext/>
       <w:keepLines/>
-      <w:spacing w:after="240" w:before="240"/>
-      <w:jc w:val="center"/>
+      <w:spacing w:after="240" w:before="240" w:line="276" w:lineRule="auto"/>
+      <w:jc w:val="both"/>
     </w:pPr>
     <w:rPr>
-      <w:sz w:val="30"/>
+      <w:rFonts w:ascii="Times New Roman" w:eastAsia="Times New Roman" w:hAnsi="Times New Roman"/>
+      <w:color w:val="000000"/>
+      <w:sz w:val="24"/>
       <w:szCs w:val="30"/>
     </w:rPr>
   </w:style>
@@ -8304,8 +8359,14 @@
     <w:pPr>
       <w:keepNext/>
       <w:keepLines/>
-      <w:jc w:val="center"/>
+      <w:spacing w:line="276" w:lineRule="auto"/>
+      <w:jc w:val="both"/>
     </w:pPr>
+    <w:rPr>
+      <w:rFonts w:ascii="Times New Roman" w:eastAsia="Times New Roman" w:hAnsi="Times New Roman"/>
+      <w:color w:val="000000"/>
+      <w:sz w:val="24"/>
+    </w:rPr>
   </w:style>
   <w:style w:styleId="Date" w:type="paragraph">
     <w:name w:val="Date"/>
@@ -8314,8 +8375,14 @@
     <w:pPr>
       <w:keepNext/>
       <w:keepLines/>
-      <w:jc w:val="center"/>
+      <w:spacing w:line="276" w:lineRule="auto"/>
+      <w:jc w:val="both"/>
     </w:pPr>
+    <w:rPr>
+      <w:rFonts w:ascii="Times New Roman" w:eastAsia="Times New Roman" w:hAnsi="Times New Roman"/>
+      <w:color w:val="000000"/>
+      <w:sz w:val="24"/>
+    </w:rPr>
   </w:style>
   <w:style w:customStyle="1" w:styleId="AbstractTitle" w:type="paragraph">
     <w:name w:val="Abstract Title"/>
@@ -8325,15 +8392,15 @@
     <w:pPr>
       <w:keepNext/>
       <w:keepLines/>
-      <w:jc w:val="center"/>
-      <w:spacing w:after="0" w:before="300"/>
+      <w:jc w:val="both"/>
+      <w:spacing w:after="0" w:before="300" w:line="276" w:lineRule="auto"/>
     </w:pPr>
     <w:rPr>
-      <w:sz w:val="20"/>
+      <w:color w:val="000000"/>
+      <w:sz w:val="24"/>
       <w:szCs w:val="20"/>
+      <w:rFonts w:ascii="Times New Roman" w:eastAsia="Times New Roman" w:hAnsi="Times New Roman"/>
       <w:b/>
-      <w:color w:val="345A8A"/>
-      &gt;
     </w:rPr>
   </w:style>
   <w:style w:customStyle="1" w:styleId="Abstract" w:type="paragraph">
@@ -8344,10 +8411,13 @@
     <w:pPr>
       <w:keepNext/>
       <w:keepLines/>
-      <w:spacing w:after="300" w:before="100"/>
+      <w:spacing w:after="300" w:before="100" w:line="276" w:lineRule="auto"/>
+      <w:jc w:val="both"/>
     </w:pPr>
     <w:rPr>
-      <w:sz w:val="20"/>
+      <w:rFonts w:ascii="Times New Roman" w:eastAsia="Times New Roman" w:hAnsi="Times New Roman"/>
+      <w:color w:val="000000"/>
+      <w:sz w:val="24"/>
       <w:szCs w:val="20"/>
     </w:rPr>
   </w:style>
@@ -8356,8 +8426,15 @@
     <w:basedOn w:val="Normal"/>
     <w:next w:val="Bibliography"/>
     <w:qFormat/>
-    <w:pPr/>
-    <w:rPr/>
+    <w:pPr>
+      <w:spacing w:line="276" w:lineRule="auto"/>
+      <w:jc w:val="both"/>
+    </w:pPr>
+    <w:rPr>
+      <w:rFonts w:ascii="Times New Roman" w:eastAsia="Times New Roman" w:hAnsi="Times New Roman"/>
+      <w:color w:val="000000"/>
+      <w:sz w:val="24"/>
+    </w:rPr>
   </w:style>
   <w:style w:styleId="Heading1" w:type="paragraph">
     <w:name w:val="Heading 1"/>
@@ -8368,15 +8445,16 @@
     <w:pPr>
       <w:keepNext/>
       <w:keepLines/>
-      <w:spacing w:after="0" w:before="480"/>
+      <w:spacing w:after="0" w:before="480" w:line="276" w:lineRule="auto"/>
+      <w:jc w:val="both"/>
       <w:outlineLvl w:val="0"/>
     </w:pPr>
     <w:rPr>
-      <w:rFonts w:asciiTheme="majorHAnsi" w:cstheme="majorBidi" w:eastAsiaTheme="majorEastAsia" w:hAnsiTheme="majorHAnsi"/>
+      <w:rFonts w:ascii="Times New Roman" w:asciiTheme="majorHAnsi" w:cstheme="majorBidi" w:eastAsia="Times New Roman" w:eastAsiaTheme="majorEastAsia" w:hAnsi="Times New Roman" w:hAnsiTheme="majorHAnsi"/>
       <w:b/>
       <w:bCs/>
-      <w:color w:themeColor="accent1" w:val="4F81BD"/>
-      <w:sz w:val="32"/>
+      <w:color w:val="000000"/>
+      <w:sz w:val="24"/>
       <w:szCs w:val="32"/>
     </w:rPr>
   </w:style>
@@ -8390,15 +8468,16 @@
     <w:pPr>
       <w:keepNext/>
       <w:keepLines/>
-      <w:spacing w:after="0" w:before="200"/>
+      <w:spacing w:after="0" w:before="200" w:line="276" w:lineRule="auto"/>
+      <w:jc w:val="both"/>
       <w:outlineLvl w:val="1"/>
     </w:pPr>
     <w:rPr>
-      <w:rFonts w:asciiTheme="majorHAnsi" w:cstheme="majorBidi" w:eastAsiaTheme="majorEastAsia" w:hAnsiTheme="majorHAnsi"/>
+      <w:rFonts w:ascii="Times New Roman" w:asciiTheme="majorHAnsi" w:cstheme="majorBidi" w:eastAsia="Times New Roman" w:eastAsiaTheme="majorEastAsia" w:hAnsi="Times New Roman" w:hAnsiTheme="majorHAnsi"/>
       <w:b/>
       <w:bCs/>
-      <w:color w:themeColor="accent1" w:val="4F81BD"/>
-      <w:sz w:val="28"/>
+      <w:color w:val="000000"/>
+      <w:sz w:val="24"/>
       <w:szCs w:val="28"/>
     </w:rPr>
   </w:style>
@@ -8412,14 +8491,15 @@
     <w:pPr>
       <w:keepNext/>
       <w:keepLines/>
-      <w:spacing w:after="0" w:before="200"/>
+      <w:spacing w:after="0" w:before="200" w:line="276" w:lineRule="auto"/>
+      <w:jc w:val="both"/>
       <w:outlineLvl w:val="2"/>
     </w:pPr>
     <w:rPr>
-      <w:rFonts w:asciiTheme="majorHAnsi" w:cstheme="majorBidi" w:eastAsiaTheme="majorEastAsia" w:hAnsiTheme="majorHAnsi"/>
+      <w:rFonts w:ascii="Times New Roman" w:asciiTheme="majorHAnsi" w:cstheme="majorBidi" w:eastAsia="Times New Roman" w:eastAsiaTheme="majorEastAsia" w:hAnsi="Times New Roman" w:hAnsiTheme="majorHAnsi"/>
       <w:b/>
       <w:bCs/>
-      <w:color w:themeColor="accent1" w:val="4F81BD"/>
+      <w:color w:val="000000"/>
       <w:sz w:val="24"/>
       <w:szCs w:val="24"/>
     </w:rPr>
@@ -8434,14 +8514,15 @@
     <w:pPr>
       <w:keepNext/>
       <w:keepLines/>
-      <w:spacing w:after="0" w:before="200"/>
+      <w:spacing w:after="0" w:before="200" w:line="276" w:lineRule="auto"/>
+      <w:jc w:val="both"/>
       <w:outlineLvl w:val="3"/>
     </w:pPr>
     <w:rPr>
-      <w:rFonts w:asciiTheme="majorHAnsi" w:cstheme="majorBidi" w:eastAsiaTheme="majorEastAsia" w:hAnsiTheme="majorHAnsi"/>
+      <w:rFonts w:ascii="Times New Roman" w:asciiTheme="majorHAnsi" w:cstheme="majorBidi" w:eastAsia="Times New Roman" w:eastAsiaTheme="majorEastAsia" w:hAnsi="Times New Roman" w:hAnsiTheme="majorHAnsi"/>
       <w:i/>
       <w:bCs/>
-      <w:color w:themeColor="accent1" w:val="4F81BD"/>
+      <w:color w:val="000000"/>
       <w:sz w:val="24"/>
       <w:szCs w:val="24"/>
     </w:rPr>
@@ -8456,13 +8537,14 @@
     <w:pPr>
       <w:keepNext/>
       <w:keepLines/>
-      <w:spacing w:after="0" w:before="200"/>
+      <w:spacing w:after="0" w:before="200" w:line="276" w:lineRule="auto"/>
+      <w:jc w:val="both"/>
       <w:outlineLvl w:val="4"/>
     </w:pPr>
     <w:rPr>
-      <w:rFonts w:asciiTheme="majorHAnsi" w:cstheme="majorBidi" w:eastAsiaTheme="majorEastAsia" w:hAnsiTheme="majorHAnsi"/>
+      <w:rFonts w:ascii="Times New Roman" w:asciiTheme="majorHAnsi" w:cstheme="majorBidi" w:eastAsia="Times New Roman" w:eastAsiaTheme="majorEastAsia" w:hAnsi="Times New Roman" w:hAnsiTheme="majorHAnsi"/>
       <w:iCs/>
-      <w:color w:themeColor="accent1" w:val="4F81BD"/>
+      <w:color w:val="000000"/>
       <w:sz w:val="24"/>
       <w:szCs w:val="24"/>
     </w:rPr>
@@ -8477,12 +8559,13 @@
     <w:pPr>
       <w:keepNext/>
       <w:keepLines/>
-      <w:spacing w:after="0" w:before="200"/>
+      <w:spacing w:after="0" w:before="200" w:line="276" w:lineRule="auto"/>
+      <w:jc w:val="both"/>
       <w:outlineLvl w:val="5"/>
     </w:pPr>
     <w:rPr>
-      <w:rFonts w:asciiTheme="majorHAnsi" w:cstheme="majorBidi" w:eastAsiaTheme="majorEastAsia" w:hAnsiTheme="majorHAnsi"/>
-      <w:color w:themeColor="accent1" w:val="4F81BD"/>
+      <w:rFonts w:ascii="Times New Roman" w:asciiTheme="majorHAnsi" w:cstheme="majorBidi" w:eastAsia="Times New Roman" w:eastAsiaTheme="majorEastAsia" w:hAnsi="Times New Roman" w:hAnsiTheme="majorHAnsi"/>
+      <w:color w:val="000000"/>
       <w:sz w:val="24"/>
       <w:szCs w:val="24"/>
     </w:rPr>
@@ -8497,12 +8580,13 @@
     <w:pPr>
       <w:keepNext/>
       <w:keepLines/>
-      <w:spacing w:after="0" w:before="200"/>
+      <w:spacing w:after="0" w:before="200" w:line="276" w:lineRule="auto"/>
+      <w:jc w:val="both"/>
       <w:outlineLvl w:val="6"/>
     </w:pPr>
     <w:rPr>
-      <w:rFonts w:asciiTheme="majorHAnsi" w:cstheme="majorBidi" w:eastAsiaTheme="majorEastAsia" w:hAnsiTheme="majorHAnsi"/>
-      <w:color w:themeColor="accent1" w:val="4F81BD"/>
+      <w:rFonts w:ascii="Times New Roman" w:asciiTheme="majorHAnsi" w:cstheme="majorBidi" w:eastAsia="Times New Roman" w:eastAsiaTheme="majorEastAsia" w:hAnsi="Times New Roman" w:hAnsiTheme="majorHAnsi"/>
+      <w:color w:val="000000"/>
       <w:sz w:val="24"/>
       <w:szCs w:val="24"/>
     </w:rPr>
@@ -8517,12 +8601,13 @@
     <w:pPr>
       <w:keepNext/>
       <w:keepLines/>
-      <w:spacing w:after="0" w:before="200"/>
+      <w:spacing w:after="0" w:before="200" w:line="276" w:lineRule="auto"/>
+      <w:jc w:val="both"/>
       <w:outlineLvl w:val="7"/>
     </w:pPr>
     <w:rPr>
-      <w:rFonts w:asciiTheme="majorHAnsi" w:cstheme="majorBidi" w:eastAsiaTheme="majorEastAsia" w:hAnsiTheme="majorHAnsi"/>
-      <w:color w:themeColor="accent1" w:val="4F81BD"/>
+      <w:rFonts w:ascii="Times New Roman" w:asciiTheme="majorHAnsi" w:cstheme="majorBidi" w:eastAsia="Times New Roman" w:eastAsiaTheme="majorEastAsia" w:hAnsi="Times New Roman" w:hAnsiTheme="majorHAnsi"/>
+      <w:color w:val="000000"/>
       <w:sz w:val="24"/>
       <w:szCs w:val="24"/>
     </w:rPr>
@@ -8537,12 +8622,13 @@
     <w:pPr>
       <w:keepNext/>
       <w:keepLines/>
-      <w:spacing w:after="0" w:before="200"/>
+      <w:spacing w:after="0" w:before="200" w:line="276" w:lineRule="auto"/>
+      <w:jc w:val="both"/>
       <w:outlineLvl w:val="8"/>
     </w:pPr>
     <w:rPr>
-      <w:rFonts w:asciiTheme="majorHAnsi" w:cstheme="majorBidi" w:eastAsiaTheme="majorEastAsia" w:hAnsiTheme="majorHAnsi"/>
-      <w:color w:themeColor="accent1" w:val="4F81BD"/>
+      <w:rFonts w:ascii="Times New Roman" w:asciiTheme="majorHAnsi" w:cstheme="majorBidi" w:eastAsia="Times New Roman" w:eastAsiaTheme="majorEastAsia" w:hAnsi="Times New Roman" w:hAnsiTheme="majorHAnsi"/>
+      <w:color w:val="000000"/>
       <w:sz w:val="24"/>
       <w:szCs w:val="24"/>
     </w:rPr>
@@ -8555,9 +8641,15 @@
     <w:unhideWhenUsed/>
     <w:qFormat/>
     <w:pPr>
-      <w:spacing w:after="100" w:before="100"/>
+      <w:spacing w:after="100" w:before="100" w:line="276" w:lineRule="auto"/>
       <w:ind w:firstLine="0" w:left="480" w:right="480"/>
+      <w:jc w:val="both"/>
     </w:pPr>
+    <w:rPr>
+      <w:rFonts w:ascii="Times New Roman" w:eastAsia="Times New Roman" w:hAnsi="Times New Roman"/>
+      <w:color w:val="000000"/>
+      <w:sz w:val="24"/>
+    </w:rPr>
   </w:style>
   <w:style w:styleId="FootnoteText" w:type="paragraph">
     <w:name w:val="Footnote Text"/>
@@ -8566,11 +8658,25 @@
     <w:uiPriority w:val="9"/>
     <w:unhideWhenUsed/>
     <w:qFormat/>
+    <w:pPr>
+      <w:spacing w:line="276" w:lineRule="auto"/>
+      <w:jc w:val="both"/>
+    </w:pPr>
+    <w:rPr>
+      <w:rFonts w:ascii="Times New Roman" w:eastAsia="Times New Roman" w:hAnsi="Times New Roman"/>
+      <w:color w:val="000000"/>
+      <w:sz w:val="24"/>
+    </w:rPr>
   </w:style>
   <w:style w:default="1" w:styleId="DefaultParagraphFont" w:type="character">
     <w:name w:val="Default Paragraph Font"/>
     <w:semiHidden/>
     <w:unhideWhenUsed/>
+    <w:rPr>
+      <w:rFonts w:ascii="Times New Roman" w:eastAsia="Times New Roman" w:hAnsi="Times New Roman"/>
+      <w:color w:val="000000"/>
+      <w:sz w:val="24"/>
+    </w:rPr>
   </w:style>
   <w:style w:default="1" w:styleId="Table" w:type="table">
     <w:name w:val="Table"/>
@@ -8578,6 +8684,15 @@
     <w:semiHidden/>
     <w:unhideWhenUsed/>
     <w:qFormat/>
+    <w:pPr>
+      <w:spacing w:line="276" w:lineRule="auto"/>
+      <w:jc w:val="both"/>
+    </w:pPr>
+    <w:rPr>
+      <w:rFonts w:ascii="Times New Roman" w:eastAsia="Times New Roman" w:hAnsi="Times New Roman"/>
+      <w:color w:val="000000"/>
+      <w:sz w:val="24"/>
+    </w:rPr>
     <w:tblPr>
       <w:tblInd w:type="dxa" w:w="0"/>
       <w:tblCellMar>
@@ -8610,25 +8725,42 @@
     <w:pPr>
       <w:keepNext/>
       <w:keepLines/>
-      <w:spacing w:after="0"/>
+      <w:spacing w:after="0" w:line="276" w:lineRule="auto"/>
+      <w:jc w:val="both"/>
     </w:pPr>
     <w:rPr>
+      <w:rFonts w:ascii="Times New Roman" w:eastAsia="Times New Roman" w:hAnsi="Times New Roman"/>
       <w:b/>
+      <w:color w:val="000000"/>
+      <w:sz w:val="24"/>
     </w:rPr>
   </w:style>
   <w:style w:customStyle="1" w:styleId="Definition" w:type="paragraph">
     <w:name w:val="Definition"/>
     <w:basedOn w:val="Normal"/>
+    <w:pPr>
+      <w:spacing w:line="276" w:lineRule="auto"/>
+      <w:jc w:val="both"/>
+    </w:pPr>
+    <w:rPr>
+      <w:rFonts w:ascii="Times New Roman" w:eastAsia="Times New Roman" w:hAnsi="Times New Roman"/>
+      <w:color w:val="000000"/>
+      <w:sz w:val="24"/>
+    </w:rPr>
   </w:style>
   <w:style w:styleId="Caption" w:type="paragraph">
     <w:name w:val="Caption"/>
     <w:basedOn w:val="Normal"/>
     <w:link w:val="BodyTextChar"/>
     <w:pPr>
-      <w:spacing w:after="120" w:before="0"/>
+      <w:spacing w:after="120" w:before="0" w:line="276" w:lineRule="auto"/>
+      <w:jc w:val="both"/>
     </w:pPr>
     <w:rPr>
+      <w:rFonts w:ascii="Times New Roman" w:eastAsia="Times New Roman" w:hAnsi="Times New Roman"/>
       <w:i/>
+      <w:color w:val="000000"/>
+      <w:sz w:val="24"/>
     </w:rPr>
   </w:style>
   <w:style w:customStyle="1" w:styleId="TableCaption" w:type="paragraph">
@@ -8636,44 +8768,90 @@
     <w:basedOn w:val="Caption"/>
     <w:pPr>
       <w:keepNext/>
+      <w:spacing w:line="276" w:lineRule="auto"/>
+      <w:jc w:val="both"/>
     </w:pPr>
+    <w:rPr>
+      <w:rFonts w:ascii="Times New Roman" w:eastAsia="Times New Roman" w:hAnsi="Times New Roman"/>
+      <w:color w:val="000000"/>
+      <w:sz w:val="24"/>
+    </w:rPr>
   </w:style>
   <w:style w:customStyle="1" w:styleId="ImageCaption" w:type="paragraph">
     <w:name w:val="Image Caption"/>
     <w:basedOn w:val="Caption"/>
+    <w:pPr>
+      <w:spacing w:line="276" w:lineRule="auto"/>
+      <w:jc w:val="both"/>
+    </w:pPr>
+    <w:rPr>
+      <w:rFonts w:ascii="Times New Roman" w:eastAsia="Times New Roman" w:hAnsi="Times New Roman"/>
+      <w:color w:val="000000"/>
+      <w:sz w:val="24"/>
+    </w:rPr>
   </w:style>
   <w:style w:customStyle="1" w:styleId="Figure" w:type="paragraph">
     <w:name w:val="Figure"/>
     <w:basedOn w:val="Normal"/>
+    <w:pPr>
+      <w:spacing w:line="276" w:lineRule="auto"/>
+      <w:jc w:val="both"/>
+    </w:pPr>
+    <w:rPr>
+      <w:rFonts w:ascii="Times New Roman" w:eastAsia="Times New Roman" w:hAnsi="Times New Roman"/>
+      <w:color w:val="000000"/>
+      <w:sz w:val="24"/>
+    </w:rPr>
   </w:style>
   <w:style w:customStyle="1" w:styleId="CaptionedFigure" w:type="paragraph">
     <w:name w:val="Captioned Figure"/>
     <w:basedOn w:val="Figure"/>
     <w:pPr>
       <w:keepNext/>
+      <w:spacing w:line="276" w:lineRule="auto"/>
+      <w:jc w:val="both"/>
     </w:pPr>
+    <w:rPr>
+      <w:rFonts w:ascii="Times New Roman" w:eastAsia="Times New Roman" w:hAnsi="Times New Roman"/>
+      <w:color w:val="000000"/>
+      <w:sz w:val="24"/>
+    </w:rPr>
   </w:style>
   <w:style w:customStyle="1" w:styleId="BodyTextChar" w:type="character">
     <w:name w:val="Body Text Char"/>
     <w:basedOn w:val="DefaultParagraphFont"/>
     <w:link w:val="BodyText"/>
+    <w:rPr>
+      <w:rFonts w:ascii="Times New Roman" w:eastAsia="Times New Roman" w:hAnsi="Times New Roman"/>
+      <w:color w:val="000000"/>
+      <w:sz w:val="24"/>
+    </w:rPr>
   </w:style>
   <w:style w:customStyle="1" w:styleId="VerbatimChar" w:type="character">
     <w:name w:val="Verbatim Char"/>
     <w:basedOn w:val="BodyTextChar"/>
     <w:rPr>
-      <w:rFonts w:ascii="Consolas" w:hAnsi="Consolas"/>
-      <w:sz w:val="22"/>
+      <w:rFonts w:ascii="Times New Roman" w:eastAsia="Times New Roman" w:hAnsi="Times New Roman"/>
+      <w:color w:val="000000"/>
+      <w:sz w:val="24"/>
     </w:rPr>
   </w:style>
   <w:style w:customStyle="1" w:styleId="SectionNumber" w:type="character">
     <w:name w:val="Section Number"/>
     <w:basedOn w:val="BodyTextChar"/>
+    <w:rPr>
+      <w:rFonts w:ascii="Times New Roman" w:eastAsia="Times New Roman" w:hAnsi="Times New Roman"/>
+      <w:color w:val="000000"/>
+      <w:sz w:val="24"/>
+    </w:rPr>
   </w:style>
   <w:style w:styleId="FootnoteReference" w:type="character">
     <w:name w:val="Footnote Reference"/>
     <w:basedOn w:val="BodyTextChar"/>
     <w:rPr>
+      <w:rFonts w:ascii="Times New Roman" w:eastAsia="Times New Roman" w:hAnsi="Times New Roman"/>
+      <w:color w:val="000000"/>
+      <w:sz w:val="24"/>
       <w:vertAlign w:val="superscript"/>
     </w:rPr>
   </w:style>
@@ -8681,7 +8859,9 @@
     <w:name w:val="Hyperlink"/>
     <w:basedOn w:val="BodyTextChar"/>
     <w:rPr>
-      <w:color w:themeColor="accent1" w:val="4F81BD"/>
+      <w:rFonts w:ascii="Times New Roman" w:eastAsia="Times New Roman" w:hAnsi="Times New Roman"/>
+      <w:color w:val="000000"/>
+      <w:sz w:val="24"/>
     </w:rPr>
   </w:style>
   <w:style w:styleId="TOCHeading" w:type="paragraph">
@@ -8692,14 +8872,16 @@
     <w:unhideWhenUsed/>
     <w:qFormat/>
     <w:pPr>
-      <w:spacing w:before="240" w:line="259" w:lineRule="auto"/>
+      <w:spacing w:before="240" w:line="276" w:lineRule="auto"/>
+      <w:jc w:val="both"/>
       <w:outlineLvl w:val="9"/>
     </w:pPr>
     <w:rPr>
-      <w:rFonts w:asciiTheme="majorHAnsi" w:cstheme="majorBidi" w:eastAsiaTheme="majorEastAsia" w:hAnsiTheme="majorHAnsi"/>
+      <w:rFonts w:ascii="Times New Roman" w:asciiTheme="majorHAnsi" w:cstheme="majorBidi" w:eastAsia="Times New Roman" w:eastAsiaTheme="majorEastAsia" w:hAnsi="Times New Roman" w:hAnsiTheme="majorHAnsi"/>
       <w:b w:val="0"/>
       <w:bCs w:val="0"/>
-      <w:color w:themeColor="accent1" w:themeShade="BF" w:val="365F91"/>
+      <w:color w:val="000000"/>
+      <w:sz w:val="24"/>
     </w:rPr>
   </w:style>
   <w:style w:type="paragraph" w:customStyle="1" w:styleId="SourceCode">
